--- a/more-on-pydantic.docx
+++ b/more-on-pydantic.docx
@@ -87,21 +87,7 @@
         <w:rPr>
           <w:rStyle w:val="Strong"/>
         </w:rPr>
-        <w:t xml:space="preserve">static </w:t>
-      </w:r>
-      <w:proofErr w:type="gramStart"/>
-      <w:r>
-        <w:rPr>
-          <w:rStyle w:val="Strong"/>
-        </w:rPr>
-        <w:t>type</w:t>
-      </w:r>
-      <w:proofErr w:type="gramEnd"/>
-      <w:r>
-        <w:rPr>
-          <w:rStyle w:val="Strong"/>
-        </w:rPr>
-        <w:t xml:space="preserve"> checker</w:t>
+        <w:t>static type checker</w:t>
       </w:r>
       <w:r>
         <w:t>.</w:t>
@@ -193,13 +179,8 @@
       <w:pPr>
         <w:pStyle w:val="NormalWeb"/>
       </w:pPr>
-      <w:proofErr w:type="gramStart"/>
-      <w:r>
-        <w:t>Converts</w:t>
-      </w:r>
-      <w:proofErr w:type="gramEnd"/>
-      <w:r>
-        <w:t xml:space="preserve"> your </w:t>
+      <w:r>
+        <w:t xml:space="preserve">Converts your </w:t>
       </w:r>
       <w:r>
         <w:rPr>
@@ -266,13 +247,8 @@
           <w:numId w:val="4"/>
         </w:numPr>
       </w:pPr>
-      <w:proofErr w:type="gramStart"/>
-      <w:r>
-        <w:t>a variable</w:t>
-      </w:r>
-      <w:proofErr w:type="gramEnd"/>
-      <w:r>
-        <w:t xml:space="preserve"> assignment</w:t>
+      <w:r>
+        <w:t>a variable assignment</w:t>
       </w:r>
     </w:p>
     <w:p>
@@ -349,7 +325,6 @@
         </w:rPr>
         <w:t xml:space="preserve"> </w:t>
       </w:r>
-      <w:proofErr w:type="gramStart"/>
       <w:r>
         <w:rPr>
           <w:rStyle w:val="hljs-title"/>
@@ -360,14 +335,7 @@
         <w:rPr>
           <w:rStyle w:val="HTMLCode"/>
         </w:rPr>
-        <w:t>(</w:t>
-      </w:r>
-      <w:proofErr w:type="gramEnd"/>
-      <w:r>
-        <w:rPr>
-          <w:rStyle w:val="HTMLCode"/>
-        </w:rPr>
-        <w:t>):</w:t>
+        <w:t>():</w:t>
       </w:r>
     </w:p>
     <w:p>
@@ -435,21 +403,7 @@
         <w:rPr>
           <w:rStyle w:val="HTMLCode"/>
         </w:rPr>
-        <w:t xml:space="preserve">y = </w:t>
-      </w:r>
-      <w:proofErr w:type="gramStart"/>
-      <w:r>
-        <w:rPr>
-          <w:rStyle w:val="HTMLCode"/>
-        </w:rPr>
-        <w:t>f(</w:t>
-      </w:r>
-      <w:proofErr w:type="gramEnd"/>
-      <w:r>
-        <w:rPr>
-          <w:rStyle w:val="HTMLCode"/>
-        </w:rPr>
-        <w:t>)</w:t>
+        <w:t>y = f()</w:t>
       </w:r>
     </w:p>
     <w:p>
@@ -482,19 +436,11 @@
       <w:r>
         <w:t xml:space="preserve"> in </w:t>
       </w:r>
-      <w:proofErr w:type="gramStart"/>
-      <w:r>
-        <w:rPr>
-          <w:rStyle w:val="HTMLCode"/>
-        </w:rPr>
-        <w:t>f(</w:t>
-      </w:r>
-      <w:proofErr w:type="gramEnd"/>
-      <w:r>
-        <w:rPr>
-          <w:rStyle w:val="HTMLCode"/>
-        </w:rPr>
-        <w:t>)</w:t>
+      <w:r>
+        <w:rPr>
+          <w:rStyle w:val="HTMLCode"/>
+        </w:rPr>
+        <w:t>f()</w:t>
       </w:r>
       <w:r>
         <w:t xml:space="preserve"> is local</w:t>
@@ -559,22 +505,9 @@
       <w:pPr>
         <w:pStyle w:val="NormalWeb"/>
       </w:pPr>
-      <w:proofErr w:type="gramStart"/>
       <w:r>
         <w:lastRenderedPageBreak/>
-        <w:t>Looks</w:t>
-      </w:r>
-      <w:proofErr w:type="gramEnd"/>
-      <w:r>
-        <w:t xml:space="preserve"> inside every imported module so </w:t>
-      </w:r>
-      <w:proofErr w:type="gramStart"/>
-      <w:r>
-        <w:t>types</w:t>
-      </w:r>
-      <w:proofErr w:type="gramEnd"/>
-      <w:r>
-        <w:t xml:space="preserve"> match.</w:t>
+        <w:t>Looks inside every imported module so types match.</w:t>
       </w:r>
     </w:p>
     <w:p>
@@ -651,28 +584,14 @@
         <w:rPr>
           <w:rStyle w:val="HTMLCode"/>
         </w:rPr>
-        <w:t>get_</w:t>
-      </w:r>
-      <w:proofErr w:type="gramStart"/>
-      <w:r>
-        <w:rPr>
-          <w:rStyle w:val="HTMLCode"/>
-        </w:rPr>
-        <w:t>user</w:t>
+        <w:t>get_user</w:t>
       </w:r>
       <w:proofErr w:type="spellEnd"/>
       <w:r>
         <w:rPr>
           <w:rStyle w:val="HTMLCode"/>
         </w:rPr>
-        <w:t>(</w:t>
-      </w:r>
-      <w:proofErr w:type="gramEnd"/>
-      <w:r>
-        <w:rPr>
-          <w:rStyle w:val="HTMLCode"/>
-        </w:rPr>
-        <w:t>)</w:t>
+        <w:t>()</w:t>
       </w:r>
     </w:p>
     <w:p>
@@ -694,11 +613,7 @@
         <w:t>utils.py</w:t>
       </w:r>
       <w:r>
-        <w:t xml:space="preserve"> or </w:t>
-      </w:r>
-      <w:proofErr w:type="gramStart"/>
-      <w:r>
-        <w:t xml:space="preserve">its </w:t>
+        <w:t xml:space="preserve"> or its </w:t>
       </w:r>
       <w:r>
         <w:rPr>
@@ -706,7 +621,6 @@
         </w:rPr>
         <w:t>.pyi</w:t>
       </w:r>
-      <w:proofErr w:type="gramEnd"/>
       <w:r>
         <w:t xml:space="preserve"> </w:t>
       </w:r>
@@ -721,28 +635,14 @@
         <w:rPr>
           <w:rStyle w:val="HTMLCode"/>
         </w:rPr>
-        <w:t>get_</w:t>
-      </w:r>
-      <w:proofErr w:type="gramStart"/>
-      <w:r>
-        <w:rPr>
-          <w:rStyle w:val="HTMLCode"/>
-        </w:rPr>
-        <w:t>user</w:t>
+        <w:t>get_user</w:t>
       </w:r>
       <w:proofErr w:type="spellEnd"/>
       <w:r>
         <w:rPr>
           <w:rStyle w:val="HTMLCode"/>
         </w:rPr>
-        <w:t>(</w:t>
-      </w:r>
-      <w:proofErr w:type="gramEnd"/>
-      <w:r>
-        <w:rPr>
-          <w:rStyle w:val="HTMLCode"/>
-        </w:rPr>
-        <w:t>)</w:t>
+        <w:t>()</w:t>
       </w:r>
       <w:r>
         <w:t>.</w:t>
@@ -1034,9 +934,18 @@
           <w:sz w:val="20"/>
           <w:szCs w:val="20"/>
         </w:rPr>
-        <w:t>process_</w:t>
-      </w:r>
-      <w:proofErr w:type="gramStart"/>
+        <w:t>process_data</w:t>
+      </w:r>
+      <w:proofErr w:type="spellEnd"/>
+      <w:r>
+        <w:rPr>
+          <w:rFonts w:ascii="Courier New" w:eastAsia="Times New Roman" w:hAnsi="Courier New" w:cs="Courier New"/>
+          <w:color w:val="E6E8F0"/>
+          <w:sz w:val="20"/>
+          <w:szCs w:val="20"/>
+        </w:rPr>
+        <w:t>(</w:t>
+      </w:r>
       <w:r>
         <w:rPr>
           <w:rFonts w:ascii="Courier New" w:eastAsia="Times New Roman" w:hAnsi="Courier New" w:cs="Courier New"/>
@@ -1046,7 +955,6 @@
         </w:rPr>
         <w:t>data</w:t>
       </w:r>
-      <w:proofErr w:type="spellEnd"/>
       <w:r>
         <w:rPr>
           <w:rFonts w:ascii="Courier New" w:eastAsia="Times New Roman" w:hAnsi="Courier New" w:cs="Courier New"/>
@@ -1054,18 +962,9 @@
           <w:sz w:val="20"/>
           <w:szCs w:val="20"/>
         </w:rPr>
-        <w:t>(</w:t>
-      </w:r>
-      <w:proofErr w:type="gramEnd"/>
-      <w:r>
-        <w:rPr>
-          <w:rFonts w:ascii="Courier New" w:eastAsia="Times New Roman" w:hAnsi="Courier New" w:cs="Courier New"/>
-          <w:color w:val="FA903E"/>
-          <w:sz w:val="20"/>
-          <w:szCs w:val="20"/>
-        </w:rPr>
-        <w:t>data</w:t>
-      </w:r>
+        <w:t xml:space="preserve">: List[int]) -&gt; </w:t>
+      </w:r>
+      <w:proofErr w:type="spellStart"/>
       <w:r>
         <w:rPr>
           <w:rFonts w:ascii="Courier New" w:eastAsia="Times New Roman" w:hAnsi="Courier New" w:cs="Courier New"/>
@@ -1073,10 +972,9 @@
           <w:sz w:val="20"/>
           <w:szCs w:val="20"/>
         </w:rPr>
-        <w:t xml:space="preserve">: List[int]) -&gt; </w:t>
-      </w:r>
-      <w:proofErr w:type="spellStart"/>
-      <w:proofErr w:type="gramStart"/>
+        <w:t>Dict</w:t>
+      </w:r>
+      <w:proofErr w:type="spellEnd"/>
       <w:r>
         <w:rPr>
           <w:rFonts w:ascii="Courier New" w:eastAsia="Times New Roman" w:hAnsi="Courier New" w:cs="Courier New"/>
@@ -1084,27 +982,7 @@
           <w:sz w:val="20"/>
           <w:szCs w:val="20"/>
         </w:rPr>
-        <w:t>Dict</w:t>
-      </w:r>
-      <w:proofErr w:type="spellEnd"/>
-      <w:r>
-        <w:rPr>
-          <w:rFonts w:ascii="Courier New" w:eastAsia="Times New Roman" w:hAnsi="Courier New" w:cs="Courier New"/>
-          <w:color w:val="E6E8F0"/>
-          <w:sz w:val="20"/>
-          <w:szCs w:val="20"/>
-        </w:rPr>
-        <w:t>[</w:t>
-      </w:r>
-      <w:proofErr w:type="gramEnd"/>
-      <w:r>
-        <w:rPr>
-          <w:rFonts w:ascii="Courier New" w:eastAsia="Times New Roman" w:hAnsi="Courier New" w:cs="Courier New"/>
-          <w:color w:val="E6E8F0"/>
-          <w:sz w:val="20"/>
-          <w:szCs w:val="20"/>
-        </w:rPr>
-        <w:t>str, int]:</w:t>
+        <w:t>[str, int]:</w:t>
       </w:r>
     </w:p>
     <w:p>
@@ -1154,31 +1032,7 @@
           <w:sz w:val="20"/>
           <w:szCs w:val="20"/>
         </w:rPr>
-        <w:t xml:space="preserve"># No implementation here, just the </w:t>
-      </w:r>
-      <w:proofErr w:type="gramStart"/>
-      <w:r>
-        <w:rPr>
-          <w:rFonts w:ascii="Courier New" w:eastAsia="Times New Roman" w:hAnsi="Courier New" w:cs="Courier New"/>
-          <w:i/>
-          <w:iCs/>
-          <w:color w:val="9AA0A6"/>
-          <w:sz w:val="20"/>
-          <w:szCs w:val="20"/>
-        </w:rPr>
-        <w:t>type</w:t>
-      </w:r>
-      <w:proofErr w:type="gramEnd"/>
-      <w:r>
-        <w:rPr>
-          <w:rFonts w:ascii="Courier New" w:eastAsia="Times New Roman" w:hAnsi="Courier New" w:cs="Courier New"/>
-          <w:i/>
-          <w:iCs/>
-          <w:color w:val="9AA0A6"/>
-          <w:sz w:val="20"/>
-          <w:szCs w:val="20"/>
-        </w:rPr>
-        <w:t xml:space="preserve"> signature</w:t>
+        <w:t># No implementation here, just the type signature</w:t>
       </w:r>
     </w:p>
     <w:p>
@@ -1269,15 +1123,7 @@
         <w:pStyle w:val="NormalWeb"/>
       </w:pPr>
       <w:r>
-        <w:t xml:space="preserve">Matches your hints vs how you </w:t>
-      </w:r>
-      <w:proofErr w:type="gramStart"/>
-      <w:r>
-        <w:t>actually use</w:t>
-      </w:r>
-      <w:proofErr w:type="gramEnd"/>
-      <w:r>
-        <w:t xml:space="preserve"> data.</w:t>
+        <w:t>Matches your hints vs how you actually use data.</w:t>
       </w:r>
     </w:p>
     <w:p>
@@ -1299,7 +1145,6 @@
         </w:rPr>
         <w:t xml:space="preserve"> </w:t>
       </w:r>
-      <w:proofErr w:type="gramStart"/>
       <w:r>
         <w:rPr>
           <w:rStyle w:val="hljs-title"/>
@@ -1312,7 +1157,6 @@
         </w:rPr>
         <w:t>(</w:t>
       </w:r>
-      <w:proofErr w:type="gramEnd"/>
       <w:r>
         <w:rPr>
           <w:rStyle w:val="hljs-params"/>
@@ -1397,14 +1241,12 @@
           <w:rStyle w:val="HTMLCode"/>
         </w:rPr>
       </w:pPr>
-      <w:proofErr w:type="gramStart"/>
       <w:r>
         <w:rPr>
           <w:rStyle w:val="HTMLCode"/>
         </w:rPr>
         <w:t>add(</w:t>
       </w:r>
-      <w:proofErr w:type="gramEnd"/>
       <w:r>
         <w:rPr>
           <w:rStyle w:val="hljs-number"/>
@@ -1421,14 +1263,7 @@
         <w:rPr>
           <w:rStyle w:val="hljs-string"/>
         </w:rPr>
-        <w:t>"20</w:t>
-      </w:r>
-      <w:proofErr w:type="gramStart"/>
-      <w:r>
-        <w:rPr>
-          <w:rStyle w:val="hljs-string"/>
-        </w:rPr>
-        <w:t>"</w:t>
+        <w:t>"20"</w:t>
       </w:r>
       <w:r>
         <w:rPr>
@@ -1436,7 +1271,6 @@
         </w:rPr>
         <w:t xml:space="preserve">)   </w:t>
       </w:r>
-      <w:proofErr w:type="gramEnd"/>
       <w:r>
         <w:rPr>
           <w:rStyle w:val="hljs-comment"/>
@@ -1528,28 +1362,14 @@
         <w:rPr>
           <w:rStyle w:val="hljs-title"/>
         </w:rPr>
-        <w:t>get_</w:t>
-      </w:r>
-      <w:proofErr w:type="gramStart"/>
-      <w:r>
-        <w:rPr>
-          <w:rStyle w:val="hljs-title"/>
-        </w:rPr>
-        <w:t>age</w:t>
+        <w:t>get_age</w:t>
       </w:r>
       <w:proofErr w:type="spellEnd"/>
       <w:r>
         <w:rPr>
           <w:rStyle w:val="HTMLCode"/>
         </w:rPr>
-        <w:t>(</w:t>
-      </w:r>
-      <w:proofErr w:type="gramEnd"/>
-      <w:r>
-        <w:rPr>
-          <w:rStyle w:val="HTMLCode"/>
-        </w:rPr>
-        <w:t xml:space="preserve">) -&gt; </w:t>
+        <w:t xml:space="preserve">() -&gt; </w:t>
       </w:r>
       <w:r>
         <w:rPr>
@@ -1622,14 +1442,7 @@
         <w:rPr>
           <w:rStyle w:val="HTMLCode"/>
         </w:rPr>
-        <w:t>get_</w:t>
-      </w:r>
-      <w:proofErr w:type="gramStart"/>
-      <w:r>
-        <w:rPr>
-          <w:rStyle w:val="HTMLCode"/>
-        </w:rPr>
-        <w:t>age</w:t>
+        <w:t>get_age</w:t>
       </w:r>
       <w:proofErr w:type="spellEnd"/>
       <w:r>
@@ -1642,14 +1455,7 @@
         <w:rPr>
           <w:rStyle w:val="hljs-comment"/>
         </w:rPr>
-        <w:t>#</w:t>
-      </w:r>
-      <w:proofErr w:type="gramEnd"/>
-      <w:r>
-        <w:rPr>
-          <w:rStyle w:val="hljs-comment"/>
-        </w:rPr>
-        <w:t xml:space="preserve"> inferred: int</w:t>
+        <w:t># inferred: int</w:t>
       </w:r>
     </w:p>
     <w:p>
@@ -1668,7 +1474,6 @@
         </w:rPr>
       </w:pPr>
       <w:proofErr w:type="spellStart"/>
-      <w:proofErr w:type="gramStart"/>
       <w:r>
         <w:rPr>
           <w:rStyle w:val="HTMLCode"/>
@@ -1680,14 +1485,7 @@
         <w:rPr>
           <w:rStyle w:val="HTMLCode"/>
         </w:rPr>
-        <w:t xml:space="preserve">()   </w:t>
-      </w:r>
-      <w:proofErr w:type="gramEnd"/>
-      <w:r>
-        <w:rPr>
-          <w:rStyle w:val="HTMLCode"/>
-        </w:rPr>
-        <w:t xml:space="preserve">   </w:t>
+        <w:t xml:space="preserve">()      </w:t>
       </w:r>
       <w:r>
         <w:rPr>
@@ -1746,11 +1544,7 @@
       </w:r>
       <w:proofErr w:type="spellEnd"/>
       <w:r>
-        <w:t xml:space="preserve"> </w:t>
-      </w:r>
-      <w:proofErr w:type="gramStart"/>
-      <w:r>
-        <w:t xml:space="preserve">uses </w:t>
+        <w:t xml:space="preserve"> uses </w:t>
       </w:r>
       <w:r>
         <w:rPr>
@@ -1760,7 +1554,6 @@
         </w:rPr>
         <w:t>.pyi</w:t>
       </w:r>
-      <w:proofErr w:type="gramEnd"/>
       <w:r>
         <w:rPr>
           <w:rStyle w:val="Strong"/>
@@ -1831,7 +1624,6 @@
         </w:rPr>
         <w:t xml:space="preserve"> </w:t>
       </w:r>
-      <w:proofErr w:type="gramStart"/>
       <w:r>
         <w:rPr>
           <w:rStyle w:val="hljs-title"/>
@@ -1844,7 +1636,6 @@
         </w:rPr>
         <w:t>(</w:t>
       </w:r>
-      <w:proofErr w:type="gramEnd"/>
       <w:r>
         <w:rPr>
           <w:rStyle w:val="hljs-params"/>
@@ -2229,33 +2020,17 @@
           <w:rStyle w:val="HTMLCode"/>
         </w:rPr>
       </w:pPr>
-      <w:proofErr w:type="gramStart"/>
       <w:r>
         <w:rPr>
           <w:rStyle w:val="hljs-attribute"/>
         </w:rPr>
         <w:t>pip</w:t>
       </w:r>
-      <w:proofErr w:type="gramEnd"/>
-      <w:r>
-        <w:rPr>
-          <w:rStyle w:val="HTMLCode"/>
-        </w:rPr>
-        <w:t xml:space="preserve"> </w:t>
-      </w:r>
-      <w:proofErr w:type="gramStart"/>
-      <w:r>
-        <w:rPr>
-          <w:rStyle w:val="HTMLCode"/>
-        </w:rPr>
-        <w:t>install</w:t>
-      </w:r>
-      <w:proofErr w:type="gramEnd"/>
-      <w:r>
-        <w:rPr>
-          <w:rStyle w:val="HTMLCode"/>
-        </w:rPr>
-        <w:t xml:space="preserve"> </w:t>
+      <w:r>
+        <w:rPr>
+          <w:rStyle w:val="HTMLCode"/>
+        </w:rPr>
+        <w:t xml:space="preserve"> install </w:t>
       </w:r>
       <w:proofErr w:type="spellStart"/>
       <w:r>
@@ -2303,14 +2078,7 @@
         <w:rPr>
           <w:rStyle w:val="hljs-title"/>
         </w:rPr>
-        <w:t>insert_patient_</w:t>
-      </w:r>
-      <w:proofErr w:type="gramStart"/>
-      <w:r>
-        <w:rPr>
-          <w:rStyle w:val="hljs-title"/>
-        </w:rPr>
-        <w:t>data</w:t>
+        <w:t>insert_patient_data</w:t>
       </w:r>
       <w:proofErr w:type="spellEnd"/>
       <w:r>
@@ -2319,7 +2087,6 @@
         </w:rPr>
         <w:t>(</w:t>
       </w:r>
-      <w:proofErr w:type="gramEnd"/>
       <w:r>
         <w:rPr>
           <w:rStyle w:val="hljs-params"/>
@@ -2376,7 +2143,6 @@
         </w:rPr>
         <w:t xml:space="preserve">    </w:t>
       </w:r>
-      <w:proofErr w:type="gramStart"/>
       <w:r>
         <w:rPr>
           <w:rStyle w:val="hljs-builtin"/>
@@ -2387,91 +2153,69 @@
         <w:rPr>
           <w:rStyle w:val="HTMLCode"/>
         </w:rPr>
+        <w:t>(name, age)</w:t>
+      </w:r>
+    </w:p>
+    <w:p>
+      <w:pPr>
+        <w:pStyle w:val="HTMLPreformatted"/>
+        <w:rPr>
+          <w:rStyle w:val="HTMLCode"/>
+        </w:rPr>
+      </w:pPr>
+    </w:p>
+    <w:p>
+      <w:pPr>
+        <w:pStyle w:val="HTMLPreformatted"/>
+        <w:rPr>
+          <w:rStyle w:val="HTMLCode"/>
+        </w:rPr>
+      </w:pPr>
+      <w:proofErr w:type="spellStart"/>
+      <w:r>
+        <w:rPr>
+          <w:rStyle w:val="HTMLCode"/>
+        </w:rPr>
+        <w:t>insert_patient_data</w:t>
+      </w:r>
+      <w:proofErr w:type="spellEnd"/>
+      <w:r>
+        <w:rPr>
+          <w:rStyle w:val="HTMLCode"/>
+        </w:rPr>
         <w:t>(</w:t>
       </w:r>
-      <w:proofErr w:type="gramEnd"/>
-      <w:r>
-        <w:rPr>
-          <w:rStyle w:val="HTMLCode"/>
-        </w:rPr>
-        <w:t>name, age)</w:t>
-      </w:r>
-    </w:p>
-    <w:p>
-      <w:pPr>
-        <w:pStyle w:val="HTMLPreformatted"/>
-        <w:rPr>
-          <w:rStyle w:val="HTMLCode"/>
-        </w:rPr>
-      </w:pPr>
-    </w:p>
-    <w:p>
-      <w:pPr>
-        <w:pStyle w:val="HTMLPreformatted"/>
-        <w:rPr>
-          <w:rStyle w:val="HTMLCode"/>
-        </w:rPr>
-      </w:pPr>
+      <w:r>
+        <w:rPr>
+          <w:rStyle w:val="hljs-string"/>
+        </w:rPr>
+        <w:t>"</w:t>
+      </w:r>
       <w:proofErr w:type="spellStart"/>
       <w:r>
         <w:rPr>
-          <w:rStyle w:val="HTMLCode"/>
-        </w:rPr>
-        <w:t>insert_patient_</w:t>
-      </w:r>
-      <w:proofErr w:type="gramStart"/>
-      <w:r>
-        <w:rPr>
-          <w:rStyle w:val="HTMLCode"/>
-        </w:rPr>
-        <w:t>data</w:t>
+          <w:rStyle w:val="hljs-string"/>
+        </w:rPr>
+        <w:t>susamay</w:t>
       </w:r>
       <w:proofErr w:type="spellEnd"/>
       <w:r>
         <w:rPr>
-          <w:rStyle w:val="HTMLCode"/>
-        </w:rPr>
-        <w:t>(</w:t>
-      </w:r>
-      <w:proofErr w:type="gramEnd"/>
-      <w:r>
-        <w:rPr>
           <w:rStyle w:val="hljs-string"/>
         </w:rPr>
         <w:t>"</w:t>
       </w:r>
-      <w:proofErr w:type="spellStart"/>
+      <w:r>
+        <w:rPr>
+          <w:rStyle w:val="HTMLCode"/>
+        </w:rPr>
+        <w:t xml:space="preserve">, </w:t>
+      </w:r>
       <w:r>
         <w:rPr>
           <w:rStyle w:val="hljs-string"/>
         </w:rPr>
-        <w:t>susamay</w:t>
-      </w:r>
-      <w:proofErr w:type="spellEnd"/>
-      <w:r>
-        <w:rPr>
-          <w:rStyle w:val="hljs-string"/>
-        </w:rPr>
-        <w:t>"</w:t>
-      </w:r>
-      <w:r>
-        <w:rPr>
-          <w:rStyle w:val="HTMLCode"/>
-        </w:rPr>
-        <w:t xml:space="preserve">, </w:t>
-      </w:r>
-      <w:r>
-        <w:rPr>
-          <w:rStyle w:val="hljs-string"/>
-        </w:rPr>
-        <w:t>"twenty</w:t>
-      </w:r>
-      <w:proofErr w:type="gramStart"/>
-      <w:r>
-        <w:rPr>
-          <w:rStyle w:val="hljs-string"/>
-        </w:rPr>
-        <w:t>"</w:t>
+        <w:t>"twenty"</w:t>
       </w:r>
       <w:r>
         <w:rPr>
@@ -2483,14 +2227,7 @@
         <w:rPr>
           <w:rStyle w:val="hljs-comment"/>
         </w:rPr>
-        <w:t>#</w:t>
-      </w:r>
-      <w:proofErr w:type="gramEnd"/>
-      <w:r>
-        <w:rPr>
-          <w:rStyle w:val="hljs-comment"/>
-        </w:rPr>
-        <w:t xml:space="preserve"> </w:t>
+        <w:t xml:space="preserve"># </w:t>
       </w:r>
       <w:r>
         <w:rPr>
@@ -2711,14 +2448,7 @@
         <w:rPr>
           <w:rStyle w:val="hljs-attr"/>
         </w:rPr>
-        <w:t>--</w:t>
-      </w:r>
-      <w:proofErr w:type="gramStart"/>
-      <w:r>
-        <w:rPr>
-          <w:rStyle w:val="hljs-attr"/>
-        </w:rPr>
-        <w:t>strict</w:t>
+        <w:t>--strict</w:t>
       </w:r>
       <w:r>
         <w:rPr>
@@ -2726,7 +2456,6 @@
         </w:rPr>
         <w:t xml:space="preserve"> .</w:t>
       </w:r>
-      <w:proofErr w:type="gramEnd"/>
       <w:r>
         <w:rPr>
           <w:rStyle w:val="HTMLCode"/>
@@ -2874,7 +2603,6 @@
         <w:t xml:space="preserve">Option A: </w:t>
       </w:r>
       <w:proofErr w:type="spellStart"/>
-      <w:proofErr w:type="gramStart"/>
       <w:r>
         <w:rPr>
           <w:rStyle w:val="HTMLCode"/>
@@ -2882,7 +2610,6 @@
         <w:t>pyproject.toml</w:t>
       </w:r>
       <w:proofErr w:type="spellEnd"/>
-      <w:proofErr w:type="gramEnd"/>
       <w:r>
         <w:rPr>
           <w:rStyle w:val="Strong"/>
@@ -2906,7 +2633,6 @@
         <w:t>[</w:t>
       </w:r>
       <w:proofErr w:type="spellStart"/>
-      <w:proofErr w:type="gramStart"/>
       <w:r>
         <w:rPr>
           <w:rStyle w:val="hljs-section"/>
@@ -2914,7 +2640,6 @@
         <w:t>tool.mypy</w:t>
       </w:r>
       <w:proofErr w:type="spellEnd"/>
-      <w:proofErr w:type="gramEnd"/>
       <w:r>
         <w:rPr>
           <w:rStyle w:val="hljs-section"/>
@@ -3078,7 +2803,6 @@
         </w:rPr>
       </w:pPr>
       <w:proofErr w:type="spellStart"/>
-      <w:proofErr w:type="gramStart"/>
       <w:r>
         <w:rPr>
           <w:rStyle w:val="hljs-attribute"/>
@@ -3092,7 +2816,6 @@
         </w:rPr>
         <w:t xml:space="preserve"> .</w:t>
       </w:r>
-      <w:proofErr w:type="gramEnd"/>
     </w:p>
     <w:p>
       <w:r>
@@ -3374,14 +3097,7 @@
         <w:rPr>
           <w:rStyle w:val="HTMLCode"/>
         </w:rPr>
-        <w:t>insert_patient_</w:t>
-      </w:r>
-      <w:proofErr w:type="gramStart"/>
-      <w:r>
-        <w:rPr>
-          <w:rStyle w:val="HTMLCode"/>
-        </w:rPr>
-        <w:t>data</w:t>
+        <w:t>insert_patient_data</w:t>
       </w:r>
       <w:proofErr w:type="spellEnd"/>
       <w:r>
@@ -3390,7 +3106,6 @@
         </w:rPr>
         <w:t>(</w:t>
       </w:r>
-      <w:proofErr w:type="gramEnd"/>
       <w:r>
         <w:rPr>
           <w:rStyle w:val="hljs-string"/>
@@ -3421,14 +3136,7 @@
         <w:rPr>
           <w:rStyle w:val="hljs-string"/>
         </w:rPr>
-        <w:t>"twenty</w:t>
-      </w:r>
-      <w:proofErr w:type="gramStart"/>
-      <w:r>
-        <w:rPr>
-          <w:rStyle w:val="hljs-string"/>
-        </w:rPr>
-        <w:t>"</w:t>
+        <w:t>"twenty"</w:t>
       </w:r>
       <w:r>
         <w:rPr>
@@ -3441,15 +3149,7 @@
           <w:rStyle w:val="hljs-comment"/>
           <w:highlight w:val="yellow"/>
         </w:rPr>
-        <w:t>#</w:t>
-      </w:r>
-      <w:proofErr w:type="gramEnd"/>
-      <w:r>
-        <w:rPr>
-          <w:rStyle w:val="hljs-comment"/>
-          <w:highlight w:val="yellow"/>
-        </w:rPr>
-        <w:t xml:space="preserve"> type: ignore[</w:t>
+        <w:t># type: ignore[</w:t>
       </w:r>
       <w:proofErr w:type="spellStart"/>
       <w:r>
@@ -3598,14 +3298,7 @@
         <w:rPr>
           <w:rStyle w:val="hljs-title"/>
         </w:rPr>
-        <w:t>insert_patient_</w:t>
-      </w:r>
-      <w:proofErr w:type="gramStart"/>
-      <w:r>
-        <w:rPr>
-          <w:rStyle w:val="hljs-title"/>
-        </w:rPr>
-        <w:t>data</w:t>
+        <w:t>insert_patient_data</w:t>
       </w:r>
       <w:proofErr w:type="spellEnd"/>
       <w:r>
@@ -3614,7 +3307,6 @@
         </w:rPr>
         <w:t>(</w:t>
       </w:r>
-      <w:proofErr w:type="gramEnd"/>
       <w:r>
         <w:rPr>
           <w:rStyle w:val="hljs-params"/>
@@ -3745,14 +3437,12 @@
         </w:rPr>
         <w:t xml:space="preserve">        </w:t>
       </w:r>
-      <w:proofErr w:type="gramStart"/>
       <w:r>
         <w:rPr>
           <w:rStyle w:val="hljs-keyword"/>
         </w:rPr>
         <w:t>return</w:t>
       </w:r>
-      <w:proofErr w:type="gramEnd"/>
       <w:r>
         <w:rPr>
           <w:rStyle w:val="HTMLCode"/>
@@ -3793,7 +3483,6 @@
         </w:rPr>
         <w:t xml:space="preserve">    </w:t>
       </w:r>
-      <w:proofErr w:type="gramStart"/>
       <w:r>
         <w:rPr>
           <w:rStyle w:val="hljs-builtin"/>
@@ -3804,14 +3493,179 @@
         <w:rPr>
           <w:rStyle w:val="HTMLCode"/>
         </w:rPr>
+        <w:t>(name, age)</w:t>
+      </w:r>
+    </w:p>
+    <w:p>
+      <w:pPr>
+        <w:pStyle w:val="HTMLPreformatted"/>
+        <w:rPr>
+          <w:rStyle w:val="HTMLCode"/>
+        </w:rPr>
+      </w:pPr>
+      <w:r>
+        <w:rPr>
+          <w:rStyle w:val="HTMLCode"/>
+        </w:rPr>
+        <w:t xml:space="preserve">    </w:t>
+      </w:r>
+      <w:r>
+        <w:rPr>
+          <w:rStyle w:val="hljs-keyword"/>
+        </w:rPr>
+        <w:t>if</w:t>
+      </w:r>
+      <w:r>
+        <w:rPr>
+          <w:rStyle w:val="HTMLCode"/>
+        </w:rPr>
+        <w:t xml:space="preserve"> email:</w:t>
+      </w:r>
+    </w:p>
+    <w:p>
+      <w:pPr>
+        <w:pStyle w:val="HTMLPreformatted"/>
+        <w:rPr>
+          <w:rStyle w:val="HTMLCode"/>
+        </w:rPr>
+      </w:pPr>
+      <w:r>
+        <w:rPr>
+          <w:rStyle w:val="HTMLCode"/>
+        </w:rPr>
+        <w:t xml:space="preserve">        </w:t>
+      </w:r>
+      <w:r>
+        <w:rPr>
+          <w:rStyle w:val="hljs-builtin"/>
+        </w:rPr>
+        <w:t>print</w:t>
+      </w:r>
+      <w:r>
+        <w:rPr>
+          <w:rStyle w:val="HTMLCode"/>
+        </w:rPr>
+        <w:t>(email)</w:t>
+      </w:r>
+    </w:p>
+    <w:p>
+      <w:pPr>
+        <w:pStyle w:val="HTMLPreformatted"/>
+        <w:rPr>
+          <w:rStyle w:val="HTMLCode"/>
+        </w:rPr>
+      </w:pPr>
+      <w:r>
+        <w:rPr>
+          <w:rStyle w:val="HTMLCode"/>
+        </w:rPr>
+        <w:t xml:space="preserve">    </w:t>
+      </w:r>
+      <w:r>
+        <w:rPr>
+          <w:rStyle w:val="hljs-keyword"/>
+        </w:rPr>
+        <w:t>return</w:t>
+      </w:r>
+      <w:r>
+        <w:rPr>
+          <w:rStyle w:val="HTMLCode"/>
+        </w:rPr>
+        <w:t xml:space="preserve"> </w:t>
+      </w:r>
+      <w:r>
+        <w:rPr>
+          <w:rStyle w:val="hljs-literal"/>
+        </w:rPr>
+        <w:t>True</w:t>
+      </w:r>
+    </w:p>
+    <w:p>
+      <w:pPr>
+        <w:pStyle w:val="HTMLPreformatted"/>
+        <w:rPr>
+          <w:rStyle w:val="HTMLCode"/>
+        </w:rPr>
+      </w:pPr>
+    </w:p>
+    <w:p>
+      <w:pPr>
+        <w:pStyle w:val="HTMLPreformatted"/>
+        <w:rPr>
+          <w:rStyle w:val="HTMLCode"/>
+        </w:rPr>
+      </w:pPr>
+      <w:r>
+        <w:rPr>
+          <w:rStyle w:val="hljs-comment"/>
+        </w:rPr>
+        <w:t># Errors:</w:t>
+      </w:r>
+    </w:p>
+    <w:p>
+      <w:pPr>
+        <w:pStyle w:val="HTMLPreformatted"/>
+        <w:rPr>
+          <w:rStyle w:val="HTMLCode"/>
+        </w:rPr>
+      </w:pPr>
+      <w:proofErr w:type="spellStart"/>
+      <w:r>
+        <w:rPr>
+          <w:rStyle w:val="HTMLCode"/>
+        </w:rPr>
+        <w:t>insert_patient_data</w:t>
+      </w:r>
+      <w:proofErr w:type="spellEnd"/>
+      <w:r>
+        <w:rPr>
+          <w:rStyle w:val="HTMLCode"/>
+        </w:rPr>
         <w:t>(</w:t>
       </w:r>
-      <w:proofErr w:type="gramEnd"/>
-      <w:r>
-        <w:rPr>
-          <w:rStyle w:val="HTMLCode"/>
-        </w:rPr>
-        <w:t>name, age)</w:t>
+      <w:r>
+        <w:rPr>
+          <w:rStyle w:val="hljs-string"/>
+        </w:rPr>
+        <w:t>"</w:t>
+      </w:r>
+      <w:proofErr w:type="spellStart"/>
+      <w:r>
+        <w:rPr>
+          <w:rStyle w:val="hljs-string"/>
+        </w:rPr>
+        <w:t>Susamay</w:t>
+      </w:r>
+      <w:proofErr w:type="spellEnd"/>
+      <w:r>
+        <w:rPr>
+          <w:rStyle w:val="hljs-string"/>
+        </w:rPr>
+        <w:t>"</w:t>
+      </w:r>
+      <w:r>
+        <w:rPr>
+          <w:rStyle w:val="HTMLCode"/>
+        </w:rPr>
+        <w:t xml:space="preserve">, </w:t>
+      </w:r>
+      <w:r>
+        <w:rPr>
+          <w:rStyle w:val="hljs-string"/>
+        </w:rPr>
+        <w:t>"twenty"</w:t>
+      </w:r>
+      <w:r>
+        <w:rPr>
+          <w:rStyle w:val="HTMLCode"/>
+        </w:rPr>
+        <w:t xml:space="preserve">)  </w:t>
+      </w:r>
+      <w:r>
+        <w:rPr>
+          <w:rStyle w:val="hljs-comment"/>
+        </w:rPr>
+        <w:t># age: wrong type</w:t>
       </w:r>
     </w:p>
     <w:p>
@@ -3821,287 +3675,75 @@
           <w:rStyle w:val="HTMLCode"/>
         </w:rPr>
       </w:pPr>
-      <w:r>
-        <w:rPr>
-          <w:rStyle w:val="HTMLCode"/>
-        </w:rPr>
-        <w:t xml:space="preserve">    </w:t>
-      </w:r>
-      <w:r>
-        <w:rPr>
-          <w:rStyle w:val="hljs-keyword"/>
-        </w:rPr>
-        <w:t>if</w:t>
-      </w:r>
-      <w:r>
-        <w:rPr>
-          <w:rStyle w:val="HTMLCode"/>
-        </w:rPr>
-        <w:t xml:space="preserve"> email:</w:t>
-      </w:r>
-    </w:p>
-    <w:p>
-      <w:pPr>
-        <w:pStyle w:val="HTMLPreformatted"/>
-        <w:rPr>
-          <w:rStyle w:val="HTMLCode"/>
-        </w:rPr>
-      </w:pPr>
-      <w:r>
-        <w:rPr>
-          <w:rStyle w:val="HTMLCode"/>
-        </w:rPr>
-        <w:t xml:space="preserve">        </w:t>
-      </w:r>
-      <w:r>
-        <w:rPr>
-          <w:rStyle w:val="hljs-builtin"/>
-        </w:rPr>
-        <w:t>print</w:t>
-      </w:r>
-      <w:r>
-        <w:rPr>
-          <w:rStyle w:val="HTMLCode"/>
-        </w:rPr>
-        <w:t>(email)</w:t>
-      </w:r>
-    </w:p>
-    <w:p>
-      <w:pPr>
-        <w:pStyle w:val="HTMLPreformatted"/>
-        <w:rPr>
-          <w:rStyle w:val="HTMLCode"/>
-        </w:rPr>
-      </w:pPr>
-      <w:r>
-        <w:rPr>
-          <w:rStyle w:val="HTMLCode"/>
-        </w:rPr>
-        <w:t xml:space="preserve">    </w:t>
-      </w:r>
-      <w:proofErr w:type="gramStart"/>
-      <w:r>
-        <w:rPr>
-          <w:rStyle w:val="hljs-keyword"/>
-        </w:rPr>
-        <w:t>return</w:t>
-      </w:r>
-      <w:proofErr w:type="gramEnd"/>
-      <w:r>
-        <w:rPr>
-          <w:rStyle w:val="HTMLCode"/>
-        </w:rPr>
-        <w:t xml:space="preserve"> </w:t>
-      </w:r>
-      <w:r>
-        <w:rPr>
-          <w:rStyle w:val="hljs-literal"/>
-        </w:rPr>
-        <w:t>True</w:t>
-      </w:r>
-    </w:p>
-    <w:p>
-      <w:pPr>
-        <w:pStyle w:val="HTMLPreformatted"/>
-        <w:rPr>
-          <w:rStyle w:val="HTMLCode"/>
-        </w:rPr>
-      </w:pPr>
-    </w:p>
-    <w:p>
-      <w:pPr>
-        <w:pStyle w:val="HTMLPreformatted"/>
-        <w:rPr>
-          <w:rStyle w:val="HTMLCode"/>
-        </w:rPr>
-      </w:pPr>
+      <w:proofErr w:type="spellStart"/>
+      <w:r>
+        <w:rPr>
+          <w:rStyle w:val="HTMLCode"/>
+        </w:rPr>
+        <w:t>insert_patient_data</w:t>
+      </w:r>
+      <w:proofErr w:type="spellEnd"/>
+      <w:r>
+        <w:rPr>
+          <w:rStyle w:val="HTMLCode"/>
+        </w:rPr>
+        <w:t>(</w:t>
+      </w:r>
+      <w:r>
+        <w:rPr>
+          <w:rStyle w:val="hljs-string"/>
+        </w:rPr>
+        <w:t>"</w:t>
+      </w:r>
+      <w:proofErr w:type="spellStart"/>
+      <w:r>
+        <w:rPr>
+          <w:rStyle w:val="hljs-string"/>
+        </w:rPr>
+        <w:t>Susamay</w:t>
+      </w:r>
+      <w:proofErr w:type="spellEnd"/>
+      <w:r>
+        <w:rPr>
+          <w:rStyle w:val="hljs-string"/>
+        </w:rPr>
+        <w:t>"</w:t>
+      </w:r>
+      <w:r>
+        <w:rPr>
+          <w:rStyle w:val="HTMLCode"/>
+        </w:rPr>
+        <w:t xml:space="preserve">, </w:t>
+      </w:r>
+      <w:r>
+        <w:rPr>
+          <w:rStyle w:val="hljs-number"/>
+        </w:rPr>
+        <w:t>20</w:t>
+      </w:r>
+      <w:r>
+        <w:rPr>
+          <w:rStyle w:val="HTMLCode"/>
+        </w:rPr>
+        <w:t xml:space="preserve">, </w:t>
+      </w:r>
+      <w:r>
+        <w:rPr>
+          <w:rStyle w:val="hljs-number"/>
+        </w:rPr>
+        <w:t>12345</w:t>
+      </w:r>
+      <w:r>
+        <w:rPr>
+          <w:rStyle w:val="HTMLCode"/>
+        </w:rPr>
+        <w:t xml:space="preserve">) </w:t>
+      </w:r>
       <w:r>
         <w:rPr>
           <w:rStyle w:val="hljs-comment"/>
         </w:rPr>
-        <w:t># Errors:</w:t>
-      </w:r>
-    </w:p>
-    <w:p>
-      <w:pPr>
-        <w:pStyle w:val="HTMLPreformatted"/>
-        <w:rPr>
-          <w:rStyle w:val="HTMLCode"/>
-        </w:rPr>
-      </w:pPr>
-      <w:proofErr w:type="spellStart"/>
-      <w:r>
-        <w:rPr>
-          <w:rStyle w:val="HTMLCode"/>
-        </w:rPr>
-        <w:t>insert_patient_</w:t>
-      </w:r>
-      <w:proofErr w:type="gramStart"/>
-      <w:r>
-        <w:rPr>
-          <w:rStyle w:val="HTMLCode"/>
-        </w:rPr>
-        <w:t>data</w:t>
-      </w:r>
-      <w:proofErr w:type="spellEnd"/>
-      <w:r>
-        <w:rPr>
-          <w:rStyle w:val="HTMLCode"/>
-        </w:rPr>
-        <w:t>(</w:t>
-      </w:r>
-      <w:proofErr w:type="gramEnd"/>
-      <w:r>
-        <w:rPr>
-          <w:rStyle w:val="hljs-string"/>
-        </w:rPr>
-        <w:t>"</w:t>
-      </w:r>
-      <w:proofErr w:type="spellStart"/>
-      <w:r>
-        <w:rPr>
-          <w:rStyle w:val="hljs-string"/>
-        </w:rPr>
-        <w:t>Susamay</w:t>
-      </w:r>
-      <w:proofErr w:type="spellEnd"/>
-      <w:r>
-        <w:rPr>
-          <w:rStyle w:val="hljs-string"/>
-        </w:rPr>
-        <w:t>"</w:t>
-      </w:r>
-      <w:r>
-        <w:rPr>
-          <w:rStyle w:val="HTMLCode"/>
-        </w:rPr>
-        <w:t xml:space="preserve">, </w:t>
-      </w:r>
-      <w:r>
-        <w:rPr>
-          <w:rStyle w:val="hljs-string"/>
-        </w:rPr>
-        <w:t>"twenty</w:t>
-      </w:r>
-      <w:proofErr w:type="gramStart"/>
-      <w:r>
-        <w:rPr>
-          <w:rStyle w:val="hljs-string"/>
-        </w:rPr>
-        <w:t>"</w:t>
-      </w:r>
-      <w:r>
-        <w:rPr>
-          <w:rStyle w:val="HTMLCode"/>
-        </w:rPr>
-        <w:t xml:space="preserve">)  </w:t>
-      </w:r>
-      <w:r>
-        <w:rPr>
-          <w:rStyle w:val="hljs-comment"/>
-        </w:rPr>
-        <w:t>#</w:t>
-      </w:r>
-      <w:proofErr w:type="gramEnd"/>
-      <w:r>
-        <w:rPr>
-          <w:rStyle w:val="hljs-comment"/>
-        </w:rPr>
-        <w:t xml:space="preserve"> age: wrong type</w:t>
-      </w:r>
-    </w:p>
-    <w:p>
-      <w:pPr>
-        <w:pStyle w:val="HTMLPreformatted"/>
-        <w:rPr>
-          <w:rStyle w:val="HTMLCode"/>
-        </w:rPr>
-      </w:pPr>
-      <w:proofErr w:type="spellStart"/>
-      <w:r>
-        <w:rPr>
-          <w:rStyle w:val="HTMLCode"/>
-        </w:rPr>
-        <w:t>insert_patient_</w:t>
-      </w:r>
-      <w:proofErr w:type="gramStart"/>
-      <w:r>
-        <w:rPr>
-          <w:rStyle w:val="HTMLCode"/>
-        </w:rPr>
-        <w:t>data</w:t>
-      </w:r>
-      <w:proofErr w:type="spellEnd"/>
-      <w:r>
-        <w:rPr>
-          <w:rStyle w:val="HTMLCode"/>
-        </w:rPr>
-        <w:t>(</w:t>
-      </w:r>
-      <w:proofErr w:type="gramEnd"/>
-      <w:r>
-        <w:rPr>
-          <w:rStyle w:val="hljs-string"/>
-        </w:rPr>
-        <w:t>"</w:t>
-      </w:r>
-      <w:proofErr w:type="spellStart"/>
-      <w:r>
-        <w:rPr>
-          <w:rStyle w:val="hljs-string"/>
-        </w:rPr>
-        <w:t>Susamay</w:t>
-      </w:r>
-      <w:proofErr w:type="spellEnd"/>
-      <w:r>
-        <w:rPr>
-          <w:rStyle w:val="hljs-string"/>
-        </w:rPr>
-        <w:t>"</w:t>
-      </w:r>
-      <w:r>
-        <w:rPr>
-          <w:rStyle w:val="HTMLCode"/>
-        </w:rPr>
-        <w:t xml:space="preserve">, </w:t>
-      </w:r>
-      <w:r>
-        <w:rPr>
-          <w:rStyle w:val="hljs-number"/>
-        </w:rPr>
-        <w:t>20</w:t>
-      </w:r>
-      <w:r>
-        <w:rPr>
-          <w:rStyle w:val="HTMLCode"/>
-        </w:rPr>
-        <w:t xml:space="preserve">, </w:t>
-      </w:r>
-      <w:proofErr w:type="gramStart"/>
-      <w:r>
-        <w:rPr>
-          <w:rStyle w:val="hljs-number"/>
-        </w:rPr>
-        <w:t>12345</w:t>
-      </w:r>
-      <w:r>
-        <w:rPr>
-          <w:rStyle w:val="HTMLCode"/>
-        </w:rPr>
-        <w:t xml:space="preserve">) </w:t>
-      </w:r>
-      <w:r>
-        <w:rPr>
-          <w:rStyle w:val="hljs-comment"/>
-        </w:rPr>
-        <w:t>#</w:t>
-      </w:r>
-      <w:proofErr w:type="gramEnd"/>
-      <w:r>
-        <w:rPr>
-          <w:rStyle w:val="hljs-comment"/>
-        </w:rPr>
-        <w:t xml:space="preserve"> email: wrong type</w:t>
+        <w:t># email: wrong type</w:t>
       </w:r>
     </w:p>
     <w:p>
@@ -4264,7 +3906,6 @@
           <w:szCs w:val="24"/>
         </w:rPr>
       </w:pPr>
-      <w:proofErr w:type="gramStart"/>
       <w:r>
         <w:rPr>
           <w:rFonts w:ascii="Times New Roman" w:eastAsia="Times New Roman" w:hAnsi="Symbol" w:cs="Times New Roman"/>
@@ -4289,9 +3930,34 @@
           <w:sz w:val="24"/>
           <w:szCs w:val="24"/>
         </w:rPr>
-        <w:t>Dictionary</w:t>
-      </w:r>
-      <w:proofErr w:type="gramEnd"/>
+        <w:t>Dictionary = actual data you work with</w:t>
+      </w:r>
+    </w:p>
+    <w:p>
+      <w:pPr>
+        <w:spacing w:before="100" w:beforeAutospacing="1" w:after="100" w:afterAutospacing="1" w:line="240" w:lineRule="auto"/>
+        <w:rPr>
+          <w:rFonts w:ascii="Times New Roman" w:eastAsia="Times New Roman" w:hAnsi="Times New Roman" w:cs="Times New Roman"/>
+          <w:sz w:val="24"/>
+          <w:szCs w:val="24"/>
+        </w:rPr>
+      </w:pPr>
+      <w:r>
+        <w:rPr>
+          <w:rFonts w:ascii="Times New Roman" w:eastAsia="Times New Roman" w:hAnsi="Symbol" w:cs="Times New Roman"/>
+          <w:sz w:val="24"/>
+          <w:szCs w:val="24"/>
+        </w:rPr>
+        <w:t></w:t>
+      </w:r>
+      <w:r>
+        <w:rPr>
+          <w:rFonts w:ascii="Times New Roman" w:eastAsia="Times New Roman" w:hAnsi="Times New Roman" w:cs="Times New Roman"/>
+          <w:sz w:val="24"/>
+          <w:szCs w:val="24"/>
+        </w:rPr>
+        <w:t xml:space="preserve">  </w:t>
+      </w:r>
       <w:r>
         <w:rPr>
           <w:rFonts w:ascii="Times New Roman" w:eastAsia="Times New Roman" w:hAnsi="Times New Roman" w:cs="Times New Roman"/>
@@ -4300,55 +3966,7 @@
           <w:sz w:val="24"/>
           <w:szCs w:val="24"/>
         </w:rPr>
-        <w:t xml:space="preserve"> = actual data you work with</w:t>
-      </w:r>
-    </w:p>
-    <w:p>
-      <w:pPr>
-        <w:spacing w:before="100" w:beforeAutospacing="1" w:after="100" w:afterAutospacing="1" w:line="240" w:lineRule="auto"/>
-        <w:rPr>
-          <w:rFonts w:ascii="Times New Roman" w:eastAsia="Times New Roman" w:hAnsi="Times New Roman" w:cs="Times New Roman"/>
-          <w:sz w:val="24"/>
-          <w:szCs w:val="24"/>
-        </w:rPr>
-      </w:pPr>
-      <w:proofErr w:type="gramStart"/>
-      <w:r>
-        <w:rPr>
-          <w:rFonts w:ascii="Times New Roman" w:eastAsia="Times New Roman" w:hAnsi="Symbol" w:cs="Times New Roman"/>
-          <w:sz w:val="24"/>
-          <w:szCs w:val="24"/>
-        </w:rPr>
-        <w:t></w:t>
-      </w:r>
-      <w:r>
-        <w:rPr>
-          <w:rFonts w:ascii="Times New Roman" w:eastAsia="Times New Roman" w:hAnsi="Times New Roman" w:cs="Times New Roman"/>
-          <w:sz w:val="24"/>
-          <w:szCs w:val="24"/>
-        </w:rPr>
-        <w:t xml:space="preserve">  </w:t>
-      </w:r>
-      <w:r>
-        <w:rPr>
-          <w:rFonts w:ascii="Times New Roman" w:eastAsia="Times New Roman" w:hAnsi="Times New Roman" w:cs="Times New Roman"/>
-          <w:b/>
-          <w:bCs/>
-          <w:sz w:val="24"/>
-          <w:szCs w:val="24"/>
-        </w:rPr>
-        <w:t>JSON</w:t>
-      </w:r>
-      <w:proofErr w:type="gramEnd"/>
-      <w:r>
-        <w:rPr>
-          <w:rFonts w:ascii="Times New Roman" w:eastAsia="Times New Roman" w:hAnsi="Times New Roman" w:cs="Times New Roman"/>
-          <w:b/>
-          <w:bCs/>
-          <w:sz w:val="24"/>
-          <w:szCs w:val="24"/>
-        </w:rPr>
-        <w:t xml:space="preserve"> = text version of data for sending/storing</w:t>
+        <w:t>JSON = text version of data for sending/storing</w:t>
       </w:r>
     </w:p>
     <w:tbl>
@@ -4695,7 +4313,6 @@
               </w:rPr>
               <w:t xml:space="preserve">, </w:t>
             </w:r>
-            <w:proofErr w:type="gramStart"/>
             <w:r>
               <w:rPr>
                 <w:rFonts w:ascii="Times New Roman" w:eastAsia="Times New Roman" w:hAnsi="Times New Roman" w:cs="Times New Roman"/>
@@ -4722,7 +4339,6 @@
               <w:t>jsonc</w:t>
             </w:r>
             <w:proofErr w:type="spellEnd"/>
-            <w:proofErr w:type="gramEnd"/>
             <w:r>
               <w:rPr>
                 <w:rFonts w:ascii="Times New Roman" w:eastAsia="Times New Roman" w:hAnsi="Times New Roman" w:cs="Times New Roman"/>
@@ -5166,18 +4782,10 @@
     </w:p>
     <w:p>
       <w:r>
-        <w:t xml:space="preserve">    "name": "Sam</w:t>
-      </w:r>
-      <w:proofErr w:type="gramStart"/>
-      <w:r>
-        <w:t>",</w:t>
-      </w:r>
-      <w:r>
-        <w:t xml:space="preserve">  #</w:t>
-      </w:r>
-      <w:proofErr w:type="gramEnd"/>
-      <w:r>
-        <w:t xml:space="preserve"> single or double comma</w:t>
+        <w:t xml:space="preserve">    "name": "Sam",</w:t>
+      </w:r>
+      <w:r>
+        <w:t xml:space="preserve">  # single or double comma</w:t>
       </w:r>
     </w:p>
     <w:p>
@@ -5203,50 +4811,121 @@
       </w:r>
       <w:proofErr w:type="spellEnd"/>
       <w:r>
+        <w:t xml:space="preserve"> = '{</w:t>
+      </w:r>
+      <w:r>
+        <w:rPr>
+          <w:highlight w:val="yellow"/>
+        </w:rPr>
+        <w:t>"</w:t>
+      </w:r>
+      <w:r>
+        <w:t>name</w:t>
+      </w:r>
+      <w:r>
+        <w:rPr>
+          <w:highlight w:val="yellow"/>
+        </w:rPr>
+        <w:t>"</w:t>
+      </w:r>
+      <w:r>
+        <w:t>: "Sam", "age": 25, "active": true}'</w:t>
+      </w:r>
+    </w:p>
+    <w:p/>
+    <w:p>
+      <w:pPr>
+        <w:pStyle w:val="Heading3"/>
+      </w:pPr>
+      <w:r>
+        <w:t xml:space="preserve">JSON → </w:t>
+      </w:r>
+      <w:proofErr w:type="spellStart"/>
+      <w:r>
+        <w:t>dict</w:t>
+      </w:r>
+      <w:proofErr w:type="spellEnd"/>
+    </w:p>
+    <w:p>
+      <w:pPr>
+        <w:pStyle w:val="HTMLPreformatted"/>
+        <w:rPr>
+          <w:rStyle w:val="HTMLCode"/>
+        </w:rPr>
+      </w:pPr>
+      <w:r>
+        <w:rPr>
+          <w:rStyle w:val="hljs-keyword"/>
+        </w:rPr>
+        <w:t>import</w:t>
+      </w:r>
+      <w:r>
+        <w:rPr>
+          <w:rStyle w:val="HTMLCode"/>
+        </w:rPr>
         <w:t xml:space="preserve"> </w:t>
       </w:r>
-      <w:proofErr w:type="gramStart"/>
-      <w:r>
-        <w:t>= '{</w:t>
-      </w:r>
-      <w:proofErr w:type="gramEnd"/>
-      <w:r>
-        <w:rPr>
-          <w:highlight w:val="yellow"/>
-        </w:rPr>
-        <w:t>"</w:t>
-      </w:r>
-      <w:r>
-        <w:t>name</w:t>
-      </w:r>
-      <w:r>
-        <w:rPr>
-          <w:highlight w:val="yellow"/>
-        </w:rPr>
-        <w:t>"</w:t>
-      </w:r>
-      <w:r>
-        <w:t xml:space="preserve">: "Sam", "age": 25, "active": </w:t>
-      </w:r>
-      <w:proofErr w:type="gramStart"/>
-      <w:r>
-        <w:t>true}'</w:t>
-      </w:r>
-      <w:proofErr w:type="gramEnd"/>
-    </w:p>
-    <w:p/>
+      <w:proofErr w:type="spellStart"/>
+      <w:r>
+        <w:rPr>
+          <w:rStyle w:val="HTMLCode"/>
+        </w:rPr>
+        <w:t>json</w:t>
+      </w:r>
+      <w:proofErr w:type="spellEnd"/>
+    </w:p>
+    <w:p>
+      <w:pPr>
+        <w:pStyle w:val="HTMLPreformatted"/>
+        <w:rPr>
+          <w:rStyle w:val="HTMLCode"/>
+        </w:rPr>
+      </w:pPr>
+      <w:r>
+        <w:rPr>
+          <w:rStyle w:val="HTMLCode"/>
+        </w:rPr>
+        <w:t xml:space="preserve">d = </w:t>
+      </w:r>
+      <w:proofErr w:type="spellStart"/>
+      <w:r>
+        <w:rPr>
+          <w:rStyle w:val="HTMLCode"/>
+        </w:rPr>
+        <w:t>json.loads</w:t>
+      </w:r>
+      <w:proofErr w:type="spellEnd"/>
+      <w:r>
+        <w:rPr>
+          <w:rStyle w:val="HTMLCode"/>
+        </w:rPr>
+        <w:t>(</w:t>
+      </w:r>
+      <w:r>
+        <w:rPr>
+          <w:rStyle w:val="hljs-string"/>
+        </w:rPr>
+        <w:t>'{"a": 1}'</w:t>
+      </w:r>
+      <w:r>
+        <w:rPr>
+          <w:rStyle w:val="HTMLCode"/>
+        </w:rPr>
+        <w:t>)</w:t>
+      </w:r>
+    </w:p>
     <w:p>
       <w:pPr>
         <w:pStyle w:val="Heading3"/>
       </w:pPr>
-      <w:r>
-        <w:t xml:space="preserve">JSON → </w:t>
-      </w:r>
       <w:proofErr w:type="spellStart"/>
       <w:r>
         <w:t>dict</w:t>
       </w:r>
       <w:proofErr w:type="spellEnd"/>
+      <w:r>
+        <w:t xml:space="preserve"> → JSON</w:t>
+      </w:r>
     </w:p>
     <w:p>
       <w:pPr>
@@ -5287,76 +4966,45 @@
         <w:rPr>
           <w:rStyle w:val="HTMLCode"/>
         </w:rPr>
-        <w:t xml:space="preserve">d = </w:t>
+        <w:t xml:space="preserve">s = </w:t>
       </w:r>
       <w:proofErr w:type="spellStart"/>
-      <w:proofErr w:type="gramStart"/>
-      <w:r>
-        <w:rPr>
-          <w:rStyle w:val="HTMLCode"/>
-        </w:rPr>
-        <w:t>json.loads</w:t>
+      <w:r>
+        <w:rPr>
+          <w:rStyle w:val="HTMLCode"/>
+        </w:rPr>
+        <w:t>json.dumps</w:t>
       </w:r>
       <w:proofErr w:type="spellEnd"/>
       <w:r>
         <w:rPr>
           <w:rStyle w:val="HTMLCode"/>
         </w:rPr>
-        <w:t>(</w:t>
+        <w:t>({</w:t>
       </w:r>
       <w:r>
         <w:rPr>
           <w:rStyle w:val="hljs-string"/>
         </w:rPr>
-        <w:t>'{</w:t>
-      </w:r>
-      <w:proofErr w:type="gramEnd"/>
-      <w:r>
-        <w:rPr>
-          <w:rStyle w:val="hljs-string"/>
-        </w:rPr>
-        <w:t xml:space="preserve">"a": </w:t>
-      </w:r>
-      <w:proofErr w:type="gramStart"/>
-      <w:r>
-        <w:rPr>
-          <w:rStyle w:val="hljs-string"/>
-        </w:rPr>
-        <w:t>1}'</w:t>
-      </w:r>
-      <w:proofErr w:type="gramEnd"/>
-      <w:r>
-        <w:rPr>
-          <w:rStyle w:val="HTMLCode"/>
-        </w:rPr>
-        <w:t>)</w:t>
-      </w:r>
-    </w:p>
-    <w:p>
-      <w:pPr>
-        <w:pStyle w:val="Heading3"/>
-      </w:pPr>
-      <w:proofErr w:type="spellStart"/>
-      <w:r>
-        <w:t>dict</w:t>
-      </w:r>
-      <w:proofErr w:type="spellEnd"/>
-      <w:r>
-        <w:t xml:space="preserve"> → JSON</w:t>
-      </w:r>
-    </w:p>
-    <w:p>
-      <w:pPr>
-        <w:pStyle w:val="HTMLPreformatted"/>
-        <w:rPr>
-          <w:rStyle w:val="HTMLCode"/>
-        </w:rPr>
-      </w:pPr>
-      <w:r>
-        <w:rPr>
-          <w:rStyle w:val="hljs-keyword"/>
-        </w:rPr>
-        <w:t>import</w:t>
+        <w:t>"a"</w:t>
+      </w:r>
+      <w:r>
+        <w:rPr>
+          <w:rStyle w:val="HTMLCode"/>
+        </w:rPr>
+        <w:t xml:space="preserve">: </w:t>
+      </w:r>
+      <w:r>
+        <w:rPr>
+          <w:rStyle w:val="hljs-number"/>
+        </w:rPr>
+        <w:t>1</w:t>
+      </w:r>
+      <w:r>
+        <w:rPr>
+          <w:rStyle w:val="HTMLCode"/>
+        </w:rPr>
+        <w:t>})</w:t>
       </w:r>
       <w:r>
         <w:rPr>
@@ -5364,87 +5012,11 @@
         </w:rPr>
         <w:t xml:space="preserve"> </w:t>
       </w:r>
-      <w:proofErr w:type="spellStart"/>
-      <w:r>
-        <w:rPr>
-          <w:rStyle w:val="HTMLCode"/>
-        </w:rPr>
-        <w:t>json</w:t>
-      </w:r>
-      <w:proofErr w:type="spellEnd"/>
-    </w:p>
-    <w:p>
-      <w:pPr>
-        <w:pStyle w:val="HTMLPreformatted"/>
-        <w:rPr>
-          <w:rStyle w:val="HTMLCode"/>
-        </w:rPr>
-      </w:pPr>
-      <w:r>
-        <w:rPr>
-          <w:rStyle w:val="HTMLCode"/>
-        </w:rPr>
-        <w:t xml:space="preserve">s = </w:t>
-      </w:r>
-      <w:proofErr w:type="spellStart"/>
-      <w:proofErr w:type="gramStart"/>
-      <w:r>
-        <w:rPr>
-          <w:rStyle w:val="HTMLCode"/>
-        </w:rPr>
-        <w:t>json.dumps</w:t>
-      </w:r>
-      <w:proofErr w:type="spellEnd"/>
-      <w:proofErr w:type="gramEnd"/>
-      <w:r>
-        <w:rPr>
-          <w:rStyle w:val="HTMLCode"/>
-        </w:rPr>
-        <w:t>({</w:t>
-      </w:r>
-      <w:r>
-        <w:rPr>
-          <w:rStyle w:val="hljs-string"/>
-        </w:rPr>
-        <w:t>"a"</w:t>
-      </w:r>
-      <w:r>
-        <w:rPr>
-          <w:rStyle w:val="HTMLCode"/>
-        </w:rPr>
-        <w:t xml:space="preserve">: </w:t>
-      </w:r>
-      <w:proofErr w:type="gramStart"/>
-      <w:r>
-        <w:rPr>
-          <w:rStyle w:val="hljs-number"/>
-        </w:rPr>
-        <w:t>1</w:t>
-      </w:r>
-      <w:r>
-        <w:rPr>
-          <w:rStyle w:val="HTMLCode"/>
-        </w:rPr>
-        <w:t>})</w:t>
-      </w:r>
-      <w:r>
-        <w:rPr>
-          <w:rStyle w:val="HTMLCode"/>
-        </w:rPr>
-        <w:t xml:space="preserve"> </w:t>
-      </w:r>
-      <w:r>
-        <w:rPr>
-          <w:rStyle w:val="HTMLCode"/>
-        </w:rPr>
-        <w:t>#</w:t>
-      </w:r>
-      <w:proofErr w:type="gramEnd"/>
-      <w:r>
-        <w:rPr>
-          <w:rStyle w:val="HTMLCode"/>
-        </w:rPr>
-        <w:t xml:space="preserve"> dump to </w:t>
+      <w:r>
+        <w:rPr>
+          <w:rStyle w:val="HTMLCode"/>
+        </w:rPr>
+        <w:t xml:space="preserve"># dump to </w:t>
       </w:r>
       <w:proofErr w:type="spellStart"/>
       <w:r>
@@ -5665,23 +5237,13 @@
                 <w:szCs w:val="24"/>
               </w:rPr>
             </w:pPr>
-            <w:proofErr w:type="gramStart"/>
             <w:r>
               <w:rPr>
                 <w:rFonts w:ascii="Courier New" w:eastAsia="Times New Roman" w:hAnsi="Courier New" w:cs="Courier New"/>
                 <w:sz w:val="20"/>
                 <w:szCs w:val="20"/>
               </w:rPr>
-              <w:t>Field(</w:t>
-            </w:r>
-            <w:proofErr w:type="gramEnd"/>
-            <w:r>
-              <w:rPr>
-                <w:rFonts w:ascii="Courier New" w:eastAsia="Times New Roman" w:hAnsi="Courier New" w:cs="Courier New"/>
-                <w:sz w:val="20"/>
-                <w:szCs w:val="20"/>
-              </w:rPr>
-              <w:t xml:space="preserve">..., </w:t>
+              <w:t xml:space="preserve">Field(..., </w:t>
             </w:r>
             <w:proofErr w:type="spellStart"/>
             <w:r>
@@ -5897,23 +5459,13 @@
                 <w:szCs w:val="24"/>
               </w:rPr>
             </w:pPr>
-            <w:proofErr w:type="gramStart"/>
             <w:r>
               <w:rPr>
                 <w:rFonts w:ascii="Courier New" w:eastAsia="Times New Roman" w:hAnsi="Courier New" w:cs="Courier New"/>
                 <w:sz w:val="20"/>
                 <w:szCs w:val="20"/>
               </w:rPr>
-              <w:t>@field</w:t>
-            </w:r>
-            <w:proofErr w:type="gramEnd"/>
-            <w:r>
-              <w:rPr>
-                <w:rFonts w:ascii="Courier New" w:eastAsia="Times New Roman" w:hAnsi="Courier New" w:cs="Courier New"/>
-                <w:sz w:val="20"/>
-                <w:szCs w:val="20"/>
-              </w:rPr>
-              <w:t>_validator("field")</w:t>
+              <w:t>@field_validator("field")</w:t>
             </w:r>
           </w:p>
         </w:tc>
@@ -6045,34 +5597,16 @@
                 <w:sz w:val="20"/>
                 <w:szCs w:val="20"/>
               </w:rPr>
-              <w:t>model_</w:t>
-            </w:r>
-            <w:proofErr w:type="gramStart"/>
+              <w:t>model_dump</w:t>
+            </w:r>
+            <w:proofErr w:type="spellEnd"/>
             <w:r>
               <w:rPr>
                 <w:rFonts w:ascii="Courier New" w:eastAsia="Times New Roman" w:hAnsi="Courier New" w:cs="Courier New"/>
                 <w:sz w:val="20"/>
                 <w:szCs w:val="20"/>
               </w:rPr>
-              <w:t>dump</w:t>
-            </w:r>
-            <w:proofErr w:type="spellEnd"/>
-            <w:r>
-              <w:rPr>
-                <w:rFonts w:ascii="Courier New" w:eastAsia="Times New Roman" w:hAnsi="Courier New" w:cs="Courier New"/>
-                <w:sz w:val="20"/>
-                <w:szCs w:val="20"/>
-              </w:rPr>
-              <w:t>(</w:t>
-            </w:r>
-            <w:proofErr w:type="gramEnd"/>
-            <w:r>
-              <w:rPr>
-                <w:rFonts w:ascii="Courier New" w:eastAsia="Times New Roman" w:hAnsi="Courier New" w:cs="Courier New"/>
-                <w:sz w:val="20"/>
-                <w:szCs w:val="20"/>
-              </w:rPr>
-              <w:t>)</w:t>
+              <w:t>()</w:t>
             </w:r>
           </w:p>
         </w:tc>
@@ -6219,7 +5753,6 @@
                 <w:szCs w:val="24"/>
               </w:rPr>
             </w:pPr>
-            <w:proofErr w:type="gramStart"/>
             <w:r>
               <w:rPr>
                 <w:rFonts w:ascii="Times New Roman" w:eastAsia="Times New Roman" w:hAnsi="Times New Roman" w:cs="Times New Roman"/>
@@ -6230,20 +5763,7 @@
                 <w:szCs w:val="24"/>
                 <w:bdr w:val="none" w:sz="0" w:space="0" w:color="auto" w:frame="1"/>
               </w:rPr>
-              <w:t>@field</w:t>
-            </w:r>
-            <w:proofErr w:type="gramEnd"/>
-            <w:r>
-              <w:rPr>
-                <w:rFonts w:ascii="Times New Roman" w:eastAsia="Times New Roman" w:hAnsi="Times New Roman" w:cs="Times New Roman"/>
-                <w:b/>
-                <w:bCs/>
-                <w:color w:val="1F1F1F"/>
-                <w:sz w:val="24"/>
-                <w:szCs w:val="24"/>
-                <w:bdr w:val="none" w:sz="0" w:space="0" w:color="auto" w:frame="1"/>
-              </w:rPr>
-              <w:t>_validator</w:t>
+              <w:t>@field_validator</w:t>
             </w:r>
           </w:p>
         </w:tc>
@@ -7300,7 +6820,6 @@
                 <w:szCs w:val="24"/>
               </w:rPr>
             </w:pPr>
-            <w:proofErr w:type="gramStart"/>
             <w:r>
               <w:rPr>
                 <w:rFonts w:ascii="Courier New" w:eastAsia="Times New Roman" w:hAnsi="Courier New" w:cs="Courier New"/>
@@ -7309,18 +6828,7 @@
                 <w:szCs w:val="20"/>
                 <w:bdr w:val="none" w:sz="0" w:space="0" w:color="auto" w:frame="1"/>
               </w:rPr>
-              <w:t>Field(</w:t>
-            </w:r>
-            <w:proofErr w:type="gramEnd"/>
-            <w:r>
-              <w:rPr>
-                <w:rFonts w:ascii="Courier New" w:eastAsia="Times New Roman" w:hAnsi="Courier New" w:cs="Courier New"/>
-                <w:color w:val="444746"/>
-                <w:sz w:val="20"/>
-                <w:szCs w:val="20"/>
-                <w:bdr w:val="none" w:sz="0" w:space="0" w:color="auto" w:frame="1"/>
-              </w:rPr>
-              <w:t>default=...)</w:t>
+              <w:t>Field(default=...)</w:t>
             </w:r>
           </w:p>
         </w:tc>
@@ -7332,74 +6840,58 @@
         <w:ind w:left="720"/>
       </w:pPr>
       <w:r>
-        <w:t xml:space="preserve">name: </w:t>
-      </w:r>
-      <w:proofErr w:type="gramStart"/>
-      <w:r>
-        <w:t>Annotated[</w:t>
-      </w:r>
-      <w:proofErr w:type="gramEnd"/>
+        <w:t xml:space="preserve">name: Annotated[ </w:t>
+      </w:r>
+      <w:r>
+        <w:rPr>
+          <w:rStyle w:val="hljs-builtin"/>
+        </w:rPr>
+        <w:t>str</w:t>
+      </w:r>
+      <w:r>
+        <w:t>, Field( default=</w:t>
+      </w:r>
+      <w:r>
+        <w:rPr>
+          <w:rStyle w:val="hljs-string"/>
+        </w:rPr>
+        <w:t>"Anonymous"</w:t>
+      </w:r>
+      <w:r>
+        <w:t xml:space="preserve">, </w:t>
+      </w:r>
+      <w:r>
+        <w:rPr>
+          <w:rStyle w:val="hljs-comment"/>
+        </w:rPr>
+        <w:t># &lt;--- Default value set here</w:t>
+      </w:r>
       <w:r>
         <w:t xml:space="preserve"> </w:t>
       </w:r>
-      <w:r>
-        <w:rPr>
-          <w:rStyle w:val="hljs-builtin"/>
-        </w:rPr>
-        <w:t>str</w:t>
+      <w:proofErr w:type="spellStart"/>
+      <w:r>
+        <w:t>max_length</w:t>
+      </w:r>
+      <w:proofErr w:type="spellEnd"/>
+      <w:r>
+        <w:t>=</w:t>
+      </w:r>
+      <w:r>
+        <w:rPr>
+          <w:rStyle w:val="hljs-number"/>
+        </w:rPr>
+        <w:t>50</w:t>
       </w:r>
       <w:r>
         <w:t xml:space="preserve">, </w:t>
       </w:r>
-      <w:proofErr w:type="gramStart"/>
-      <w:r>
-        <w:t>Field( default</w:t>
-      </w:r>
-      <w:proofErr w:type="gramEnd"/>
-      <w:r>
-        <w:t>=</w:t>
-      </w:r>
-      <w:r>
-        <w:rPr>
-          <w:rStyle w:val="hljs-string"/>
-        </w:rPr>
-        <w:t>"Anonymous"</w:t>
-      </w:r>
-      <w:r>
-        <w:t xml:space="preserve">, </w:t>
-      </w:r>
-      <w:r>
-        <w:rPr>
-          <w:rStyle w:val="hljs-comment"/>
-        </w:rPr>
-        <w:t># &lt;--- Default value set here</w:t>
-      </w:r>
-      <w:r>
-        <w:t xml:space="preserve"> </w:t>
-      </w:r>
       <w:proofErr w:type="spellStart"/>
       <w:r>
-        <w:t>max_length</w:t>
+        <w:t>etc</w:t>
       </w:r>
       <w:proofErr w:type="spellEnd"/>
       <w:r>
-        <w:t>=</w:t>
-      </w:r>
-      <w:r>
-        <w:rPr>
-          <w:rStyle w:val="hljs-number"/>
-        </w:rPr>
-        <w:t>50</w:t>
-      </w:r>
-      <w:r>
-        <w:t xml:space="preserve">, </w:t>
-      </w:r>
-      <w:proofErr w:type="spellStart"/>
-      <w:r>
-        <w:t>etc</w:t>
-      </w:r>
-      <w:proofErr w:type="spellEnd"/>
-      <w:r>
         <w:t>)]</w:t>
       </w:r>
       <w:r>
@@ -7422,15 +6914,7 @@
         <w:ind w:left="720"/>
       </w:pPr>
       <w:r>
-        <w:t xml:space="preserve"> name: </w:t>
-      </w:r>
-      <w:proofErr w:type="gramStart"/>
-      <w:r>
-        <w:t>Annotated[</w:t>
-      </w:r>
-      <w:proofErr w:type="gramEnd"/>
-      <w:r>
-        <w:t>str, Field(</w:t>
+        <w:t xml:space="preserve"> name: Annotated[str, Field(</w:t>
       </w:r>
       <w:proofErr w:type="spellStart"/>
       <w:r>
@@ -9581,7 +9065,6 @@
                 <w:szCs w:val="24"/>
               </w:rPr>
             </w:pPr>
-            <w:proofErr w:type="gramStart"/>
             <w:r>
               <w:rPr>
                 <w:rFonts w:ascii="Courier New" w:eastAsia="Times New Roman" w:hAnsi="Courier New" w:cs="Courier New"/>
@@ -9589,275 +9072,256 @@
                 <w:szCs w:val="20"/>
               </w:rPr>
               <w:lastRenderedPageBreak/>
-              <w:t>Optional[</w:t>
-            </w:r>
-            <w:proofErr w:type="gramEnd"/>
+              <w:t>Optional[List[str]]</w:t>
+            </w:r>
+          </w:p>
+        </w:tc>
+        <w:tc>
+          <w:tcPr>
+            <w:tcW w:w="1129" w:type="dxa"/>
+            <w:hideMark/>
+          </w:tcPr>
+          <w:p>
+            <w:pPr>
+              <w:cnfStyle w:val="000000100000" w:firstRow="0" w:lastRow="0" w:firstColumn="0" w:lastColumn="0" w:oddVBand="0" w:evenVBand="0" w:oddHBand="1" w:evenHBand="0" w:firstRowFirstColumn="0" w:firstRowLastColumn="0" w:lastRowFirstColumn="0" w:lastRowLastColumn="0"/>
+              <w:rPr>
+                <w:rFonts w:ascii="Times New Roman" w:eastAsia="Times New Roman" w:hAnsi="Times New Roman" w:cs="Times New Roman"/>
+                <w:sz w:val="24"/>
+                <w:szCs w:val="24"/>
+              </w:rPr>
+            </w:pPr>
+            <w:r>
+              <w:rPr>
+                <w:rFonts w:ascii="Segoe UI Emoji" w:eastAsia="Times New Roman" w:hAnsi="Segoe UI Emoji" w:cs="Segoe UI Emoji"/>
+                <w:sz w:val="24"/>
+                <w:szCs w:val="24"/>
+              </w:rPr>
+              <w:t>❌</w:t>
+            </w:r>
+          </w:p>
+        </w:tc>
+        <w:tc>
+          <w:tcPr>
+            <w:tcW w:w="1296" w:type="dxa"/>
+            <w:hideMark/>
+          </w:tcPr>
+          <w:p>
+            <w:pPr>
+              <w:cnfStyle w:val="000000100000" w:firstRow="0" w:lastRow="0" w:firstColumn="0" w:lastColumn="0" w:oddVBand="0" w:evenVBand="0" w:oddHBand="1" w:evenHBand="0" w:firstRowFirstColumn="0" w:firstRowLastColumn="0" w:lastRowFirstColumn="0" w:lastRowLastColumn="0"/>
+              <w:rPr>
+                <w:rFonts w:ascii="Times New Roman" w:eastAsia="Times New Roman" w:hAnsi="Times New Roman" w:cs="Times New Roman"/>
+                <w:sz w:val="24"/>
+                <w:szCs w:val="24"/>
+              </w:rPr>
+            </w:pPr>
+            <w:r>
+              <w:rPr>
+                <w:rFonts w:ascii="Segoe UI Emoji" w:eastAsia="Times New Roman" w:hAnsi="Segoe UI Emoji" w:cs="Segoe UI Emoji"/>
+                <w:sz w:val="24"/>
+                <w:szCs w:val="24"/>
+              </w:rPr>
+              <w:t>✅</w:t>
+            </w:r>
+          </w:p>
+        </w:tc>
+        <w:tc>
+          <w:tcPr>
+            <w:tcW w:w="1067" w:type="dxa"/>
+            <w:hideMark/>
+          </w:tcPr>
+          <w:p>
+            <w:pPr>
+              <w:cnfStyle w:val="000000100000" w:firstRow="0" w:lastRow="0" w:firstColumn="0" w:lastColumn="0" w:oddVBand="0" w:evenVBand="0" w:oddHBand="1" w:evenHBand="0" w:firstRowFirstColumn="0" w:firstRowLastColumn="0" w:lastRowFirstColumn="0" w:lastRowLastColumn="0"/>
+              <w:rPr>
+                <w:rFonts w:ascii="Times New Roman" w:eastAsia="Times New Roman" w:hAnsi="Times New Roman" w:cs="Times New Roman"/>
+                <w:sz w:val="24"/>
+                <w:szCs w:val="24"/>
+              </w:rPr>
+            </w:pPr>
+            <w:r>
+              <w:rPr>
+                <w:rFonts w:ascii="Segoe UI Emoji" w:eastAsia="Times New Roman" w:hAnsi="Segoe UI Emoji" w:cs="Segoe UI Emoji"/>
+                <w:sz w:val="24"/>
+                <w:szCs w:val="24"/>
+              </w:rPr>
+              <w:t>✅</w:t>
+            </w:r>
+          </w:p>
+        </w:tc>
+        <w:tc>
+          <w:tcPr>
+            <w:tcW w:w="1417" w:type="dxa"/>
+            <w:hideMark/>
+          </w:tcPr>
+          <w:p>
+            <w:pPr>
+              <w:cnfStyle w:val="000000100000" w:firstRow="0" w:lastRow="0" w:firstColumn="0" w:lastColumn="0" w:oddVBand="0" w:evenVBand="0" w:oddHBand="1" w:evenHBand="0" w:firstRowFirstColumn="0" w:firstRowLastColumn="0" w:lastRowFirstColumn="0" w:lastRowLastColumn="0"/>
+              <w:rPr>
+                <w:rFonts w:ascii="Times New Roman" w:eastAsia="Times New Roman" w:hAnsi="Times New Roman" w:cs="Times New Roman"/>
+                <w:sz w:val="24"/>
+                <w:szCs w:val="24"/>
+              </w:rPr>
+            </w:pPr>
             <w:r>
               <w:rPr>
                 <w:rFonts w:ascii="Courier New" w:eastAsia="Times New Roman" w:hAnsi="Courier New" w:cs="Courier New"/>
                 <w:sz w:val="20"/>
                 <w:szCs w:val="20"/>
               </w:rPr>
-              <w:t>List[str]]</w:t>
-            </w:r>
-          </w:p>
-        </w:tc>
-        <w:tc>
-          <w:tcPr>
-            <w:tcW w:w="1129" w:type="dxa"/>
-            <w:hideMark/>
-          </w:tcPr>
-          <w:p>
-            <w:pPr>
-              <w:cnfStyle w:val="000000100000" w:firstRow="0" w:lastRow="0" w:firstColumn="0" w:lastColumn="0" w:oddVBand="0" w:evenVBand="0" w:oddHBand="1" w:evenHBand="0" w:firstRowFirstColumn="0" w:firstRowLastColumn="0" w:lastRowFirstColumn="0" w:lastRowLastColumn="0"/>
-              <w:rPr>
-                <w:rFonts w:ascii="Times New Roman" w:eastAsia="Times New Roman" w:hAnsi="Times New Roman" w:cs="Times New Roman"/>
-                <w:sz w:val="24"/>
-                <w:szCs w:val="24"/>
-              </w:rPr>
-            </w:pPr>
-            <w:r>
-              <w:rPr>
-                <w:rFonts w:ascii="Segoe UI Emoji" w:eastAsia="Times New Roman" w:hAnsi="Segoe UI Emoji" w:cs="Segoe UI Emoji"/>
-                <w:sz w:val="24"/>
-                <w:szCs w:val="24"/>
-              </w:rPr>
-              <w:t>❌</w:t>
-            </w:r>
-          </w:p>
-        </w:tc>
-        <w:tc>
-          <w:tcPr>
-            <w:tcW w:w="1296" w:type="dxa"/>
-            <w:hideMark/>
-          </w:tcPr>
-          <w:p>
-            <w:pPr>
-              <w:cnfStyle w:val="000000100000" w:firstRow="0" w:lastRow="0" w:firstColumn="0" w:lastColumn="0" w:oddVBand="0" w:evenVBand="0" w:oddHBand="1" w:evenHBand="0" w:firstRowFirstColumn="0" w:firstRowLastColumn="0" w:lastRowFirstColumn="0" w:lastRowLastColumn="0"/>
-              <w:rPr>
-                <w:rFonts w:ascii="Times New Roman" w:eastAsia="Times New Roman" w:hAnsi="Times New Roman" w:cs="Times New Roman"/>
-                <w:sz w:val="24"/>
-                <w:szCs w:val="24"/>
-              </w:rPr>
-            </w:pPr>
-            <w:r>
-              <w:rPr>
-                <w:rFonts w:ascii="Segoe UI Emoji" w:eastAsia="Times New Roman" w:hAnsi="Segoe UI Emoji" w:cs="Segoe UI Emoji"/>
-                <w:sz w:val="24"/>
-                <w:szCs w:val="24"/>
-              </w:rPr>
-              <w:t>✅</w:t>
-            </w:r>
-          </w:p>
-        </w:tc>
-        <w:tc>
-          <w:tcPr>
-            <w:tcW w:w="1067" w:type="dxa"/>
-            <w:hideMark/>
-          </w:tcPr>
-          <w:p>
-            <w:pPr>
-              <w:cnfStyle w:val="000000100000" w:firstRow="0" w:lastRow="0" w:firstColumn="0" w:lastColumn="0" w:oddVBand="0" w:evenVBand="0" w:oddHBand="1" w:evenHBand="0" w:firstRowFirstColumn="0" w:firstRowLastColumn="0" w:lastRowFirstColumn="0" w:lastRowLastColumn="0"/>
-              <w:rPr>
-                <w:rFonts w:ascii="Times New Roman" w:eastAsia="Times New Roman" w:hAnsi="Times New Roman" w:cs="Times New Roman"/>
-                <w:sz w:val="24"/>
-                <w:szCs w:val="24"/>
-              </w:rPr>
-            </w:pPr>
-            <w:r>
-              <w:rPr>
-                <w:rFonts w:ascii="Segoe UI Emoji" w:eastAsia="Times New Roman" w:hAnsi="Segoe UI Emoji" w:cs="Segoe UI Emoji"/>
-                <w:sz w:val="24"/>
-                <w:szCs w:val="24"/>
-              </w:rPr>
-              <w:t>✅</w:t>
-            </w:r>
-          </w:p>
-        </w:tc>
-        <w:tc>
-          <w:tcPr>
-            <w:tcW w:w="1417" w:type="dxa"/>
-            <w:hideMark/>
-          </w:tcPr>
-          <w:p>
-            <w:pPr>
-              <w:cnfStyle w:val="000000100000" w:firstRow="0" w:lastRow="0" w:firstColumn="0" w:lastColumn="0" w:oddVBand="0" w:evenVBand="0" w:oddHBand="1" w:evenHBand="0" w:firstRowFirstColumn="0" w:firstRowLastColumn="0" w:lastRowFirstColumn="0" w:lastRowLastColumn="0"/>
-              <w:rPr>
-                <w:rFonts w:ascii="Times New Roman" w:eastAsia="Times New Roman" w:hAnsi="Times New Roman" w:cs="Times New Roman"/>
-                <w:sz w:val="24"/>
-                <w:szCs w:val="24"/>
-              </w:rPr>
-            </w:pPr>
+              <w:t>["a"]</w:t>
+            </w:r>
+            <w:r>
+              <w:rPr>
+                <w:rFonts w:ascii="Times New Roman" w:eastAsia="Times New Roman" w:hAnsi="Times New Roman" w:cs="Times New Roman"/>
+                <w:sz w:val="24"/>
+                <w:szCs w:val="24"/>
+              </w:rPr>
+              <w:t xml:space="preserve">, </w:t>
+            </w:r>
             <w:r>
               <w:rPr>
                 <w:rFonts w:ascii="Courier New" w:eastAsia="Times New Roman" w:hAnsi="Courier New" w:cs="Courier New"/>
                 <w:sz w:val="20"/>
                 <w:szCs w:val="20"/>
               </w:rPr>
-              <w:t>["a"]</w:t>
-            </w:r>
-            <w:r>
-              <w:rPr>
-                <w:rFonts w:ascii="Times New Roman" w:eastAsia="Times New Roman" w:hAnsi="Times New Roman" w:cs="Times New Roman"/>
-                <w:sz w:val="24"/>
-                <w:szCs w:val="24"/>
-              </w:rPr>
-              <w:t xml:space="preserve">, </w:t>
-            </w:r>
+              <w:t>None</w:t>
+            </w:r>
+          </w:p>
+        </w:tc>
+      </w:tr>
+      <w:tr>
+        <w:tc>
+          <w:tcPr>
+            <w:cnfStyle w:val="001000000000" w:firstRow="0" w:lastRow="0" w:firstColumn="1" w:lastColumn="0" w:oddVBand="0" w:evenVBand="0" w:oddHBand="0" w:evenHBand="0" w:firstRowFirstColumn="0" w:firstRowLastColumn="0" w:lastRowFirstColumn="0" w:lastRowLastColumn="0"/>
+            <w:tcW w:w="0" w:type="auto"/>
+            <w:hideMark/>
+          </w:tcPr>
+          <w:p>
+            <w:pPr>
+              <w:rPr>
+                <w:rFonts w:ascii="Times New Roman" w:eastAsia="Times New Roman" w:hAnsi="Times New Roman" w:cs="Times New Roman"/>
+                <w:sz w:val="24"/>
+                <w:szCs w:val="24"/>
+              </w:rPr>
+            </w:pPr>
             <w:r>
               <w:rPr>
                 <w:rFonts w:ascii="Courier New" w:eastAsia="Times New Roman" w:hAnsi="Courier New" w:cs="Courier New"/>
                 <w:sz w:val="20"/>
                 <w:szCs w:val="20"/>
               </w:rPr>
-              <w:t>None</w:t>
-            </w:r>
-          </w:p>
-        </w:tc>
-      </w:tr>
-      <w:tr>
-        <w:tc>
-          <w:tcPr>
-            <w:cnfStyle w:val="001000000000" w:firstRow="0" w:lastRow="0" w:firstColumn="1" w:lastColumn="0" w:oddVBand="0" w:evenVBand="0" w:oddHBand="0" w:evenHBand="0" w:firstRowFirstColumn="0" w:firstRowLastColumn="0" w:lastRowFirstColumn="0" w:lastRowLastColumn="0"/>
-            <w:tcW w:w="0" w:type="auto"/>
-            <w:hideMark/>
-          </w:tcPr>
-          <w:p>
-            <w:pPr>
-              <w:rPr>
-                <w:rFonts w:ascii="Times New Roman" w:eastAsia="Times New Roman" w:hAnsi="Times New Roman" w:cs="Times New Roman"/>
-                <w:sz w:val="24"/>
-                <w:szCs w:val="24"/>
-              </w:rPr>
-            </w:pPr>
-            <w:proofErr w:type="gramStart"/>
+              <w:t>Optional[List[str]] = None</w:t>
+            </w:r>
+          </w:p>
+        </w:tc>
+        <w:tc>
+          <w:tcPr>
+            <w:tcW w:w="1129" w:type="dxa"/>
+            <w:hideMark/>
+          </w:tcPr>
+          <w:p>
+            <w:pPr>
+              <w:cnfStyle w:val="000000000000" w:firstRow="0" w:lastRow="0" w:firstColumn="0" w:lastColumn="0" w:oddVBand="0" w:evenVBand="0" w:oddHBand="0" w:evenHBand="0" w:firstRowFirstColumn="0" w:firstRowLastColumn="0" w:lastRowFirstColumn="0" w:lastRowLastColumn="0"/>
+              <w:rPr>
+                <w:rFonts w:ascii="Times New Roman" w:eastAsia="Times New Roman" w:hAnsi="Times New Roman" w:cs="Times New Roman"/>
+                <w:sz w:val="24"/>
+                <w:szCs w:val="24"/>
+              </w:rPr>
+            </w:pPr>
+            <w:r>
+              <w:rPr>
+                <w:rFonts w:ascii="Segoe UI Emoji" w:eastAsia="Times New Roman" w:hAnsi="Segoe UI Emoji" w:cs="Segoe UI Emoji"/>
+                <w:sz w:val="24"/>
+                <w:szCs w:val="24"/>
+              </w:rPr>
+              <w:t>✅</w:t>
+            </w:r>
+          </w:p>
+        </w:tc>
+        <w:tc>
+          <w:tcPr>
+            <w:tcW w:w="1296" w:type="dxa"/>
+            <w:hideMark/>
+          </w:tcPr>
+          <w:p>
+            <w:pPr>
+              <w:cnfStyle w:val="000000000000" w:firstRow="0" w:lastRow="0" w:firstColumn="0" w:lastColumn="0" w:oddVBand="0" w:evenVBand="0" w:oddHBand="0" w:evenHBand="0" w:firstRowFirstColumn="0" w:firstRowLastColumn="0" w:lastRowFirstColumn="0" w:lastRowLastColumn="0"/>
+              <w:rPr>
+                <w:rFonts w:ascii="Times New Roman" w:eastAsia="Times New Roman" w:hAnsi="Times New Roman" w:cs="Times New Roman"/>
+                <w:sz w:val="24"/>
+                <w:szCs w:val="24"/>
+              </w:rPr>
+            </w:pPr>
+            <w:r>
+              <w:rPr>
+                <w:rFonts w:ascii="Segoe UI Emoji" w:eastAsia="Times New Roman" w:hAnsi="Segoe UI Emoji" w:cs="Segoe UI Emoji"/>
+                <w:sz w:val="24"/>
+                <w:szCs w:val="24"/>
+              </w:rPr>
+              <w:t>❌</w:t>
+            </w:r>
+          </w:p>
+        </w:tc>
+        <w:tc>
+          <w:tcPr>
+            <w:tcW w:w="1067" w:type="dxa"/>
+            <w:hideMark/>
+          </w:tcPr>
+          <w:p>
+            <w:pPr>
+              <w:cnfStyle w:val="000000000000" w:firstRow="0" w:lastRow="0" w:firstColumn="0" w:lastColumn="0" w:oddVBand="0" w:evenVBand="0" w:oddHBand="0" w:evenHBand="0" w:firstRowFirstColumn="0" w:firstRowLastColumn="0" w:lastRowFirstColumn="0" w:lastRowLastColumn="0"/>
+              <w:rPr>
+                <w:rFonts w:ascii="Times New Roman" w:eastAsia="Times New Roman" w:hAnsi="Times New Roman" w:cs="Times New Roman"/>
+                <w:sz w:val="24"/>
+                <w:szCs w:val="24"/>
+              </w:rPr>
+            </w:pPr>
+            <w:r>
+              <w:rPr>
+                <w:rFonts w:ascii="Segoe UI Emoji" w:eastAsia="Times New Roman" w:hAnsi="Segoe UI Emoji" w:cs="Segoe UI Emoji"/>
+                <w:sz w:val="24"/>
+                <w:szCs w:val="24"/>
+              </w:rPr>
+              <w:t>✅</w:t>
+            </w:r>
+          </w:p>
+        </w:tc>
+        <w:tc>
+          <w:tcPr>
+            <w:tcW w:w="1417" w:type="dxa"/>
+            <w:hideMark/>
+          </w:tcPr>
+          <w:p>
+            <w:pPr>
+              <w:cnfStyle w:val="000000000000" w:firstRow="0" w:lastRow="0" w:firstColumn="0" w:lastColumn="0" w:oddVBand="0" w:evenVBand="0" w:oddHBand="0" w:evenHBand="0" w:firstRowFirstColumn="0" w:firstRowLastColumn="0" w:lastRowFirstColumn="0" w:lastRowLastColumn="0"/>
+              <w:rPr>
+                <w:rFonts w:ascii="Times New Roman" w:eastAsia="Times New Roman" w:hAnsi="Times New Roman" w:cs="Times New Roman"/>
+                <w:sz w:val="24"/>
+                <w:szCs w:val="24"/>
+              </w:rPr>
+            </w:pPr>
             <w:r>
               <w:rPr>
                 <w:rFonts w:ascii="Courier New" w:eastAsia="Times New Roman" w:hAnsi="Courier New" w:cs="Courier New"/>
                 <w:sz w:val="20"/>
                 <w:szCs w:val="20"/>
               </w:rPr>
-              <w:t>Optional[</w:t>
-            </w:r>
-            <w:proofErr w:type="gramEnd"/>
+              <w:t>["a"]</w:t>
+            </w:r>
+            <w:r>
+              <w:rPr>
+                <w:rFonts w:ascii="Times New Roman" w:eastAsia="Times New Roman" w:hAnsi="Times New Roman" w:cs="Times New Roman"/>
+                <w:sz w:val="24"/>
+                <w:szCs w:val="24"/>
+              </w:rPr>
+              <w:t xml:space="preserve">, </w:t>
+            </w:r>
             <w:r>
               <w:rPr>
                 <w:rFonts w:ascii="Courier New" w:eastAsia="Times New Roman" w:hAnsi="Courier New" w:cs="Courier New"/>
                 <w:sz w:val="20"/>
                 <w:szCs w:val="20"/>
               </w:rPr>
-              <w:t>List[str]] = None</w:t>
-            </w:r>
-          </w:p>
-        </w:tc>
-        <w:tc>
-          <w:tcPr>
-            <w:tcW w:w="1129" w:type="dxa"/>
-            <w:hideMark/>
-          </w:tcPr>
-          <w:p>
-            <w:pPr>
-              <w:cnfStyle w:val="000000000000" w:firstRow="0" w:lastRow="0" w:firstColumn="0" w:lastColumn="0" w:oddVBand="0" w:evenVBand="0" w:oddHBand="0" w:evenHBand="0" w:firstRowFirstColumn="0" w:firstRowLastColumn="0" w:lastRowFirstColumn="0" w:lastRowLastColumn="0"/>
-              <w:rPr>
-                <w:rFonts w:ascii="Times New Roman" w:eastAsia="Times New Roman" w:hAnsi="Times New Roman" w:cs="Times New Roman"/>
-                <w:sz w:val="24"/>
-                <w:szCs w:val="24"/>
-              </w:rPr>
-            </w:pPr>
-            <w:r>
-              <w:rPr>
-                <w:rFonts w:ascii="Segoe UI Emoji" w:eastAsia="Times New Roman" w:hAnsi="Segoe UI Emoji" w:cs="Segoe UI Emoji"/>
-                <w:sz w:val="24"/>
-                <w:szCs w:val="24"/>
-              </w:rPr>
-              <w:t>✅</w:t>
-            </w:r>
-          </w:p>
-        </w:tc>
-        <w:tc>
-          <w:tcPr>
-            <w:tcW w:w="1296" w:type="dxa"/>
-            <w:hideMark/>
-          </w:tcPr>
-          <w:p>
-            <w:pPr>
-              <w:cnfStyle w:val="000000000000" w:firstRow="0" w:lastRow="0" w:firstColumn="0" w:lastColumn="0" w:oddVBand="0" w:evenVBand="0" w:oddHBand="0" w:evenHBand="0" w:firstRowFirstColumn="0" w:firstRowLastColumn="0" w:lastRowFirstColumn="0" w:lastRowLastColumn="0"/>
-              <w:rPr>
-                <w:rFonts w:ascii="Times New Roman" w:eastAsia="Times New Roman" w:hAnsi="Times New Roman" w:cs="Times New Roman"/>
-                <w:sz w:val="24"/>
-                <w:szCs w:val="24"/>
-              </w:rPr>
-            </w:pPr>
-            <w:r>
-              <w:rPr>
-                <w:rFonts w:ascii="Segoe UI Emoji" w:eastAsia="Times New Roman" w:hAnsi="Segoe UI Emoji" w:cs="Segoe UI Emoji"/>
-                <w:sz w:val="24"/>
-                <w:szCs w:val="24"/>
-              </w:rPr>
-              <w:t>❌</w:t>
-            </w:r>
-          </w:p>
-        </w:tc>
-        <w:tc>
-          <w:tcPr>
-            <w:tcW w:w="1067" w:type="dxa"/>
-            <w:hideMark/>
-          </w:tcPr>
-          <w:p>
-            <w:pPr>
-              <w:cnfStyle w:val="000000000000" w:firstRow="0" w:lastRow="0" w:firstColumn="0" w:lastColumn="0" w:oddVBand="0" w:evenVBand="0" w:oddHBand="0" w:evenHBand="0" w:firstRowFirstColumn="0" w:firstRowLastColumn="0" w:lastRowFirstColumn="0" w:lastRowLastColumn="0"/>
-              <w:rPr>
-                <w:rFonts w:ascii="Times New Roman" w:eastAsia="Times New Roman" w:hAnsi="Times New Roman" w:cs="Times New Roman"/>
-                <w:sz w:val="24"/>
-                <w:szCs w:val="24"/>
-              </w:rPr>
-            </w:pPr>
-            <w:r>
-              <w:rPr>
-                <w:rFonts w:ascii="Segoe UI Emoji" w:eastAsia="Times New Roman" w:hAnsi="Segoe UI Emoji" w:cs="Segoe UI Emoji"/>
-                <w:sz w:val="24"/>
-                <w:szCs w:val="24"/>
-              </w:rPr>
-              <w:t>✅</w:t>
-            </w:r>
-          </w:p>
-        </w:tc>
-        <w:tc>
-          <w:tcPr>
-            <w:tcW w:w="1417" w:type="dxa"/>
-            <w:hideMark/>
-          </w:tcPr>
-          <w:p>
-            <w:pPr>
-              <w:cnfStyle w:val="000000000000" w:firstRow="0" w:lastRow="0" w:firstColumn="0" w:lastColumn="0" w:oddVBand="0" w:evenVBand="0" w:oddHBand="0" w:evenHBand="0" w:firstRowFirstColumn="0" w:firstRowLastColumn="0" w:lastRowFirstColumn="0" w:lastRowLastColumn="0"/>
-              <w:rPr>
-                <w:rFonts w:ascii="Times New Roman" w:eastAsia="Times New Roman" w:hAnsi="Times New Roman" w:cs="Times New Roman"/>
-                <w:sz w:val="24"/>
-                <w:szCs w:val="24"/>
-              </w:rPr>
-            </w:pPr>
-            <w:r>
-              <w:rPr>
-                <w:rFonts w:ascii="Courier New" w:eastAsia="Times New Roman" w:hAnsi="Courier New" w:cs="Courier New"/>
-                <w:sz w:val="20"/>
-                <w:szCs w:val="20"/>
-              </w:rPr>
-              <w:t>["a"]</w:t>
-            </w:r>
-            <w:r>
-              <w:rPr>
-                <w:rFonts w:ascii="Times New Roman" w:eastAsia="Times New Roman" w:hAnsi="Times New Roman" w:cs="Times New Roman"/>
-                <w:sz w:val="24"/>
-                <w:szCs w:val="24"/>
-              </w:rPr>
-              <w:t xml:space="preserve">, </w:t>
-            </w:r>
-            <w:r>
-              <w:rPr>
-                <w:rFonts w:ascii="Courier New" w:eastAsia="Times New Roman" w:hAnsi="Courier New" w:cs="Courier New"/>
-                <w:sz w:val="20"/>
-                <w:szCs w:val="20"/>
-              </w:rPr>
               <w:t>None</w:t>
             </w:r>
           </w:p>
@@ -9872,57 +9336,17 @@
     </w:p>
     <w:p>
       <w:r>
-        <w:t xml:space="preserve">allergies: </w:t>
-      </w:r>
-      <w:proofErr w:type="gramStart"/>
-      <w:r>
-        <w:t>Optional[</w:t>
-      </w:r>
-      <w:proofErr w:type="gramEnd"/>
-      <w:r>
-        <w:t>List[str]] = None</w:t>
-      </w:r>
-    </w:p>
-    <w:p>
-      <w:r>
-        <w:t xml:space="preserve">allergies: </w:t>
-      </w:r>
-      <w:proofErr w:type="gramStart"/>
-      <w:r>
-        <w:t>Optional[</w:t>
-      </w:r>
-      <w:proofErr w:type="gramEnd"/>
-      <w:r>
-        <w:t>List[str]] = [False, 36.0, None, "Dust"]</w:t>
-      </w:r>
-    </w:p>
-    <w:p>
-      <w:r>
-        <w:t xml:space="preserve">allergies: </w:t>
-      </w:r>
-      <w:proofErr w:type="gramStart"/>
-      <w:r>
-        <w:t>Optional[</w:t>
-      </w:r>
-      <w:proofErr w:type="gramEnd"/>
-      <w:r>
-        <w:t xml:space="preserve">List[str]] = </w:t>
-      </w:r>
-      <w:proofErr w:type="gramStart"/>
-      <w:r>
-        <w:t>Field(</w:t>
-      </w:r>
-      <w:proofErr w:type="gramEnd"/>
-      <w:r>
-        <w:t>default</w:t>
-      </w:r>
-      <w:proofErr w:type="gramStart"/>
-      <w:r>
-        <w:t>=[</w:t>
-      </w:r>
-      <w:proofErr w:type="gramEnd"/>
-      <w:r>
-        <w:t>False, 36.0, None, "Dust"],</w:t>
+        <w:t>allergies: Optional[List[str]] = None</w:t>
+      </w:r>
+    </w:p>
+    <w:p>
+      <w:r>
+        <w:t>allergies: Optional[List[str]] = [False, 36.0, None, "Dust"]</w:t>
+      </w:r>
+    </w:p>
+    <w:p>
+      <w:r>
+        <w:t>allergies: Optional[List[str]] = Field(default=[False, 36.0, None, "Dust"],</w:t>
       </w:r>
       <w:r>
         <w:t xml:space="preserve"> </w:t>
@@ -10329,23 +9753,13 @@
           <w:numId w:val="7"/>
         </w:numPr>
       </w:pPr>
-      <w:proofErr w:type="gramStart"/>
       <w:r>
         <w:rPr>
           <w:rStyle w:val="HTMLCode"/>
           <w:b/>
           <w:bCs/>
         </w:rPr>
-        <w:t>Optional[</w:t>
-      </w:r>
-      <w:proofErr w:type="gramEnd"/>
-      <w:r>
-        <w:rPr>
-          <w:rStyle w:val="HTMLCode"/>
-          <w:b/>
-          <w:bCs/>
-        </w:rPr>
-        <w:t>List[str]]</w:t>
+        <w:t>Optional[List[str]]</w:t>
       </w:r>
     </w:p>
     <w:p>
@@ -10539,13 +9953,8 @@
       <w:pPr>
         <w:pStyle w:val="NormalWeb"/>
       </w:pPr>
-      <w:proofErr w:type="gramStart"/>
-      <w:r>
-        <w:t>So</w:t>
-      </w:r>
-      <w:proofErr w:type="gramEnd"/>
-      <w:r>
-        <w:t xml:space="preserve"> use –</w:t>
+      <w:r>
+        <w:t>So use –</w:t>
       </w:r>
     </w:p>
     <w:p>
@@ -10591,9 +10000,9 @@
           <w:szCs w:val="21"/>
         </w:rPr>
         <w:lastRenderedPageBreak/>
-        <w:t xml:space="preserve">allergies: </w:t>
-      </w:r>
-      <w:proofErr w:type="gramStart"/>
+        <w:t>allergies: Optional[List[str]] = Field(</w:t>
+      </w:r>
+      <w:proofErr w:type="spellStart"/>
       <w:r>
         <w:rPr>
           <w:rFonts w:ascii="Consolas" w:eastAsia="Times New Roman" w:hAnsi="Consolas" w:cs="Times New Roman"/>
@@ -10601,9 +10010,9 @@
           <w:sz w:val="21"/>
           <w:szCs w:val="21"/>
         </w:rPr>
-        <w:t>Optional[</w:t>
-      </w:r>
-      <w:proofErr w:type="gramEnd"/>
+        <w:t>default_factory</w:t>
+      </w:r>
+      <w:proofErr w:type="spellEnd"/>
       <w:r>
         <w:rPr>
           <w:rFonts w:ascii="Consolas" w:eastAsia="Times New Roman" w:hAnsi="Consolas" w:cs="Times New Roman"/>
@@ -10611,9 +10020,8 @@
           <w:sz w:val="21"/>
           <w:szCs w:val="21"/>
         </w:rPr>
-        <w:t>List[str]] = Field(</w:t>
-      </w:r>
-      <w:proofErr w:type="spellStart"/>
+        <w:t xml:space="preserve">=list)  # use this not </w:t>
+      </w:r>
       <w:r>
         <w:rPr>
           <w:rFonts w:ascii="Consolas" w:eastAsia="Times New Roman" w:hAnsi="Consolas" w:cs="Times New Roman"/>
@@ -10621,9 +10029,8 @@
           <w:sz w:val="21"/>
           <w:szCs w:val="21"/>
         </w:rPr>
-        <w:t>default_factory</w:t>
-      </w:r>
-      <w:proofErr w:type="spellEnd"/>
+        <w:t>Field</w:t>
+      </w:r>
       <w:r>
         <w:rPr>
           <w:rFonts w:ascii="Consolas" w:eastAsia="Times New Roman" w:hAnsi="Consolas" w:cs="Times New Roman"/>
@@ -10631,9 +10038,8 @@
           <w:sz w:val="21"/>
           <w:szCs w:val="21"/>
         </w:rPr>
-        <w:t>=</w:t>
-      </w:r>
-      <w:proofErr w:type="gramStart"/>
+        <w:t>(</w:t>
+      </w:r>
       <w:r>
         <w:rPr>
           <w:rFonts w:ascii="Consolas" w:eastAsia="Times New Roman" w:hAnsi="Consolas" w:cs="Times New Roman"/>
@@ -10641,9 +10047,8 @@
           <w:sz w:val="21"/>
           <w:szCs w:val="21"/>
         </w:rPr>
-        <w:t>list)  #</w:t>
-      </w:r>
-      <w:proofErr w:type="gramEnd"/>
+        <w:t>default=[]</w:t>
+      </w:r>
       <w:r>
         <w:rPr>
           <w:rFonts w:ascii="Consolas" w:eastAsia="Times New Roman" w:hAnsi="Consolas" w:cs="Times New Roman"/>
@@ -10651,7 +10056,7 @@
           <w:sz w:val="21"/>
           <w:szCs w:val="21"/>
         </w:rPr>
-        <w:t xml:space="preserve"> use this not </w:t>
+        <w:t>)</w:t>
       </w:r>
       <w:r>
         <w:rPr>
@@ -10660,62 +10065,6 @@
           <w:sz w:val="21"/>
           <w:szCs w:val="21"/>
         </w:rPr>
-        <w:t>Field</w:t>
-      </w:r>
-      <w:r>
-        <w:rPr>
-          <w:rFonts w:ascii="Consolas" w:eastAsia="Times New Roman" w:hAnsi="Consolas" w:cs="Times New Roman"/>
-          <w:color w:val="6A9955"/>
-          <w:sz w:val="21"/>
-          <w:szCs w:val="21"/>
-        </w:rPr>
-        <w:t>(</w:t>
-      </w:r>
-      <w:r>
-        <w:rPr>
-          <w:rFonts w:ascii="Consolas" w:eastAsia="Times New Roman" w:hAnsi="Consolas" w:cs="Times New Roman"/>
-          <w:color w:val="6A9955"/>
-          <w:sz w:val="21"/>
-          <w:szCs w:val="21"/>
-        </w:rPr>
-        <w:t>default</w:t>
-      </w:r>
-      <w:proofErr w:type="gramStart"/>
-      <w:r>
-        <w:rPr>
-          <w:rFonts w:ascii="Consolas" w:eastAsia="Times New Roman" w:hAnsi="Consolas" w:cs="Times New Roman"/>
-          <w:color w:val="6A9955"/>
-          <w:sz w:val="21"/>
-          <w:szCs w:val="21"/>
-        </w:rPr>
-        <w:t>=[</w:t>
-      </w:r>
-      <w:proofErr w:type="gramEnd"/>
-      <w:r>
-        <w:rPr>
-          <w:rFonts w:ascii="Consolas" w:eastAsia="Times New Roman" w:hAnsi="Consolas" w:cs="Times New Roman"/>
-          <w:color w:val="6A9955"/>
-          <w:sz w:val="21"/>
-          <w:szCs w:val="21"/>
-        </w:rPr>
-        <w:t>]</w:t>
-      </w:r>
-      <w:r>
-        <w:rPr>
-          <w:rFonts w:ascii="Consolas" w:eastAsia="Times New Roman" w:hAnsi="Consolas" w:cs="Times New Roman"/>
-          <w:color w:val="6A9955"/>
-          <w:sz w:val="21"/>
-          <w:szCs w:val="21"/>
-        </w:rPr>
-        <w:t>)</w:t>
-      </w:r>
-      <w:r>
-        <w:rPr>
-          <w:rFonts w:ascii="Consolas" w:eastAsia="Times New Roman" w:hAnsi="Consolas" w:cs="Times New Roman"/>
-          <w:color w:val="6A9955"/>
-          <w:sz w:val="21"/>
-          <w:szCs w:val="21"/>
-        </w:rPr>
         <w:t>, to avoid mutable default value passed, so can infect other instances</w:t>
       </w:r>
     </w:p>
@@ -10726,13 +10075,8 @@
       </w:r>
     </w:p>
     <w:p>
-      <w:proofErr w:type="gramStart"/>
-      <w:r>
-        <w:t>you</w:t>
-      </w:r>
-      <w:proofErr w:type="gramEnd"/>
-      <w:r>
-        <w:t xml:space="preserve"> don't even need to import </w:t>
+      <w:r>
+        <w:t xml:space="preserve">you don't even need to import </w:t>
       </w:r>
       <w:r>
         <w:rPr>
@@ -10760,14 +10104,9 @@
     </w:p>
     <w:p>
       <w:r>
-        <w:t xml:space="preserve">allergies: Annotated[list[str], </w:t>
-      </w:r>
-      <w:proofErr w:type="gramStart"/>
-      <w:r>
-        <w:t>Field(</w:t>
+        <w:t>allergies: Annotated[list[str], Field(</w:t>
       </w:r>
       <w:proofErr w:type="spellStart"/>
-      <w:proofErr w:type="gramEnd"/>
       <w:r>
         <w:t>default_factory</w:t>
       </w:r>
@@ -11115,7 +10454,6 @@
               </w:rPr>
             </w:pPr>
             <w:proofErr w:type="spellStart"/>
-            <w:proofErr w:type="gramStart"/>
             <w:r>
               <w:rPr>
                 <w:rFonts w:ascii="Courier New" w:eastAsia="Times New Roman" w:hAnsi="Courier New" w:cs="Courier New"/>
@@ -11135,18 +10473,7 @@
                 <w:szCs w:val="20"/>
                 <w:bdr w:val="none" w:sz="0" w:space="0" w:color="auto" w:frame="1"/>
               </w:rPr>
-              <w:t>[</w:t>
-            </w:r>
-            <w:proofErr w:type="gramEnd"/>
-            <w:r>
-              <w:rPr>
-                <w:rFonts w:ascii="Courier New" w:eastAsia="Times New Roman" w:hAnsi="Courier New" w:cs="Courier New"/>
-                <w:color w:val="444746"/>
-                <w:sz w:val="20"/>
-                <w:szCs w:val="20"/>
-                <w:bdr w:val="none" w:sz="0" w:space="0" w:color="auto" w:frame="1"/>
-              </w:rPr>
-              <w:t>str, int]</w:t>
+              <w:t>[str, int]</w:t>
             </w:r>
           </w:p>
         </w:tc>
@@ -11179,7 +10506,6 @@
               </w:rPr>
             </w:pPr>
             <w:proofErr w:type="spellStart"/>
-            <w:proofErr w:type="gramStart"/>
             <w:r>
               <w:rPr>
                 <w:rFonts w:ascii="Courier New" w:eastAsia="Times New Roman" w:hAnsi="Courier New" w:cs="Courier New"/>
@@ -11203,20 +10529,7 @@
                 <w:szCs w:val="20"/>
                 <w:bdr w:val="none" w:sz="0" w:space="0" w:color="auto" w:frame="1"/>
               </w:rPr>
-              <w:t>[</w:t>
-            </w:r>
-            <w:proofErr w:type="gramEnd"/>
-            <w:r>
-              <w:rPr>
-                <w:rFonts w:ascii="Courier New" w:eastAsia="Times New Roman" w:hAnsi="Courier New" w:cs="Courier New"/>
-                <w:b/>
-                <w:bCs/>
-                <w:color w:val="444746"/>
-                <w:sz w:val="20"/>
-                <w:szCs w:val="20"/>
-                <w:bdr w:val="none" w:sz="0" w:space="0" w:color="auto" w:frame="1"/>
-              </w:rPr>
-              <w:t>str, int]</w:t>
+              <w:t>[str, int]</w:t>
             </w:r>
           </w:p>
         </w:tc>
@@ -11259,7 +10572,6 @@
               <w:t xml:space="preserve">scores: </w:t>
             </w:r>
             <w:proofErr w:type="spellStart"/>
-            <w:proofErr w:type="gramStart"/>
             <w:r>
               <w:rPr>
                 <w:rFonts w:ascii="Courier New" w:eastAsia="Times New Roman" w:hAnsi="Courier New" w:cs="Courier New"/>
@@ -11279,18 +10591,7 @@
                 <w:szCs w:val="20"/>
                 <w:bdr w:val="none" w:sz="0" w:space="0" w:color="auto" w:frame="1"/>
               </w:rPr>
-              <w:t>[</w:t>
-            </w:r>
-            <w:proofErr w:type="gramEnd"/>
-            <w:r>
-              <w:rPr>
-                <w:rFonts w:ascii="Courier New" w:eastAsia="Times New Roman" w:hAnsi="Courier New" w:cs="Courier New"/>
-                <w:color w:val="444746"/>
-                <w:sz w:val="20"/>
-                <w:szCs w:val="20"/>
-                <w:bdr w:val="none" w:sz="0" w:space="0" w:color="auto" w:frame="1"/>
-              </w:rPr>
-              <w:t>str, int]</w:t>
+              <w:t>[str, int]</w:t>
             </w:r>
           </w:p>
         </w:tc>
@@ -11655,16 +10956,8 @@
         <w:rPr>
           <w:rStyle w:val="HTMLCode"/>
         </w:rPr>
-        <w:t xml:space="preserve">Username = </w:t>
-      </w:r>
-      <w:proofErr w:type="gramStart"/>
-      <w:r>
-        <w:rPr>
-          <w:rStyle w:val="HTMLCode"/>
-        </w:rPr>
-        <w:t>Annotated[</w:t>
-      </w:r>
-      <w:proofErr w:type="gramEnd"/>
+        <w:t>Username = Annotated[</w:t>
+      </w:r>
       <w:r>
         <w:rPr>
           <w:rStyle w:val="hljs-builtin"/>
@@ -11675,22 +10968,40 @@
         <w:rPr>
           <w:rStyle w:val="HTMLCode"/>
         </w:rPr>
+        <w:t>, Field(</w:t>
+      </w:r>
+      <w:proofErr w:type="spellStart"/>
+      <w:r>
+        <w:rPr>
+          <w:rStyle w:val="HTMLCode"/>
+        </w:rPr>
+        <w:t>min_length</w:t>
+      </w:r>
+      <w:proofErr w:type="spellEnd"/>
+      <w:r>
+        <w:rPr>
+          <w:rStyle w:val="HTMLCode"/>
+        </w:rPr>
+        <w:t>=</w:t>
+      </w:r>
+      <w:r>
+        <w:rPr>
+          <w:rStyle w:val="hljs-number"/>
+        </w:rPr>
+        <w:t>3</w:t>
+      </w:r>
+      <w:r>
+        <w:rPr>
+          <w:rStyle w:val="HTMLCode"/>
+        </w:rPr>
         <w:t xml:space="preserve">, </w:t>
       </w:r>
-      <w:proofErr w:type="gramStart"/>
-      <w:r>
-        <w:rPr>
-          <w:rStyle w:val="HTMLCode"/>
-        </w:rPr>
-        <w:t>Field(</w:t>
-      </w:r>
       <w:proofErr w:type="spellStart"/>
-      <w:proofErr w:type="gramEnd"/>
-      <w:r>
-        <w:rPr>
-          <w:rStyle w:val="HTMLCode"/>
-        </w:rPr>
-        <w:t>min_length</w:t>
+      <w:r>
+        <w:rPr>
+          <w:rStyle w:val="HTMLCode"/>
+        </w:rPr>
+        <w:t>max_length</w:t>
       </w:r>
       <w:proofErr w:type="spellEnd"/>
       <w:r>
@@ -11703,39 +11014,67 @@
         <w:rPr>
           <w:rStyle w:val="hljs-number"/>
         </w:rPr>
-        <w:t>3</w:t>
-      </w:r>
-      <w:r>
-        <w:rPr>
-          <w:rStyle w:val="HTMLCode"/>
-        </w:rPr>
-        <w:t xml:space="preserve">, </w:t>
+        <w:t>20</w:t>
+      </w:r>
+      <w:r>
+        <w:rPr>
+          <w:rStyle w:val="HTMLCode"/>
+        </w:rPr>
+        <w:t>)]</w:t>
+      </w:r>
+    </w:p>
+    <w:p>
+      <w:pPr>
+        <w:pStyle w:val="HTMLPreformatted"/>
+        <w:rPr>
+          <w:rStyle w:val="HTMLCode"/>
+        </w:rPr>
+      </w:pPr>
+    </w:p>
+    <w:p>
+      <w:pPr>
+        <w:pStyle w:val="HTMLPreformatted"/>
+        <w:rPr>
+          <w:rStyle w:val="HTMLCode"/>
+        </w:rPr>
+      </w:pPr>
+      <w:r>
+        <w:rPr>
+          <w:rStyle w:val="hljs-keyword"/>
+        </w:rPr>
+        <w:t>class</w:t>
+      </w:r>
+      <w:r>
+        <w:rPr>
+          <w:rStyle w:val="hljs-class"/>
+        </w:rPr>
+        <w:t xml:space="preserve"> </w:t>
+      </w:r>
+      <w:r>
+        <w:rPr>
+          <w:rStyle w:val="hljs-title"/>
+        </w:rPr>
+        <w:t>User</w:t>
+      </w:r>
+      <w:r>
+        <w:rPr>
+          <w:rStyle w:val="hljs-class"/>
+        </w:rPr>
+        <w:t>(</w:t>
       </w:r>
       <w:proofErr w:type="spellStart"/>
       <w:r>
         <w:rPr>
-          <w:rStyle w:val="HTMLCode"/>
-        </w:rPr>
-        <w:t>max_length</w:t>
+          <w:rStyle w:val="hljs-params"/>
+        </w:rPr>
+        <w:t>BaseModel</w:t>
       </w:r>
       <w:proofErr w:type="spellEnd"/>
       <w:r>
         <w:rPr>
-          <w:rStyle w:val="HTMLCode"/>
-        </w:rPr>
-        <w:t>=</w:t>
-      </w:r>
-      <w:r>
-        <w:rPr>
-          <w:rStyle w:val="hljs-number"/>
-        </w:rPr>
-        <w:t>20</w:t>
-      </w:r>
-      <w:r>
-        <w:rPr>
-          <w:rStyle w:val="HTMLCode"/>
-        </w:rPr>
-        <w:t>)]</w:t>
+          <w:rStyle w:val="hljs-class"/>
+        </w:rPr>
+        <w:t>):</w:t>
       </w:r>
     </w:p>
     <w:p>
@@ -11745,87 +11084,17 @@
           <w:rStyle w:val="HTMLCode"/>
         </w:rPr>
       </w:pPr>
-    </w:p>
-    <w:p>
-      <w:pPr>
-        <w:pStyle w:val="HTMLPreformatted"/>
-        <w:rPr>
-          <w:rStyle w:val="HTMLCode"/>
-        </w:rPr>
-      </w:pPr>
-      <w:r>
-        <w:rPr>
-          <w:rStyle w:val="hljs-keyword"/>
-        </w:rPr>
-        <w:t>class</w:t>
-      </w:r>
-      <w:r>
-        <w:rPr>
-          <w:rStyle w:val="hljs-class"/>
-        </w:rPr>
-        <w:t xml:space="preserve"> </w:t>
-      </w:r>
-      <w:proofErr w:type="gramStart"/>
-      <w:r>
-        <w:rPr>
-          <w:rStyle w:val="hljs-title"/>
-        </w:rPr>
-        <w:t>User</w:t>
-      </w:r>
-      <w:r>
-        <w:rPr>
-          <w:rStyle w:val="hljs-class"/>
-        </w:rPr>
-        <w:t>(</w:t>
-      </w:r>
-      <w:proofErr w:type="spellStart"/>
-      <w:proofErr w:type="gramEnd"/>
-      <w:r>
-        <w:rPr>
-          <w:rStyle w:val="hljs-params"/>
-        </w:rPr>
-        <w:t>BaseModel</w:t>
-      </w:r>
-      <w:proofErr w:type="spellEnd"/>
-      <w:r>
-        <w:rPr>
-          <w:rStyle w:val="hljs-class"/>
-        </w:rPr>
-        <w:t>):</w:t>
-      </w:r>
-    </w:p>
-    <w:p>
-      <w:pPr>
-        <w:pStyle w:val="HTMLPreformatted"/>
-        <w:rPr>
-          <w:rStyle w:val="HTMLCode"/>
-        </w:rPr>
-      </w:pPr>
-      <w:r>
-        <w:rPr>
-          <w:rStyle w:val="HTMLCode"/>
-        </w:rPr>
-        <w:t xml:space="preserve">    name: </w:t>
-      </w:r>
-      <w:proofErr w:type="gramStart"/>
-      <w:r>
-        <w:rPr>
-          <w:rStyle w:val="HTMLCode"/>
-        </w:rPr>
-        <w:t xml:space="preserve">Username  </w:t>
+      <w:r>
+        <w:rPr>
+          <w:rStyle w:val="HTMLCode"/>
+        </w:rPr>
+        <w:t xml:space="preserve">    name: Username  </w:t>
       </w:r>
       <w:r>
         <w:rPr>
           <w:rStyle w:val="hljs-comment"/>
         </w:rPr>
-        <w:t>#</w:t>
-      </w:r>
-      <w:proofErr w:type="gramEnd"/>
-      <w:r>
-        <w:rPr>
-          <w:rStyle w:val="hljs-comment"/>
-        </w:rPr>
-        <w:t xml:space="preserve"> Works fine</w:t>
+        <w:t># Works fine</w:t>
       </w:r>
     </w:p>
     <w:p>
@@ -11843,24 +11112,14 @@
       <w:r>
         <w:t xml:space="preserve">The </w:t>
       </w:r>
-      <w:proofErr w:type="gramStart"/>
       <w:r>
         <w:rPr>
           <w:rStyle w:val="HTMLCode"/>
         </w:rPr>
         <w:t>type</w:t>
       </w:r>
-      <w:proofErr w:type="gramEnd"/>
-      <w:r>
-        <w:t xml:space="preserve"> keyword explicitly tells Python: "This is a </w:t>
-      </w:r>
-      <w:proofErr w:type="gramStart"/>
-      <w:r>
-        <w:t>type</w:t>
-      </w:r>
-      <w:proofErr w:type="gramEnd"/>
-      <w:r>
-        <w:t xml:space="preserve"> definition, not a variable." It also supports </w:t>
+      <w:r>
+        <w:t xml:space="preserve"> keyword explicitly tells Python: "This is a type definition, not a variable." It also supports </w:t>
       </w:r>
       <w:r>
         <w:rPr>
@@ -12006,16 +11265,8 @@
         <w:rPr>
           <w:rStyle w:val="HTMLCode"/>
         </w:rPr>
-        <w:t xml:space="preserve"> Username = </w:t>
-      </w:r>
-      <w:proofErr w:type="gramStart"/>
-      <w:r>
-        <w:rPr>
-          <w:rStyle w:val="HTMLCode"/>
-        </w:rPr>
-        <w:t>Annotated[</w:t>
-      </w:r>
-      <w:proofErr w:type="gramEnd"/>
+        <w:t xml:space="preserve"> Username = Annotated[</w:t>
+      </w:r>
       <w:r>
         <w:rPr>
           <w:rStyle w:val="hljs-builtin"/>
@@ -12026,17 +11277,9 @@
         <w:rPr>
           <w:rStyle w:val="HTMLCode"/>
         </w:rPr>
-        <w:t xml:space="preserve">, </w:t>
-      </w:r>
-      <w:proofErr w:type="gramStart"/>
-      <w:r>
-        <w:rPr>
-          <w:rStyle w:val="HTMLCode"/>
-        </w:rPr>
-        <w:t>Field(</w:t>
+        <w:t>, Field(</w:t>
       </w:r>
       <w:proofErr w:type="spellStart"/>
-      <w:proofErr w:type="gramEnd"/>
       <w:r>
         <w:rPr>
           <w:rStyle w:val="HTMLCode"/>
@@ -12211,7 +11454,6 @@
         </w:rPr>
         <w:t xml:space="preserve"> </w:t>
       </w:r>
-      <w:proofErr w:type="gramStart"/>
       <w:r>
         <w:rPr>
           <w:rStyle w:val="hljs-title"/>
@@ -12225,7 +11467,6 @@
         <w:t>(</w:t>
       </w:r>
       <w:proofErr w:type="spellStart"/>
-      <w:proofErr w:type="gramEnd"/>
       <w:r>
         <w:rPr>
           <w:rStyle w:val="hljs-params"/>
@@ -12403,7 +11644,6 @@
           <w:szCs w:val="24"/>
         </w:rPr>
       </w:pPr>
-      <w:proofErr w:type="gramStart"/>
       <w:r>
         <w:rPr>
           <w:rFonts w:ascii="Times New Roman" w:eastAsia="Times New Roman" w:hAnsi="Symbol" w:cs="Times New Roman"/>
@@ -12430,7 +11670,6 @@
         </w:rPr>
         <w:t>T</w:t>
       </w:r>
-      <w:proofErr w:type="gramEnd"/>
       <w:r>
         <w:rPr>
           <w:rFonts w:ascii="Times New Roman" w:eastAsia="Times New Roman" w:hAnsi="Times New Roman" w:cs="Times New Roman"/>
@@ -12466,7 +11705,6 @@
           <w:szCs w:val="24"/>
         </w:rPr>
       </w:pPr>
-      <w:proofErr w:type="gramStart"/>
       <w:r>
         <w:rPr>
           <w:rFonts w:ascii="Times New Roman" w:eastAsia="Times New Roman" w:hAnsi="Symbol" w:cs="Times New Roman"/>
@@ -12495,7 +11733,6 @@
         <w:t>MaxList</w:t>
       </w:r>
       <w:proofErr w:type="spellEnd"/>
-      <w:proofErr w:type="gramEnd"/>
       <w:r>
         <w:rPr>
           <w:rFonts w:ascii="Courier New" w:eastAsia="Times New Roman" w:hAnsi="Courier New" w:cs="Courier New"/>
@@ -12524,7 +11761,6 @@
           <w:szCs w:val="24"/>
         </w:rPr>
       </w:pPr>
-      <w:proofErr w:type="gramStart"/>
       <w:r>
         <w:rPr>
           <w:rFonts w:ascii="Times New Roman" w:eastAsia="Times New Roman" w:hAnsi="Symbol" w:cs="Times New Roman"/>
@@ -12553,7 +11789,6 @@
         <w:t>MaxList</w:t>
       </w:r>
       <w:proofErr w:type="spellEnd"/>
-      <w:proofErr w:type="gramEnd"/>
       <w:r>
         <w:rPr>
           <w:rFonts w:ascii="Courier New" w:eastAsia="Times New Roman" w:hAnsi="Courier New" w:cs="Courier New"/>
@@ -13029,7 +12264,6 @@
         </w:rPr>
         <w:t xml:space="preserve"> </w:t>
       </w:r>
-      <w:proofErr w:type="gramStart"/>
       <w:r>
         <w:rPr>
           <w:rStyle w:val="hljs-title"/>
@@ -13043,7 +12277,6 @@
         <w:t>(</w:t>
       </w:r>
       <w:proofErr w:type="spellStart"/>
-      <w:proofErr w:type="gramEnd"/>
       <w:r>
         <w:rPr>
           <w:rStyle w:val="hljs-params"/>
@@ -13085,7 +12318,6 @@
         </w:rPr>
         <w:t>[</w:t>
       </w:r>
-      <w:proofErr w:type="gramStart"/>
       <w:r>
         <w:rPr>
           <w:rStyle w:val="hljs-builtin"/>
@@ -13102,14 +12334,7 @@
         <w:rPr>
           <w:rStyle w:val="hljs-comment"/>
         </w:rPr>
-        <w:t>#</w:t>
-      </w:r>
-      <w:proofErr w:type="gramEnd"/>
-      <w:r>
-        <w:rPr>
-          <w:rStyle w:val="hljs-comment"/>
-        </w:rPr>
-        <w:t xml:space="preserve"> T becomes str</w:t>
+        <w:t># T becomes str</w:t>
       </w:r>
     </w:p>
     <w:p>
@@ -13136,7 +12361,6 @@
         </w:rPr>
         <w:t>[</w:t>
       </w:r>
-      <w:proofErr w:type="gramStart"/>
       <w:r>
         <w:rPr>
           <w:rStyle w:val="hljs-builtin"/>
@@ -13147,14 +12371,7 @@
         <w:rPr>
           <w:rStyle w:val="HTMLCode"/>
         </w:rPr>
-        <w:t xml:space="preserve">]   </w:t>
-      </w:r>
-      <w:proofErr w:type="gramEnd"/>
-      <w:r>
-        <w:rPr>
-          <w:rStyle w:val="HTMLCode"/>
-        </w:rPr>
-        <w:t xml:space="preserve"> </w:t>
+        <w:t xml:space="preserve">]    </w:t>
       </w:r>
       <w:r>
         <w:rPr>
@@ -13222,25 +12439,16 @@
       <w:r>
         <w:t xml:space="preserve"> Use </w:t>
       </w:r>
-      <w:proofErr w:type="gramStart"/>
-      <w:r>
-        <w:rPr>
-          <w:rStyle w:val="HTMLCode"/>
-        </w:rPr>
-        <w:t>list[</w:t>
-      </w:r>
-      <w:proofErr w:type="gramEnd"/>
-      <w:r>
-        <w:rPr>
-          <w:rStyle w:val="HTMLCode"/>
-        </w:rPr>
-        <w:t>]</w:t>
+      <w:r>
+        <w:rPr>
+          <w:rStyle w:val="HTMLCode"/>
+        </w:rPr>
+        <w:t>list[]</w:t>
       </w:r>
       <w:r>
         <w:t xml:space="preserve">, </w:t>
       </w:r>
       <w:proofErr w:type="spellStart"/>
-      <w:proofErr w:type="gramStart"/>
       <w:r>
         <w:rPr>
           <w:rStyle w:val="HTMLCode"/>
@@ -13252,14 +12460,7 @@
         <w:rPr>
           <w:rStyle w:val="HTMLCode"/>
         </w:rPr>
-        <w:t>[</w:t>
-      </w:r>
-      <w:proofErr w:type="gramEnd"/>
-      <w:r>
-        <w:rPr>
-          <w:rStyle w:val="HTMLCode"/>
-        </w:rPr>
-        <w:t>]</w:t>
+        <w:t>[]</w:t>
       </w:r>
       <w:r>
         <w:t xml:space="preserve">, and </w:t>
@@ -13397,6 +12598,1842 @@
         <w:t xml:space="preserve"> to stay safe from shared memory bugs.</w:t>
       </w:r>
     </w:p>
+    <w:p>
+      <w:pPr>
+        <w:pStyle w:val="NormalWeb"/>
+        <w:numPr>
+          <w:ilvl w:val="0"/>
+          <w:numId w:val="8"/>
+        </w:numPr>
+        <w:pBdr>
+          <w:bottom w:val="single" w:sz="6" w:space="1" w:color="auto"/>
+        </w:pBdr>
+      </w:pPr>
+    </w:p>
+    <w:p>
+      <w:pPr>
+        <w:pStyle w:val="NormalWeb"/>
+        <w:ind w:left="360"/>
+      </w:pPr>
+    </w:p>
+    <w:tbl>
+      <w:tblPr>
+        <w:tblW w:w="0" w:type="auto"/>
+        <w:tblCellSpacing w:w="15" w:type="dxa"/>
+        <w:tblCellMar>
+          <w:left w:w="0" w:type="dxa"/>
+          <w:right w:w="0" w:type="dxa"/>
+        </w:tblCellMar>
+        <w:tblLook w:val="04A0" w:firstRow="1" w:lastRow="0" w:firstColumn="1" w:lastColumn="0" w:noHBand="0" w:noVBand="1"/>
+      </w:tblPr>
+      <w:tblGrid>
+        <w:gridCol w:w="2369"/>
+        <w:gridCol w:w="3899"/>
+        <w:gridCol w:w="3076"/>
+      </w:tblGrid>
+      <w:tr>
+        <w:trPr>
+          <w:tblHeader/>
+          <w:tblCellSpacing w:w="15" w:type="dxa"/>
+        </w:trPr>
+        <w:tc>
+          <w:tcPr>
+            <w:tcW w:w="0" w:type="auto"/>
+            <w:tcBorders>
+              <w:top w:val="single" w:sz="6" w:space="0" w:color="auto"/>
+              <w:left w:val="single" w:sz="6" w:space="0" w:color="auto"/>
+              <w:bottom w:val="single" w:sz="6" w:space="0" w:color="auto"/>
+              <w:right w:val="single" w:sz="6" w:space="0" w:color="auto"/>
+            </w:tcBorders>
+            <w:tcMar>
+              <w:top w:w="240" w:type="dxa"/>
+              <w:left w:w="0" w:type="dxa"/>
+              <w:bottom w:w="240" w:type="dxa"/>
+              <w:right w:w="180" w:type="dxa"/>
+            </w:tcMar>
+            <w:vAlign w:val="center"/>
+            <w:hideMark/>
+          </w:tcPr>
+          <w:p>
+            <w:pPr>
+              <w:spacing w:after="0" w:line="240" w:lineRule="auto"/>
+              <w:rPr>
+                <w:rFonts w:ascii="Times New Roman" w:eastAsia="Times New Roman" w:hAnsi="Times New Roman" w:cs="Times New Roman"/>
+                <w:color w:val="1F1F1F"/>
+                <w:sz w:val="24"/>
+                <w:szCs w:val="24"/>
+                <w:lang w:eastAsia="en-IN"/>
+              </w:rPr>
+            </w:pPr>
+            <w:r>
+              <w:rPr>
+                <w:rFonts w:ascii="Times New Roman" w:eastAsia="Times New Roman" w:hAnsi="Times New Roman" w:cs="Times New Roman"/>
+                <w:b/>
+                <w:bCs/>
+                <w:color w:val="1F1F1F"/>
+                <w:sz w:val="24"/>
+                <w:szCs w:val="24"/>
+                <w:bdr w:val="none" w:sz="0" w:space="0" w:color="auto" w:frame="1"/>
+                <w:lang w:eastAsia="en-IN"/>
+              </w:rPr>
+              <w:t>Feature</w:t>
+            </w:r>
+          </w:p>
+        </w:tc>
+        <w:tc>
+          <w:tcPr>
+            <w:tcW w:w="0" w:type="auto"/>
+            <w:tcBorders>
+              <w:top w:val="single" w:sz="6" w:space="0" w:color="auto"/>
+              <w:left w:val="single" w:sz="6" w:space="0" w:color="auto"/>
+              <w:bottom w:val="single" w:sz="6" w:space="0" w:color="auto"/>
+              <w:right w:val="single" w:sz="6" w:space="0" w:color="auto"/>
+            </w:tcBorders>
+            <w:tcMar>
+              <w:top w:w="240" w:type="dxa"/>
+              <w:left w:w="0" w:type="dxa"/>
+              <w:bottom w:w="240" w:type="dxa"/>
+              <w:right w:w="180" w:type="dxa"/>
+            </w:tcMar>
+            <w:vAlign w:val="center"/>
+            <w:hideMark/>
+          </w:tcPr>
+          <w:p>
+            <w:pPr>
+              <w:spacing w:after="0" w:line="240" w:lineRule="auto"/>
+              <w:rPr>
+                <w:rFonts w:ascii="Times New Roman" w:eastAsia="Times New Roman" w:hAnsi="Times New Roman" w:cs="Times New Roman"/>
+                <w:color w:val="1F1F1F"/>
+                <w:sz w:val="24"/>
+                <w:szCs w:val="24"/>
+                <w:lang w:eastAsia="en-IN"/>
+              </w:rPr>
+            </w:pPr>
+            <w:r>
+              <w:rPr>
+                <w:rFonts w:ascii="Times New Roman" w:eastAsia="Times New Roman" w:hAnsi="Times New Roman" w:cs="Times New Roman"/>
+                <w:b/>
+                <w:bCs/>
+                <w:color w:val="1F1F1F"/>
+                <w:sz w:val="24"/>
+                <w:szCs w:val="24"/>
+                <w:bdr w:val="none" w:sz="0" w:space="0" w:color="auto" w:frame="1"/>
+                <w:lang w:eastAsia="en-IN"/>
+              </w:rPr>
+              <w:t>Legacy (V1 Style)</w:t>
+            </w:r>
+          </w:p>
+        </w:tc>
+        <w:tc>
+          <w:tcPr>
+            <w:tcW w:w="0" w:type="auto"/>
+            <w:tcBorders>
+              <w:top w:val="single" w:sz="6" w:space="0" w:color="auto"/>
+              <w:left w:val="single" w:sz="6" w:space="0" w:color="auto"/>
+              <w:bottom w:val="single" w:sz="6" w:space="0" w:color="auto"/>
+              <w:right w:val="single" w:sz="6" w:space="0" w:color="auto"/>
+            </w:tcBorders>
+            <w:tcMar>
+              <w:top w:w="240" w:type="dxa"/>
+              <w:left w:w="0" w:type="dxa"/>
+              <w:bottom w:w="240" w:type="dxa"/>
+              <w:right w:w="0" w:type="dxa"/>
+            </w:tcMar>
+            <w:vAlign w:val="center"/>
+            <w:hideMark/>
+          </w:tcPr>
+          <w:p>
+            <w:pPr>
+              <w:spacing w:after="0" w:line="240" w:lineRule="auto"/>
+              <w:rPr>
+                <w:rFonts w:ascii="Times New Roman" w:eastAsia="Times New Roman" w:hAnsi="Times New Roman" w:cs="Times New Roman"/>
+                <w:color w:val="1F1F1F"/>
+                <w:sz w:val="24"/>
+                <w:szCs w:val="24"/>
+                <w:lang w:eastAsia="en-IN"/>
+              </w:rPr>
+            </w:pPr>
+            <w:r>
+              <w:rPr>
+                <w:rFonts w:ascii="Times New Roman" w:eastAsia="Times New Roman" w:hAnsi="Times New Roman" w:cs="Times New Roman"/>
+                <w:b/>
+                <w:bCs/>
+                <w:color w:val="1F1F1F"/>
+                <w:sz w:val="24"/>
+                <w:szCs w:val="24"/>
+                <w:bdr w:val="none" w:sz="0" w:space="0" w:color="auto" w:frame="1"/>
+                <w:lang w:eastAsia="en-IN"/>
+              </w:rPr>
+              <w:t>Modern (V2 Style)</w:t>
+            </w:r>
+          </w:p>
+        </w:tc>
+      </w:tr>
+      <w:tr>
+        <w:trPr>
+          <w:tblCellSpacing w:w="15" w:type="dxa"/>
+        </w:trPr>
+        <w:tc>
+          <w:tcPr>
+            <w:tcW w:w="0" w:type="auto"/>
+            <w:tcBorders>
+              <w:top w:val="single" w:sz="6" w:space="0" w:color="auto"/>
+              <w:left w:val="single" w:sz="6" w:space="0" w:color="auto"/>
+              <w:bottom w:val="single" w:sz="6" w:space="0" w:color="auto"/>
+              <w:right w:val="single" w:sz="6" w:space="0" w:color="auto"/>
+            </w:tcBorders>
+            <w:tcMar>
+              <w:top w:w="240" w:type="dxa"/>
+              <w:left w:w="0" w:type="dxa"/>
+              <w:bottom w:w="240" w:type="dxa"/>
+              <w:right w:w="180" w:type="dxa"/>
+            </w:tcMar>
+            <w:vAlign w:val="center"/>
+            <w:hideMark/>
+          </w:tcPr>
+          <w:p>
+            <w:pPr>
+              <w:spacing w:after="0" w:line="240" w:lineRule="auto"/>
+              <w:rPr>
+                <w:rFonts w:ascii="Times New Roman" w:eastAsia="Times New Roman" w:hAnsi="Times New Roman" w:cs="Times New Roman"/>
+                <w:color w:val="1F1F1F"/>
+                <w:sz w:val="24"/>
+                <w:szCs w:val="24"/>
+                <w:lang w:eastAsia="en-IN"/>
+              </w:rPr>
+            </w:pPr>
+            <w:r>
+              <w:rPr>
+                <w:rFonts w:ascii="Times New Roman" w:eastAsia="Times New Roman" w:hAnsi="Times New Roman" w:cs="Times New Roman"/>
+                <w:b/>
+                <w:bCs/>
+                <w:color w:val="1F1F1F"/>
+                <w:sz w:val="24"/>
+                <w:szCs w:val="24"/>
+                <w:bdr w:val="none" w:sz="0" w:space="0" w:color="auto" w:frame="1"/>
+                <w:lang w:eastAsia="en-IN"/>
+              </w:rPr>
+              <w:t>Required &amp; Nullable</w:t>
+            </w:r>
+          </w:p>
+        </w:tc>
+        <w:tc>
+          <w:tcPr>
+            <w:tcW w:w="0" w:type="auto"/>
+            <w:tcBorders>
+              <w:top w:val="single" w:sz="6" w:space="0" w:color="auto"/>
+              <w:left w:val="single" w:sz="6" w:space="0" w:color="auto"/>
+              <w:bottom w:val="single" w:sz="6" w:space="0" w:color="auto"/>
+              <w:right w:val="single" w:sz="6" w:space="0" w:color="auto"/>
+            </w:tcBorders>
+            <w:tcMar>
+              <w:top w:w="240" w:type="dxa"/>
+              <w:left w:w="0" w:type="dxa"/>
+              <w:bottom w:w="240" w:type="dxa"/>
+              <w:right w:w="180" w:type="dxa"/>
+            </w:tcMar>
+            <w:vAlign w:val="center"/>
+            <w:hideMark/>
+          </w:tcPr>
+          <w:p>
+            <w:pPr>
+              <w:spacing w:after="0" w:line="240" w:lineRule="auto"/>
+              <w:rPr>
+                <w:rFonts w:ascii="Times New Roman" w:eastAsia="Times New Roman" w:hAnsi="Times New Roman" w:cs="Times New Roman"/>
+                <w:color w:val="1F1F1F"/>
+                <w:sz w:val="24"/>
+                <w:szCs w:val="24"/>
+                <w:lang w:eastAsia="en-IN"/>
+              </w:rPr>
+            </w:pPr>
+            <w:r>
+              <w:rPr>
+                <w:rFonts w:ascii="Courier New" w:eastAsia="Times New Roman" w:hAnsi="Courier New" w:cs="Courier New"/>
+                <w:color w:val="444746"/>
+                <w:sz w:val="20"/>
+                <w:szCs w:val="20"/>
+                <w:bdr w:val="none" w:sz="0" w:space="0" w:color="auto" w:frame="1"/>
+                <w:lang w:eastAsia="en-IN"/>
+              </w:rPr>
+              <w:t>age: Optional[int] = Field(...)</w:t>
+            </w:r>
+          </w:p>
+        </w:tc>
+        <w:tc>
+          <w:tcPr>
+            <w:tcW w:w="0" w:type="auto"/>
+            <w:tcBorders>
+              <w:top w:val="single" w:sz="6" w:space="0" w:color="auto"/>
+              <w:left w:val="single" w:sz="6" w:space="0" w:color="auto"/>
+              <w:bottom w:val="single" w:sz="6" w:space="0" w:color="auto"/>
+              <w:right w:val="single" w:sz="6" w:space="0" w:color="auto"/>
+            </w:tcBorders>
+            <w:tcMar>
+              <w:top w:w="240" w:type="dxa"/>
+              <w:left w:w="0" w:type="dxa"/>
+              <w:bottom w:w="240" w:type="dxa"/>
+              <w:right w:w="0" w:type="dxa"/>
+            </w:tcMar>
+            <w:vAlign w:val="center"/>
+            <w:hideMark/>
+          </w:tcPr>
+          <w:p>
+            <w:pPr>
+              <w:spacing w:after="0" w:line="240" w:lineRule="auto"/>
+              <w:rPr>
+                <w:rFonts w:ascii="Times New Roman" w:eastAsia="Times New Roman" w:hAnsi="Times New Roman" w:cs="Times New Roman"/>
+                <w:color w:val="1F1F1F"/>
+                <w:sz w:val="24"/>
+                <w:szCs w:val="24"/>
+                <w:lang w:eastAsia="en-IN"/>
+              </w:rPr>
+            </w:pPr>
+            <w:r>
+              <w:rPr>
+                <w:rFonts w:ascii="Courier New" w:eastAsia="Times New Roman" w:hAnsi="Courier New" w:cs="Courier New"/>
+                <w:color w:val="444746"/>
+                <w:sz w:val="20"/>
+                <w:szCs w:val="20"/>
+                <w:bdr w:val="none" w:sz="0" w:space="0" w:color="auto" w:frame="1"/>
+                <w:lang w:eastAsia="en-IN"/>
+              </w:rPr>
+              <w:t>age: int | None</w:t>
+            </w:r>
+            <w:r>
+              <w:rPr>
+                <w:rFonts w:ascii="Times New Roman" w:eastAsia="Times New Roman" w:hAnsi="Times New Roman" w:cs="Times New Roman"/>
+                <w:color w:val="1F1F1F"/>
+                <w:sz w:val="24"/>
+                <w:szCs w:val="24"/>
+                <w:bdr w:val="none" w:sz="0" w:space="0" w:color="auto" w:frame="1"/>
+                <w:lang w:eastAsia="en-IN"/>
+              </w:rPr>
+              <w:t xml:space="preserve"> (No default)</w:t>
+            </w:r>
+          </w:p>
+        </w:tc>
+      </w:tr>
+      <w:tr>
+        <w:trPr>
+          <w:tblCellSpacing w:w="15" w:type="dxa"/>
+        </w:trPr>
+        <w:tc>
+          <w:tcPr>
+            <w:tcW w:w="0" w:type="auto"/>
+            <w:tcBorders>
+              <w:top w:val="single" w:sz="6" w:space="0" w:color="auto"/>
+              <w:left w:val="single" w:sz="6" w:space="0" w:color="auto"/>
+              <w:bottom w:val="single" w:sz="6" w:space="0" w:color="auto"/>
+              <w:right w:val="single" w:sz="6" w:space="0" w:color="auto"/>
+            </w:tcBorders>
+            <w:tcMar>
+              <w:top w:w="240" w:type="dxa"/>
+              <w:left w:w="0" w:type="dxa"/>
+              <w:bottom w:w="240" w:type="dxa"/>
+              <w:right w:w="180" w:type="dxa"/>
+            </w:tcMar>
+            <w:vAlign w:val="center"/>
+            <w:hideMark/>
+          </w:tcPr>
+          <w:p>
+            <w:pPr>
+              <w:spacing w:after="0" w:line="240" w:lineRule="auto"/>
+              <w:rPr>
+                <w:rFonts w:ascii="Times New Roman" w:eastAsia="Times New Roman" w:hAnsi="Times New Roman" w:cs="Times New Roman"/>
+                <w:color w:val="1F1F1F"/>
+                <w:sz w:val="24"/>
+                <w:szCs w:val="24"/>
+                <w:lang w:eastAsia="en-IN"/>
+              </w:rPr>
+            </w:pPr>
+            <w:r>
+              <w:rPr>
+                <w:rFonts w:ascii="Times New Roman" w:eastAsia="Times New Roman" w:hAnsi="Times New Roman" w:cs="Times New Roman"/>
+                <w:b/>
+                <w:bCs/>
+                <w:color w:val="1F1F1F"/>
+                <w:sz w:val="24"/>
+                <w:szCs w:val="24"/>
+                <w:bdr w:val="none" w:sz="0" w:space="0" w:color="auto" w:frame="1"/>
+                <w:lang w:eastAsia="en-IN"/>
+              </w:rPr>
+              <w:t>Truly Optional</w:t>
+            </w:r>
+          </w:p>
+        </w:tc>
+        <w:tc>
+          <w:tcPr>
+            <w:tcW w:w="0" w:type="auto"/>
+            <w:tcBorders>
+              <w:top w:val="single" w:sz="6" w:space="0" w:color="auto"/>
+              <w:left w:val="single" w:sz="6" w:space="0" w:color="auto"/>
+              <w:bottom w:val="single" w:sz="6" w:space="0" w:color="auto"/>
+              <w:right w:val="single" w:sz="6" w:space="0" w:color="auto"/>
+            </w:tcBorders>
+            <w:tcMar>
+              <w:top w:w="240" w:type="dxa"/>
+              <w:left w:w="0" w:type="dxa"/>
+              <w:bottom w:w="240" w:type="dxa"/>
+              <w:right w:w="180" w:type="dxa"/>
+            </w:tcMar>
+            <w:vAlign w:val="center"/>
+            <w:hideMark/>
+          </w:tcPr>
+          <w:p>
+            <w:pPr>
+              <w:spacing w:after="0" w:line="240" w:lineRule="auto"/>
+              <w:rPr>
+                <w:rFonts w:ascii="Times New Roman" w:eastAsia="Times New Roman" w:hAnsi="Times New Roman" w:cs="Times New Roman"/>
+                <w:color w:val="1F1F1F"/>
+                <w:sz w:val="24"/>
+                <w:szCs w:val="24"/>
+                <w:lang w:eastAsia="en-IN"/>
+              </w:rPr>
+            </w:pPr>
+            <w:r>
+              <w:rPr>
+                <w:rFonts w:ascii="Courier New" w:eastAsia="Times New Roman" w:hAnsi="Courier New" w:cs="Courier New"/>
+                <w:color w:val="444746"/>
+                <w:sz w:val="20"/>
+                <w:szCs w:val="20"/>
+                <w:bdr w:val="none" w:sz="0" w:space="0" w:color="auto" w:frame="1"/>
+                <w:lang w:eastAsia="en-IN"/>
+              </w:rPr>
+              <w:t>age: Optional[int] = None</w:t>
+            </w:r>
+          </w:p>
+        </w:tc>
+        <w:tc>
+          <w:tcPr>
+            <w:tcW w:w="0" w:type="auto"/>
+            <w:tcBorders>
+              <w:top w:val="single" w:sz="6" w:space="0" w:color="auto"/>
+              <w:left w:val="single" w:sz="6" w:space="0" w:color="auto"/>
+              <w:bottom w:val="single" w:sz="6" w:space="0" w:color="auto"/>
+              <w:right w:val="single" w:sz="6" w:space="0" w:color="auto"/>
+            </w:tcBorders>
+            <w:tcMar>
+              <w:top w:w="240" w:type="dxa"/>
+              <w:left w:w="0" w:type="dxa"/>
+              <w:bottom w:w="240" w:type="dxa"/>
+              <w:right w:w="0" w:type="dxa"/>
+            </w:tcMar>
+            <w:vAlign w:val="center"/>
+            <w:hideMark/>
+          </w:tcPr>
+          <w:p>
+            <w:pPr>
+              <w:spacing w:after="0" w:line="240" w:lineRule="auto"/>
+              <w:rPr>
+                <w:rFonts w:ascii="Times New Roman" w:eastAsia="Times New Roman" w:hAnsi="Times New Roman" w:cs="Times New Roman"/>
+                <w:color w:val="1F1F1F"/>
+                <w:sz w:val="24"/>
+                <w:szCs w:val="24"/>
+                <w:lang w:eastAsia="en-IN"/>
+              </w:rPr>
+            </w:pPr>
+            <w:r>
+              <w:rPr>
+                <w:rFonts w:ascii="Courier New" w:eastAsia="Times New Roman" w:hAnsi="Courier New" w:cs="Courier New"/>
+                <w:color w:val="444746"/>
+                <w:sz w:val="20"/>
+                <w:szCs w:val="20"/>
+                <w:bdr w:val="none" w:sz="0" w:space="0" w:color="auto" w:frame="1"/>
+                <w:lang w:eastAsia="en-IN"/>
+              </w:rPr>
+              <w:t>age: int | None = None</w:t>
+            </w:r>
+          </w:p>
+        </w:tc>
+      </w:tr>
+      <w:tr>
+        <w:trPr>
+          <w:tblCellSpacing w:w="15" w:type="dxa"/>
+        </w:trPr>
+        <w:tc>
+          <w:tcPr>
+            <w:tcW w:w="0" w:type="auto"/>
+            <w:tcBorders>
+              <w:top w:val="single" w:sz="6" w:space="0" w:color="auto"/>
+              <w:left w:val="single" w:sz="6" w:space="0" w:color="auto"/>
+              <w:bottom w:val="single" w:sz="6" w:space="0" w:color="auto"/>
+              <w:right w:val="single" w:sz="6" w:space="0" w:color="auto"/>
+            </w:tcBorders>
+            <w:tcMar>
+              <w:top w:w="240" w:type="dxa"/>
+              <w:left w:w="0" w:type="dxa"/>
+              <w:bottom w:w="240" w:type="dxa"/>
+              <w:right w:w="180" w:type="dxa"/>
+            </w:tcMar>
+            <w:vAlign w:val="center"/>
+            <w:hideMark/>
+          </w:tcPr>
+          <w:p>
+            <w:pPr>
+              <w:spacing w:after="0" w:line="240" w:lineRule="auto"/>
+              <w:rPr>
+                <w:rFonts w:ascii="Times New Roman" w:eastAsia="Times New Roman" w:hAnsi="Times New Roman" w:cs="Times New Roman"/>
+                <w:color w:val="1F1F1F"/>
+                <w:sz w:val="24"/>
+                <w:szCs w:val="24"/>
+                <w:lang w:eastAsia="en-IN"/>
+              </w:rPr>
+            </w:pPr>
+            <w:r>
+              <w:rPr>
+                <w:rFonts w:ascii="Times New Roman" w:eastAsia="Times New Roman" w:hAnsi="Times New Roman" w:cs="Times New Roman"/>
+                <w:b/>
+                <w:bCs/>
+                <w:color w:val="1F1F1F"/>
+                <w:sz w:val="24"/>
+                <w:szCs w:val="24"/>
+                <w:bdr w:val="none" w:sz="0" w:space="0" w:color="auto" w:frame="1"/>
+                <w:lang w:eastAsia="en-IN"/>
+              </w:rPr>
+              <w:t>Strict Type</w:t>
+            </w:r>
+          </w:p>
+        </w:tc>
+        <w:tc>
+          <w:tcPr>
+            <w:tcW w:w="0" w:type="auto"/>
+            <w:tcBorders>
+              <w:top w:val="single" w:sz="6" w:space="0" w:color="auto"/>
+              <w:left w:val="single" w:sz="6" w:space="0" w:color="auto"/>
+              <w:bottom w:val="single" w:sz="6" w:space="0" w:color="auto"/>
+              <w:right w:val="single" w:sz="6" w:space="0" w:color="auto"/>
+            </w:tcBorders>
+            <w:tcMar>
+              <w:top w:w="240" w:type="dxa"/>
+              <w:left w:w="0" w:type="dxa"/>
+              <w:bottom w:w="240" w:type="dxa"/>
+              <w:right w:w="180" w:type="dxa"/>
+            </w:tcMar>
+            <w:vAlign w:val="center"/>
+            <w:hideMark/>
+          </w:tcPr>
+          <w:p>
+            <w:pPr>
+              <w:spacing w:after="0" w:line="240" w:lineRule="auto"/>
+              <w:rPr>
+                <w:rFonts w:ascii="Times New Roman" w:eastAsia="Times New Roman" w:hAnsi="Times New Roman" w:cs="Times New Roman"/>
+                <w:color w:val="1F1F1F"/>
+                <w:sz w:val="24"/>
+                <w:szCs w:val="24"/>
+                <w:lang w:eastAsia="en-IN"/>
+              </w:rPr>
+            </w:pPr>
+            <w:r>
+              <w:rPr>
+                <w:rFonts w:ascii="Courier New" w:eastAsia="Times New Roman" w:hAnsi="Courier New" w:cs="Courier New"/>
+                <w:color w:val="444746"/>
+                <w:sz w:val="20"/>
+                <w:szCs w:val="20"/>
+                <w:bdr w:val="none" w:sz="0" w:space="0" w:color="auto" w:frame="1"/>
+                <w:lang w:eastAsia="en-IN"/>
+              </w:rPr>
+              <w:t xml:space="preserve">age: </w:t>
+            </w:r>
+            <w:proofErr w:type="spellStart"/>
+            <w:r>
+              <w:rPr>
+                <w:rFonts w:ascii="Courier New" w:eastAsia="Times New Roman" w:hAnsi="Courier New" w:cs="Courier New"/>
+                <w:color w:val="444746"/>
+                <w:sz w:val="20"/>
+                <w:szCs w:val="20"/>
+                <w:bdr w:val="none" w:sz="0" w:space="0" w:color="auto" w:frame="1"/>
+                <w:lang w:eastAsia="en-IN"/>
+              </w:rPr>
+              <w:t>StrictInt</w:t>
+            </w:r>
+            <w:proofErr w:type="spellEnd"/>
+          </w:p>
+        </w:tc>
+        <w:tc>
+          <w:tcPr>
+            <w:tcW w:w="0" w:type="auto"/>
+            <w:tcBorders>
+              <w:top w:val="single" w:sz="6" w:space="0" w:color="auto"/>
+              <w:left w:val="single" w:sz="6" w:space="0" w:color="auto"/>
+              <w:bottom w:val="single" w:sz="6" w:space="0" w:color="auto"/>
+              <w:right w:val="single" w:sz="6" w:space="0" w:color="auto"/>
+            </w:tcBorders>
+            <w:tcMar>
+              <w:top w:w="240" w:type="dxa"/>
+              <w:left w:w="0" w:type="dxa"/>
+              <w:bottom w:w="240" w:type="dxa"/>
+              <w:right w:w="0" w:type="dxa"/>
+            </w:tcMar>
+            <w:vAlign w:val="center"/>
+            <w:hideMark/>
+          </w:tcPr>
+          <w:p>
+            <w:pPr>
+              <w:spacing w:after="0" w:line="240" w:lineRule="auto"/>
+              <w:rPr>
+                <w:rFonts w:ascii="Times New Roman" w:eastAsia="Times New Roman" w:hAnsi="Times New Roman" w:cs="Times New Roman"/>
+                <w:color w:val="1F1F1F"/>
+                <w:sz w:val="24"/>
+                <w:szCs w:val="24"/>
+                <w:lang w:eastAsia="en-IN"/>
+              </w:rPr>
+            </w:pPr>
+            <w:r>
+              <w:rPr>
+                <w:rFonts w:ascii="Courier New" w:eastAsia="Times New Roman" w:hAnsi="Courier New" w:cs="Courier New"/>
+                <w:color w:val="444746"/>
+                <w:sz w:val="20"/>
+                <w:szCs w:val="20"/>
+                <w:bdr w:val="none" w:sz="0" w:space="0" w:color="auto" w:frame="1"/>
+                <w:lang w:eastAsia="en-IN"/>
+              </w:rPr>
+              <w:t>Annotated[int, Strict()]</w:t>
+            </w:r>
+          </w:p>
+        </w:tc>
+      </w:tr>
+    </w:tbl>
+    <w:p/>
+    <w:p>
+      <w:pPr>
+        <w:spacing w:before="100" w:beforeAutospacing="1" w:after="100" w:afterAutospacing="1" w:line="240" w:lineRule="auto"/>
+        <w:rPr>
+          <w:rFonts w:ascii="Times New Roman" w:eastAsia="Times New Roman" w:hAnsi="Times New Roman" w:cs="Times New Roman"/>
+          <w:b/>
+          <w:bCs/>
+          <w:sz w:val="24"/>
+          <w:szCs w:val="24"/>
+          <w:lang w:eastAsia="en-IN"/>
+        </w:rPr>
+      </w:pPr>
+      <w:r>
+        <w:rPr>
+          <w:rFonts w:ascii="Times New Roman" w:eastAsia="Times New Roman" w:hAnsi="Times New Roman" w:cs="Times New Roman"/>
+          <w:b/>
+          <w:bCs/>
+          <w:sz w:val="24"/>
+          <w:szCs w:val="24"/>
+          <w:lang w:eastAsia="en-IN"/>
+        </w:rPr>
+        <w:t>Do this instead:</w:t>
+      </w:r>
+      <w:r>
+        <w:rPr>
+          <w:rFonts w:ascii="Times New Roman" w:eastAsia="Times New Roman" w:hAnsi="Times New Roman" w:cs="Times New Roman"/>
+          <w:b/>
+          <w:bCs/>
+          <w:sz w:val="24"/>
+          <w:szCs w:val="24"/>
+          <w:lang w:eastAsia="en-IN"/>
+        </w:rPr>
+        <w:t xml:space="preserve"> recommended v2</w:t>
+      </w:r>
+    </w:p>
+    <w:p>
+      <w:pPr>
+        <w:spacing w:before="100" w:beforeAutospacing="1" w:after="100" w:afterAutospacing="1" w:line="240" w:lineRule="auto"/>
+        <w:rPr>
+          <w:rFonts w:ascii="Times New Roman" w:eastAsia="Times New Roman" w:hAnsi="Times New Roman" w:cs="Times New Roman"/>
+          <w:b/>
+          <w:bCs/>
+          <w:sz w:val="24"/>
+          <w:szCs w:val="24"/>
+          <w:lang w:eastAsia="en-IN"/>
+        </w:rPr>
+      </w:pPr>
+    </w:p>
+    <w:p>
+      <w:pPr>
+        <w:spacing w:before="100" w:beforeAutospacing="1" w:after="100" w:afterAutospacing="1" w:line="240" w:lineRule="auto"/>
+        <w:rPr>
+          <w:rFonts w:ascii="Times New Roman" w:eastAsia="Times New Roman" w:hAnsi="Times New Roman" w:cs="Times New Roman"/>
+          <w:sz w:val="24"/>
+          <w:szCs w:val="24"/>
+          <w:lang w:eastAsia="en-IN"/>
+        </w:rPr>
+      </w:pPr>
+      <w:r>
+        <w:rPr>
+          <w:rFonts w:ascii="Times New Roman" w:eastAsia="Times New Roman" w:hAnsi="Times New Roman" w:cs="Times New Roman"/>
+          <w:sz w:val="24"/>
+          <w:szCs w:val="24"/>
+          <w:lang w:eastAsia="en-IN"/>
+        </w:rPr>
+        <w:t xml:space="preserve">age: Annotated[int | None, Field(default=None, </w:t>
+      </w:r>
+      <w:proofErr w:type="spellStart"/>
+      <w:r>
+        <w:rPr>
+          <w:rFonts w:ascii="Times New Roman" w:eastAsia="Times New Roman" w:hAnsi="Times New Roman" w:cs="Times New Roman"/>
+          <w:sz w:val="24"/>
+          <w:szCs w:val="24"/>
+          <w:lang w:eastAsia="en-IN"/>
+        </w:rPr>
+        <w:t>ge</w:t>
+      </w:r>
+      <w:proofErr w:type="spellEnd"/>
+      <w:r>
+        <w:rPr>
+          <w:rFonts w:ascii="Times New Roman" w:eastAsia="Times New Roman" w:hAnsi="Times New Roman" w:cs="Times New Roman"/>
+          <w:sz w:val="24"/>
+          <w:szCs w:val="24"/>
+          <w:lang w:eastAsia="en-IN"/>
+        </w:rPr>
+        <w:t>=21)]</w:t>
+      </w:r>
+    </w:p>
+    <w:p>
+      <w:pPr>
+        <w:spacing w:after="0" w:line="240" w:lineRule="auto"/>
+        <w:rPr>
+          <w:rFonts w:ascii="Times New Roman" w:eastAsia="Times New Roman" w:hAnsi="Times New Roman" w:cs="Times New Roman"/>
+          <w:sz w:val="24"/>
+          <w:szCs w:val="24"/>
+          <w:lang w:eastAsia="en-IN"/>
+        </w:rPr>
+      </w:pPr>
+      <w:r>
+        <w:rPr>
+          <w:rFonts w:ascii="Times New Roman" w:eastAsia="Times New Roman" w:hAnsi="Times New Roman" w:cs="Times New Roman"/>
+          <w:sz w:val="24"/>
+          <w:szCs w:val="24"/>
+          <w:lang w:eastAsia="en-IN"/>
+        </w:rPr>
+        <w:t xml:space="preserve">OR better </w:t>
+      </w:r>
+    </w:p>
+    <w:p>
+      <w:pPr>
+        <w:spacing w:after="0" w:line="240" w:lineRule="auto"/>
+        <w:rPr>
+          <w:rFonts w:ascii="Times New Roman" w:eastAsia="Times New Roman" w:hAnsi="Times New Roman" w:cs="Times New Roman"/>
+          <w:sz w:val="24"/>
+          <w:szCs w:val="24"/>
+          <w:lang w:eastAsia="en-IN"/>
+        </w:rPr>
+      </w:pPr>
+    </w:p>
+    <w:p>
+      <w:pPr>
+        <w:tabs>
+          <w:tab w:val="left" w:pos="916"/>
+          <w:tab w:val="left" w:pos="1832"/>
+          <w:tab w:val="left" w:pos="2748"/>
+          <w:tab w:val="left" w:pos="3664"/>
+          <w:tab w:val="left" w:pos="4580"/>
+          <w:tab w:val="left" w:pos="5496"/>
+          <w:tab w:val="left" w:pos="6412"/>
+          <w:tab w:val="left" w:pos="7328"/>
+          <w:tab w:val="left" w:pos="8244"/>
+          <w:tab w:val="left" w:pos="9160"/>
+          <w:tab w:val="left" w:pos="10076"/>
+          <w:tab w:val="left" w:pos="10992"/>
+          <w:tab w:val="left" w:pos="11908"/>
+          <w:tab w:val="left" w:pos="12824"/>
+          <w:tab w:val="left" w:pos="13740"/>
+          <w:tab w:val="left" w:pos="14656"/>
+        </w:tabs>
+        <w:spacing w:after="0" w:line="240" w:lineRule="auto"/>
+        <w:rPr>
+          <w:rFonts w:ascii="Courier New" w:eastAsia="Times New Roman" w:hAnsi="Courier New" w:cs="Courier New"/>
+          <w:sz w:val="20"/>
+          <w:szCs w:val="20"/>
+          <w:lang w:eastAsia="en-IN"/>
+        </w:rPr>
+      </w:pPr>
+      <w:r>
+        <w:rPr>
+          <w:rFonts w:ascii="Courier New" w:eastAsia="Times New Roman" w:hAnsi="Courier New" w:cs="Courier New"/>
+          <w:sz w:val="20"/>
+          <w:szCs w:val="20"/>
+          <w:lang w:eastAsia="en-IN"/>
+        </w:rPr>
+        <w:t># Clean V2 style</w:t>
+      </w:r>
+    </w:p>
+    <w:p>
+      <w:pPr>
+        <w:tabs>
+          <w:tab w:val="left" w:pos="916"/>
+          <w:tab w:val="left" w:pos="1832"/>
+          <w:tab w:val="left" w:pos="2748"/>
+          <w:tab w:val="left" w:pos="3664"/>
+          <w:tab w:val="left" w:pos="4580"/>
+          <w:tab w:val="left" w:pos="5496"/>
+          <w:tab w:val="left" w:pos="6412"/>
+          <w:tab w:val="left" w:pos="7328"/>
+          <w:tab w:val="left" w:pos="8244"/>
+          <w:tab w:val="left" w:pos="9160"/>
+          <w:tab w:val="left" w:pos="10076"/>
+          <w:tab w:val="left" w:pos="10992"/>
+          <w:tab w:val="left" w:pos="11908"/>
+          <w:tab w:val="left" w:pos="12824"/>
+          <w:tab w:val="left" w:pos="13740"/>
+          <w:tab w:val="left" w:pos="14656"/>
+        </w:tabs>
+        <w:spacing w:after="0" w:line="240" w:lineRule="auto"/>
+        <w:rPr>
+          <w:rFonts w:ascii="Courier New" w:eastAsia="Times New Roman" w:hAnsi="Courier New" w:cs="Courier New"/>
+          <w:sz w:val="20"/>
+          <w:szCs w:val="20"/>
+          <w:lang w:eastAsia="en-IN"/>
+        </w:rPr>
+      </w:pPr>
+      <w:r>
+        <w:rPr>
+          <w:rFonts w:ascii="Courier New" w:eastAsia="Times New Roman" w:hAnsi="Courier New" w:cs="Courier New"/>
+          <w:sz w:val="20"/>
+          <w:szCs w:val="20"/>
+          <w:highlight w:val="yellow"/>
+          <w:lang w:eastAsia="en-IN"/>
+        </w:rPr>
+        <w:t>age: Annotated[int | None, Field(</w:t>
+      </w:r>
+      <w:proofErr w:type="spellStart"/>
+      <w:r>
+        <w:rPr>
+          <w:rFonts w:ascii="Courier New" w:eastAsia="Times New Roman" w:hAnsi="Courier New" w:cs="Courier New"/>
+          <w:sz w:val="20"/>
+          <w:szCs w:val="20"/>
+          <w:highlight w:val="yellow"/>
+          <w:lang w:eastAsia="en-IN"/>
+        </w:rPr>
+        <w:t>ge</w:t>
+      </w:r>
+      <w:proofErr w:type="spellEnd"/>
+      <w:r>
+        <w:rPr>
+          <w:rFonts w:ascii="Courier New" w:eastAsia="Times New Roman" w:hAnsi="Courier New" w:cs="Courier New"/>
+          <w:sz w:val="20"/>
+          <w:szCs w:val="20"/>
+          <w:highlight w:val="yellow"/>
+          <w:lang w:eastAsia="en-IN"/>
+        </w:rPr>
+        <w:t>=21)] = None</w:t>
+      </w:r>
+    </w:p>
+    <w:p/>
+    <w:p>
+      <w:r>
+        <w:t>--</w:t>
+      </w:r>
+    </w:p>
+    <w:p>
+      <w:pPr>
+        <w:spacing w:before="100" w:beforeAutospacing="1" w:after="100" w:afterAutospacing="1" w:line="240" w:lineRule="auto"/>
+        <w:outlineLvl w:val="2"/>
+        <w:rPr>
+          <w:rFonts w:ascii="Times New Roman" w:eastAsia="Times New Roman" w:hAnsi="Times New Roman" w:cs="Times New Roman"/>
+          <w:b/>
+          <w:bCs/>
+          <w:sz w:val="27"/>
+          <w:szCs w:val="27"/>
+          <w:lang w:eastAsia="en-IN"/>
+        </w:rPr>
+      </w:pPr>
+      <w:r>
+        <w:rPr>
+          <w:rFonts w:ascii="Times New Roman" w:eastAsia="Times New Roman" w:hAnsi="Times New Roman" w:cs="Times New Roman"/>
+          <w:b/>
+          <w:bCs/>
+          <w:sz w:val="27"/>
+          <w:szCs w:val="27"/>
+          <w:lang w:eastAsia="en-IN"/>
+        </w:rPr>
+        <w:t xml:space="preserve">Why use </w:t>
+      </w:r>
+      <w:r>
+        <w:rPr>
+          <w:rFonts w:ascii="Courier New" w:eastAsia="Times New Roman" w:hAnsi="Courier New" w:cs="Courier New"/>
+          <w:b/>
+          <w:bCs/>
+          <w:sz w:val="20"/>
+          <w:szCs w:val="20"/>
+          <w:lang w:eastAsia="en-IN"/>
+        </w:rPr>
+        <w:t>| None</w:t>
+      </w:r>
+      <w:r>
+        <w:rPr>
+          <w:rFonts w:ascii="Times New Roman" w:eastAsia="Times New Roman" w:hAnsi="Times New Roman" w:cs="Times New Roman"/>
+          <w:b/>
+          <w:bCs/>
+          <w:sz w:val="27"/>
+          <w:szCs w:val="27"/>
+          <w:lang w:eastAsia="en-IN"/>
+        </w:rPr>
+        <w:t xml:space="preserve"> instead of </w:t>
+      </w:r>
+      <w:r>
+        <w:rPr>
+          <w:rFonts w:ascii="Courier New" w:eastAsia="Times New Roman" w:hAnsi="Courier New" w:cs="Courier New"/>
+          <w:b/>
+          <w:bCs/>
+          <w:sz w:val="20"/>
+          <w:szCs w:val="20"/>
+          <w:lang w:eastAsia="en-IN"/>
+        </w:rPr>
+        <w:t>Optional[]</w:t>
+      </w:r>
+      <w:r>
+        <w:rPr>
+          <w:rFonts w:ascii="Times New Roman" w:eastAsia="Times New Roman" w:hAnsi="Times New Roman" w:cs="Times New Roman"/>
+          <w:b/>
+          <w:bCs/>
+          <w:sz w:val="27"/>
+          <w:szCs w:val="27"/>
+          <w:lang w:eastAsia="en-IN"/>
+        </w:rPr>
+        <w:t>?</w:t>
+      </w:r>
+    </w:p>
+    <w:p>
+      <w:pPr>
+        <w:spacing w:before="100" w:beforeAutospacing="1" w:after="100" w:afterAutospacing="1" w:line="240" w:lineRule="auto"/>
+        <w:rPr>
+          <w:rFonts w:ascii="Times New Roman" w:eastAsia="Times New Roman" w:hAnsi="Times New Roman" w:cs="Times New Roman"/>
+          <w:sz w:val="24"/>
+          <w:szCs w:val="24"/>
+          <w:lang w:eastAsia="en-IN"/>
+        </w:rPr>
+      </w:pPr>
+      <w:r>
+        <w:rPr>
+          <w:rFonts w:ascii="Times New Roman" w:eastAsia="Times New Roman" w:hAnsi="Times New Roman" w:cs="Times New Roman"/>
+          <w:sz w:val="24"/>
+          <w:szCs w:val="24"/>
+          <w:lang w:eastAsia="en-IN"/>
+        </w:rPr>
+        <w:t xml:space="preserve">In modern Python (3.10+), </w:t>
+      </w:r>
+      <w:r>
+        <w:rPr>
+          <w:rFonts w:ascii="Courier New" w:eastAsia="Times New Roman" w:hAnsi="Courier New" w:cs="Courier New"/>
+          <w:sz w:val="20"/>
+          <w:szCs w:val="20"/>
+          <w:lang w:eastAsia="en-IN"/>
+        </w:rPr>
+        <w:t>int | None</w:t>
+      </w:r>
+      <w:r>
+        <w:rPr>
+          <w:rFonts w:ascii="Times New Roman" w:eastAsia="Times New Roman" w:hAnsi="Times New Roman" w:cs="Times New Roman"/>
+          <w:sz w:val="24"/>
+          <w:szCs w:val="24"/>
+          <w:lang w:eastAsia="en-IN"/>
+        </w:rPr>
+        <w:t xml:space="preserve"> is preferred over </w:t>
+      </w:r>
+      <w:r>
+        <w:rPr>
+          <w:rFonts w:ascii="Courier New" w:eastAsia="Times New Roman" w:hAnsi="Courier New" w:cs="Courier New"/>
+          <w:sz w:val="20"/>
+          <w:szCs w:val="20"/>
+          <w:lang w:eastAsia="en-IN"/>
+        </w:rPr>
+        <w:t>Optional[int]</w:t>
+      </w:r>
+      <w:r>
+        <w:rPr>
+          <w:rFonts w:ascii="Times New Roman" w:eastAsia="Times New Roman" w:hAnsi="Times New Roman" w:cs="Times New Roman"/>
+          <w:sz w:val="24"/>
+          <w:szCs w:val="24"/>
+          <w:lang w:eastAsia="en-IN"/>
+        </w:rPr>
+        <w:t>. They do exactly the same thing, but the pipe operator (</w:t>
+      </w:r>
+      <w:r>
+        <w:rPr>
+          <w:rFonts w:ascii="Courier New" w:eastAsia="Times New Roman" w:hAnsi="Courier New" w:cs="Courier New"/>
+          <w:sz w:val="20"/>
+          <w:szCs w:val="20"/>
+          <w:lang w:eastAsia="en-IN"/>
+        </w:rPr>
+        <w:t>|</w:t>
+      </w:r>
+      <w:r>
+        <w:rPr>
+          <w:rFonts w:ascii="Times New Roman" w:eastAsia="Times New Roman" w:hAnsi="Times New Roman" w:cs="Times New Roman"/>
+          <w:sz w:val="24"/>
+          <w:szCs w:val="24"/>
+          <w:lang w:eastAsia="en-IN"/>
+        </w:rPr>
+        <w:t xml:space="preserve">) is cleaner, requires no extra imports from the </w:t>
+      </w:r>
+      <w:r>
+        <w:rPr>
+          <w:rFonts w:ascii="Courier New" w:eastAsia="Times New Roman" w:hAnsi="Courier New" w:cs="Courier New"/>
+          <w:sz w:val="20"/>
+          <w:szCs w:val="20"/>
+          <w:lang w:eastAsia="en-IN"/>
+        </w:rPr>
+        <w:t>typing</w:t>
+      </w:r>
+      <w:r>
+        <w:rPr>
+          <w:rFonts w:ascii="Times New Roman" w:eastAsia="Times New Roman" w:hAnsi="Times New Roman" w:cs="Times New Roman"/>
+          <w:sz w:val="24"/>
+          <w:szCs w:val="24"/>
+          <w:lang w:eastAsia="en-IN"/>
+        </w:rPr>
+        <w:t xml:space="preserve"> module, and is becoming the industry standard.</w:t>
+      </w:r>
+    </w:p>
+    <w:p>
+      <w:r>
+        <w:t>--</w:t>
+      </w:r>
+    </w:p>
+    <w:tbl>
+      <w:tblPr>
+        <w:tblW w:w="0" w:type="auto"/>
+        <w:tblCellSpacing w:w="15" w:type="dxa"/>
+        <w:tblCellMar>
+          <w:left w:w="0" w:type="dxa"/>
+          <w:right w:w="0" w:type="dxa"/>
+        </w:tblCellMar>
+        <w:tblLook w:val="04A0" w:firstRow="1" w:lastRow="0" w:firstColumn="1" w:lastColumn="0" w:noHBand="0" w:noVBand="1"/>
+      </w:tblPr>
+      <w:tblGrid>
+        <w:gridCol w:w="1442"/>
+        <w:gridCol w:w="2380"/>
+        <w:gridCol w:w="3762"/>
+      </w:tblGrid>
+      <w:tr>
+        <w:trPr>
+          <w:tblHeader/>
+          <w:tblCellSpacing w:w="15" w:type="dxa"/>
+        </w:trPr>
+        <w:tc>
+          <w:tcPr>
+            <w:tcW w:w="0" w:type="auto"/>
+            <w:tcBorders>
+              <w:top w:val="single" w:sz="6" w:space="0" w:color="auto"/>
+              <w:left w:val="single" w:sz="6" w:space="0" w:color="auto"/>
+              <w:bottom w:val="single" w:sz="6" w:space="0" w:color="auto"/>
+              <w:right w:val="single" w:sz="6" w:space="0" w:color="auto"/>
+            </w:tcBorders>
+            <w:tcMar>
+              <w:top w:w="240" w:type="dxa"/>
+              <w:left w:w="0" w:type="dxa"/>
+              <w:bottom w:w="240" w:type="dxa"/>
+              <w:right w:w="180" w:type="dxa"/>
+            </w:tcMar>
+            <w:vAlign w:val="center"/>
+            <w:hideMark/>
+          </w:tcPr>
+          <w:p>
+            <w:pPr>
+              <w:spacing w:after="0" w:line="240" w:lineRule="auto"/>
+              <w:rPr>
+                <w:rFonts w:ascii="Times New Roman" w:eastAsia="Times New Roman" w:hAnsi="Times New Roman" w:cs="Times New Roman"/>
+                <w:color w:val="1F1F1F"/>
+                <w:sz w:val="24"/>
+                <w:szCs w:val="24"/>
+                <w:lang w:eastAsia="en-IN"/>
+              </w:rPr>
+            </w:pPr>
+            <w:r>
+              <w:rPr>
+                <w:rFonts w:ascii="Times New Roman" w:eastAsia="Times New Roman" w:hAnsi="Times New Roman" w:cs="Times New Roman"/>
+                <w:b/>
+                <w:bCs/>
+                <w:color w:val="1F1F1F"/>
+                <w:sz w:val="24"/>
+                <w:szCs w:val="24"/>
+                <w:bdr w:val="none" w:sz="0" w:space="0" w:color="auto" w:frame="1"/>
+                <w:lang w:eastAsia="en-IN"/>
+              </w:rPr>
+              <w:lastRenderedPageBreak/>
+              <w:t>Feature</w:t>
+            </w:r>
+          </w:p>
+        </w:tc>
+        <w:tc>
+          <w:tcPr>
+            <w:tcW w:w="0" w:type="auto"/>
+            <w:tcBorders>
+              <w:top w:val="single" w:sz="6" w:space="0" w:color="auto"/>
+              <w:left w:val="single" w:sz="6" w:space="0" w:color="auto"/>
+              <w:bottom w:val="single" w:sz="6" w:space="0" w:color="auto"/>
+              <w:right w:val="single" w:sz="6" w:space="0" w:color="auto"/>
+            </w:tcBorders>
+            <w:tcMar>
+              <w:top w:w="240" w:type="dxa"/>
+              <w:left w:w="0" w:type="dxa"/>
+              <w:bottom w:w="240" w:type="dxa"/>
+              <w:right w:w="180" w:type="dxa"/>
+            </w:tcMar>
+            <w:vAlign w:val="center"/>
+            <w:hideMark/>
+          </w:tcPr>
+          <w:p>
+            <w:pPr>
+              <w:spacing w:after="0" w:line="240" w:lineRule="auto"/>
+              <w:rPr>
+                <w:rFonts w:ascii="Times New Roman" w:eastAsia="Times New Roman" w:hAnsi="Times New Roman" w:cs="Times New Roman"/>
+                <w:color w:val="1F1F1F"/>
+                <w:sz w:val="24"/>
+                <w:szCs w:val="24"/>
+                <w:lang w:eastAsia="en-IN"/>
+              </w:rPr>
+            </w:pPr>
+            <w:proofErr w:type="spellStart"/>
+            <w:r>
+              <w:rPr>
+                <w:rFonts w:ascii="Times New Roman" w:eastAsia="Times New Roman" w:hAnsi="Times New Roman" w:cs="Times New Roman"/>
+                <w:b/>
+                <w:bCs/>
+                <w:color w:val="1F1F1F"/>
+                <w:sz w:val="24"/>
+                <w:szCs w:val="24"/>
+                <w:bdr w:val="none" w:sz="0" w:space="0" w:color="auto" w:frame="1"/>
+                <w:lang w:eastAsia="en-IN"/>
+              </w:rPr>
+              <w:t>StrictInt</w:t>
+            </w:r>
+            <w:proofErr w:type="spellEnd"/>
+          </w:p>
+        </w:tc>
+        <w:tc>
+          <w:tcPr>
+            <w:tcW w:w="0" w:type="auto"/>
+            <w:tcBorders>
+              <w:top w:val="single" w:sz="6" w:space="0" w:color="auto"/>
+              <w:left w:val="single" w:sz="6" w:space="0" w:color="auto"/>
+              <w:bottom w:val="single" w:sz="6" w:space="0" w:color="auto"/>
+              <w:right w:val="single" w:sz="6" w:space="0" w:color="auto"/>
+            </w:tcBorders>
+            <w:tcMar>
+              <w:top w:w="240" w:type="dxa"/>
+              <w:left w:w="0" w:type="dxa"/>
+              <w:bottom w:w="240" w:type="dxa"/>
+              <w:right w:w="0" w:type="dxa"/>
+            </w:tcMar>
+            <w:vAlign w:val="center"/>
+            <w:hideMark/>
+          </w:tcPr>
+          <w:p>
+            <w:pPr>
+              <w:spacing w:after="0" w:line="240" w:lineRule="auto"/>
+              <w:rPr>
+                <w:rFonts w:ascii="Times New Roman" w:eastAsia="Times New Roman" w:hAnsi="Times New Roman" w:cs="Times New Roman"/>
+                <w:color w:val="1F1F1F"/>
+                <w:sz w:val="24"/>
+                <w:szCs w:val="24"/>
+                <w:highlight w:val="yellow"/>
+                <w:lang w:eastAsia="en-IN"/>
+              </w:rPr>
+            </w:pPr>
+            <w:r>
+              <w:rPr>
+                <w:rFonts w:ascii="Times New Roman" w:eastAsia="Times New Roman" w:hAnsi="Times New Roman" w:cs="Times New Roman"/>
+                <w:b/>
+                <w:bCs/>
+                <w:color w:val="1F1F1F"/>
+                <w:sz w:val="24"/>
+                <w:szCs w:val="24"/>
+                <w:highlight w:val="yellow"/>
+                <w:bdr w:val="none" w:sz="0" w:space="0" w:color="auto" w:frame="1"/>
+                <w:lang w:eastAsia="en-IN"/>
+              </w:rPr>
+              <w:t>Field(strict=True)</w:t>
+            </w:r>
+            <w:r>
+              <w:rPr>
+                <w:rFonts w:ascii="Times New Roman" w:eastAsia="Times New Roman" w:hAnsi="Times New Roman" w:cs="Times New Roman"/>
+                <w:b/>
+                <w:bCs/>
+                <w:color w:val="1F1F1F"/>
+                <w:sz w:val="24"/>
+                <w:szCs w:val="24"/>
+                <w:highlight w:val="yellow"/>
+                <w:bdr w:val="none" w:sz="0" w:space="0" w:color="auto" w:frame="1"/>
+                <w:lang w:eastAsia="en-IN"/>
+              </w:rPr>
+              <w:t xml:space="preserve"> – helpful  </w:t>
+            </w:r>
+          </w:p>
+        </w:tc>
+      </w:tr>
+      <w:tr>
+        <w:trPr>
+          <w:tblCellSpacing w:w="15" w:type="dxa"/>
+        </w:trPr>
+        <w:tc>
+          <w:tcPr>
+            <w:tcW w:w="0" w:type="auto"/>
+            <w:tcBorders>
+              <w:top w:val="single" w:sz="6" w:space="0" w:color="auto"/>
+              <w:left w:val="single" w:sz="6" w:space="0" w:color="auto"/>
+              <w:bottom w:val="single" w:sz="6" w:space="0" w:color="auto"/>
+              <w:right w:val="single" w:sz="6" w:space="0" w:color="auto"/>
+            </w:tcBorders>
+            <w:tcMar>
+              <w:top w:w="240" w:type="dxa"/>
+              <w:left w:w="0" w:type="dxa"/>
+              <w:bottom w:w="240" w:type="dxa"/>
+              <w:right w:w="180" w:type="dxa"/>
+            </w:tcMar>
+            <w:vAlign w:val="center"/>
+            <w:hideMark/>
+          </w:tcPr>
+          <w:p>
+            <w:pPr>
+              <w:spacing w:after="0" w:line="240" w:lineRule="auto"/>
+              <w:rPr>
+                <w:rFonts w:ascii="Times New Roman" w:eastAsia="Times New Roman" w:hAnsi="Times New Roman" w:cs="Times New Roman"/>
+                <w:color w:val="1F1F1F"/>
+                <w:sz w:val="24"/>
+                <w:szCs w:val="24"/>
+                <w:lang w:eastAsia="en-IN"/>
+              </w:rPr>
+            </w:pPr>
+            <w:r>
+              <w:rPr>
+                <w:rFonts w:ascii="Times New Roman" w:eastAsia="Times New Roman" w:hAnsi="Times New Roman" w:cs="Times New Roman"/>
+                <w:b/>
+                <w:bCs/>
+                <w:color w:val="1F1F1F"/>
+                <w:sz w:val="24"/>
+                <w:szCs w:val="24"/>
+                <w:bdr w:val="none" w:sz="0" w:space="0" w:color="auto" w:frame="1"/>
+                <w:lang w:eastAsia="en-IN"/>
+              </w:rPr>
+              <w:t>Readability</w:t>
+            </w:r>
+          </w:p>
+        </w:tc>
+        <w:tc>
+          <w:tcPr>
+            <w:tcW w:w="0" w:type="auto"/>
+            <w:tcBorders>
+              <w:top w:val="single" w:sz="6" w:space="0" w:color="auto"/>
+              <w:left w:val="single" w:sz="6" w:space="0" w:color="auto"/>
+              <w:bottom w:val="single" w:sz="6" w:space="0" w:color="auto"/>
+              <w:right w:val="single" w:sz="6" w:space="0" w:color="auto"/>
+            </w:tcBorders>
+            <w:tcMar>
+              <w:top w:w="240" w:type="dxa"/>
+              <w:left w:w="0" w:type="dxa"/>
+              <w:bottom w:w="240" w:type="dxa"/>
+              <w:right w:w="180" w:type="dxa"/>
+            </w:tcMar>
+            <w:vAlign w:val="center"/>
+            <w:hideMark/>
+          </w:tcPr>
+          <w:p>
+            <w:pPr>
+              <w:spacing w:after="0" w:line="240" w:lineRule="auto"/>
+              <w:rPr>
+                <w:rFonts w:ascii="Times New Roman" w:eastAsia="Times New Roman" w:hAnsi="Times New Roman" w:cs="Times New Roman"/>
+                <w:color w:val="1F1F1F"/>
+                <w:sz w:val="24"/>
+                <w:szCs w:val="24"/>
+                <w:lang w:eastAsia="en-IN"/>
+              </w:rPr>
+            </w:pPr>
+            <w:r>
+              <w:rPr>
+                <w:rFonts w:ascii="Times New Roman" w:eastAsia="Times New Roman" w:hAnsi="Times New Roman" w:cs="Times New Roman"/>
+                <w:color w:val="1F1F1F"/>
+                <w:sz w:val="24"/>
+                <w:szCs w:val="24"/>
+                <w:bdr w:val="none" w:sz="0" w:space="0" w:color="auto" w:frame="1"/>
+                <w:lang w:eastAsia="en-IN"/>
+              </w:rPr>
+              <w:t>High (Short &amp; sweet)</w:t>
+            </w:r>
+          </w:p>
+        </w:tc>
+        <w:tc>
+          <w:tcPr>
+            <w:tcW w:w="0" w:type="auto"/>
+            <w:tcBorders>
+              <w:top w:val="single" w:sz="6" w:space="0" w:color="auto"/>
+              <w:left w:val="single" w:sz="6" w:space="0" w:color="auto"/>
+              <w:bottom w:val="single" w:sz="6" w:space="0" w:color="auto"/>
+              <w:right w:val="single" w:sz="6" w:space="0" w:color="auto"/>
+            </w:tcBorders>
+            <w:tcMar>
+              <w:top w:w="240" w:type="dxa"/>
+              <w:left w:w="0" w:type="dxa"/>
+              <w:bottom w:w="240" w:type="dxa"/>
+              <w:right w:w="0" w:type="dxa"/>
+            </w:tcMar>
+            <w:vAlign w:val="center"/>
+            <w:hideMark/>
+          </w:tcPr>
+          <w:p>
+            <w:pPr>
+              <w:spacing w:after="0" w:line="240" w:lineRule="auto"/>
+              <w:rPr>
+                <w:rFonts w:ascii="Times New Roman" w:eastAsia="Times New Roman" w:hAnsi="Times New Roman" w:cs="Times New Roman"/>
+                <w:color w:val="1F1F1F"/>
+                <w:sz w:val="24"/>
+                <w:szCs w:val="24"/>
+                <w:lang w:eastAsia="en-IN"/>
+              </w:rPr>
+            </w:pPr>
+            <w:r>
+              <w:rPr>
+                <w:rFonts w:ascii="Times New Roman" w:eastAsia="Times New Roman" w:hAnsi="Times New Roman" w:cs="Times New Roman"/>
+                <w:color w:val="1F1F1F"/>
+                <w:sz w:val="24"/>
+                <w:szCs w:val="24"/>
+                <w:bdr w:val="none" w:sz="0" w:space="0" w:color="auto" w:frame="1"/>
+                <w:lang w:eastAsia="en-IN"/>
+              </w:rPr>
+              <w:t>Medium (More verbose)</w:t>
+            </w:r>
+          </w:p>
+        </w:tc>
+      </w:tr>
+      <w:tr>
+        <w:trPr>
+          <w:tblCellSpacing w:w="15" w:type="dxa"/>
+        </w:trPr>
+        <w:tc>
+          <w:tcPr>
+            <w:tcW w:w="0" w:type="auto"/>
+            <w:tcBorders>
+              <w:top w:val="single" w:sz="6" w:space="0" w:color="auto"/>
+              <w:left w:val="single" w:sz="6" w:space="0" w:color="auto"/>
+              <w:bottom w:val="single" w:sz="6" w:space="0" w:color="auto"/>
+              <w:right w:val="single" w:sz="6" w:space="0" w:color="auto"/>
+            </w:tcBorders>
+            <w:tcMar>
+              <w:top w:w="240" w:type="dxa"/>
+              <w:left w:w="0" w:type="dxa"/>
+              <w:bottom w:w="240" w:type="dxa"/>
+              <w:right w:w="180" w:type="dxa"/>
+            </w:tcMar>
+            <w:vAlign w:val="center"/>
+            <w:hideMark/>
+          </w:tcPr>
+          <w:p>
+            <w:pPr>
+              <w:spacing w:after="0" w:line="240" w:lineRule="auto"/>
+              <w:rPr>
+                <w:rFonts w:ascii="Times New Roman" w:eastAsia="Times New Roman" w:hAnsi="Times New Roman" w:cs="Times New Roman"/>
+                <w:color w:val="1F1F1F"/>
+                <w:sz w:val="24"/>
+                <w:szCs w:val="24"/>
+                <w:lang w:eastAsia="en-IN"/>
+              </w:rPr>
+            </w:pPr>
+            <w:r>
+              <w:rPr>
+                <w:rFonts w:ascii="Times New Roman" w:eastAsia="Times New Roman" w:hAnsi="Times New Roman" w:cs="Times New Roman"/>
+                <w:b/>
+                <w:bCs/>
+                <w:color w:val="1F1F1F"/>
+                <w:sz w:val="24"/>
+                <w:szCs w:val="24"/>
+                <w:bdr w:val="none" w:sz="0" w:space="0" w:color="auto" w:frame="1"/>
+                <w:lang w:eastAsia="en-IN"/>
+              </w:rPr>
+              <w:t>Flexibility</w:t>
+            </w:r>
+          </w:p>
+        </w:tc>
+        <w:tc>
+          <w:tcPr>
+            <w:tcW w:w="0" w:type="auto"/>
+            <w:tcBorders>
+              <w:top w:val="single" w:sz="6" w:space="0" w:color="auto"/>
+              <w:left w:val="single" w:sz="6" w:space="0" w:color="auto"/>
+              <w:bottom w:val="single" w:sz="6" w:space="0" w:color="auto"/>
+              <w:right w:val="single" w:sz="6" w:space="0" w:color="auto"/>
+            </w:tcBorders>
+            <w:tcMar>
+              <w:top w:w="240" w:type="dxa"/>
+              <w:left w:w="0" w:type="dxa"/>
+              <w:bottom w:w="240" w:type="dxa"/>
+              <w:right w:w="180" w:type="dxa"/>
+            </w:tcMar>
+            <w:vAlign w:val="center"/>
+            <w:hideMark/>
+          </w:tcPr>
+          <w:p>
+            <w:pPr>
+              <w:spacing w:after="0" w:line="240" w:lineRule="auto"/>
+              <w:rPr>
+                <w:rFonts w:ascii="Times New Roman" w:eastAsia="Times New Roman" w:hAnsi="Times New Roman" w:cs="Times New Roman"/>
+                <w:color w:val="1F1F1F"/>
+                <w:sz w:val="24"/>
+                <w:szCs w:val="24"/>
+                <w:lang w:eastAsia="en-IN"/>
+              </w:rPr>
+            </w:pPr>
+            <w:r>
+              <w:rPr>
+                <w:rFonts w:ascii="Times New Roman" w:eastAsia="Times New Roman" w:hAnsi="Times New Roman" w:cs="Times New Roman"/>
+                <w:color w:val="1F1F1F"/>
+                <w:sz w:val="24"/>
+                <w:szCs w:val="24"/>
+                <w:bdr w:val="none" w:sz="0" w:space="0" w:color="auto" w:frame="1"/>
+                <w:lang w:eastAsia="en-IN"/>
+              </w:rPr>
+              <w:t>Low (It's just an int)</w:t>
+            </w:r>
+          </w:p>
+        </w:tc>
+        <w:tc>
+          <w:tcPr>
+            <w:tcW w:w="0" w:type="auto"/>
+            <w:tcBorders>
+              <w:top w:val="single" w:sz="6" w:space="0" w:color="auto"/>
+              <w:left w:val="single" w:sz="6" w:space="0" w:color="auto"/>
+              <w:bottom w:val="single" w:sz="6" w:space="0" w:color="auto"/>
+              <w:right w:val="single" w:sz="6" w:space="0" w:color="auto"/>
+            </w:tcBorders>
+            <w:tcMar>
+              <w:top w:w="240" w:type="dxa"/>
+              <w:left w:w="0" w:type="dxa"/>
+              <w:bottom w:w="240" w:type="dxa"/>
+              <w:right w:w="0" w:type="dxa"/>
+            </w:tcMar>
+            <w:vAlign w:val="center"/>
+            <w:hideMark/>
+          </w:tcPr>
+          <w:p>
+            <w:pPr>
+              <w:spacing w:after="0" w:line="240" w:lineRule="auto"/>
+              <w:rPr>
+                <w:rFonts w:ascii="Times New Roman" w:eastAsia="Times New Roman" w:hAnsi="Times New Roman" w:cs="Times New Roman"/>
+                <w:color w:val="1F1F1F"/>
+                <w:sz w:val="24"/>
+                <w:szCs w:val="24"/>
+                <w:lang w:eastAsia="en-IN"/>
+              </w:rPr>
+            </w:pPr>
+            <w:r>
+              <w:rPr>
+                <w:rFonts w:ascii="Times New Roman" w:eastAsia="Times New Roman" w:hAnsi="Times New Roman" w:cs="Times New Roman"/>
+                <w:color w:val="1F1F1F"/>
+                <w:sz w:val="24"/>
+                <w:szCs w:val="24"/>
+                <w:bdr w:val="none" w:sz="0" w:space="0" w:color="auto" w:frame="1"/>
+                <w:lang w:eastAsia="en-IN"/>
+              </w:rPr>
+              <w:t xml:space="preserve">High (Mix with </w:t>
+            </w:r>
+            <w:proofErr w:type="spellStart"/>
+            <w:r>
+              <w:rPr>
+                <w:rFonts w:ascii="Courier New" w:eastAsia="Times New Roman" w:hAnsi="Courier New" w:cs="Courier New"/>
+                <w:color w:val="444746"/>
+                <w:sz w:val="20"/>
+                <w:szCs w:val="20"/>
+                <w:bdr w:val="none" w:sz="0" w:space="0" w:color="auto" w:frame="1"/>
+                <w:lang w:eastAsia="en-IN"/>
+              </w:rPr>
+              <w:t>ge</w:t>
+            </w:r>
+            <w:proofErr w:type="spellEnd"/>
+            <w:r>
+              <w:rPr>
+                <w:rFonts w:ascii="Times New Roman" w:eastAsia="Times New Roman" w:hAnsi="Times New Roman" w:cs="Times New Roman"/>
+                <w:color w:val="1F1F1F"/>
+                <w:sz w:val="24"/>
+                <w:szCs w:val="24"/>
+                <w:bdr w:val="none" w:sz="0" w:space="0" w:color="auto" w:frame="1"/>
+                <w:lang w:eastAsia="en-IN"/>
+              </w:rPr>
+              <w:t xml:space="preserve">, </w:t>
+            </w:r>
+            <w:r>
+              <w:rPr>
+                <w:rFonts w:ascii="Courier New" w:eastAsia="Times New Roman" w:hAnsi="Courier New" w:cs="Courier New"/>
+                <w:color w:val="444746"/>
+                <w:sz w:val="20"/>
+                <w:szCs w:val="20"/>
+                <w:bdr w:val="none" w:sz="0" w:space="0" w:color="auto" w:frame="1"/>
+                <w:lang w:eastAsia="en-IN"/>
+              </w:rPr>
+              <w:t>le</w:t>
+            </w:r>
+            <w:r>
+              <w:rPr>
+                <w:rFonts w:ascii="Times New Roman" w:eastAsia="Times New Roman" w:hAnsi="Times New Roman" w:cs="Times New Roman"/>
+                <w:color w:val="1F1F1F"/>
+                <w:sz w:val="24"/>
+                <w:szCs w:val="24"/>
+                <w:bdr w:val="none" w:sz="0" w:space="0" w:color="auto" w:frame="1"/>
+                <w:lang w:eastAsia="en-IN"/>
+              </w:rPr>
+              <w:t xml:space="preserve">, </w:t>
+            </w:r>
+            <w:r>
+              <w:rPr>
+                <w:rFonts w:ascii="Courier New" w:eastAsia="Times New Roman" w:hAnsi="Courier New" w:cs="Courier New"/>
+                <w:color w:val="444746"/>
+                <w:sz w:val="20"/>
+                <w:szCs w:val="20"/>
+                <w:bdr w:val="none" w:sz="0" w:space="0" w:color="auto" w:frame="1"/>
+                <w:lang w:eastAsia="en-IN"/>
+              </w:rPr>
+              <w:t>description</w:t>
+            </w:r>
+            <w:r>
+              <w:rPr>
+                <w:rFonts w:ascii="Times New Roman" w:eastAsia="Times New Roman" w:hAnsi="Times New Roman" w:cs="Times New Roman"/>
+                <w:color w:val="1F1F1F"/>
+                <w:sz w:val="24"/>
+                <w:szCs w:val="24"/>
+                <w:bdr w:val="none" w:sz="0" w:space="0" w:color="auto" w:frame="1"/>
+                <w:lang w:eastAsia="en-IN"/>
+              </w:rPr>
+              <w:t>)</w:t>
+            </w:r>
+          </w:p>
+        </w:tc>
+      </w:tr>
+      <w:tr>
+        <w:trPr>
+          <w:tblCellSpacing w:w="15" w:type="dxa"/>
+        </w:trPr>
+        <w:tc>
+          <w:tcPr>
+            <w:tcW w:w="0" w:type="auto"/>
+            <w:tcBorders>
+              <w:top w:val="single" w:sz="6" w:space="0" w:color="auto"/>
+              <w:left w:val="single" w:sz="6" w:space="0" w:color="auto"/>
+              <w:bottom w:val="single" w:sz="6" w:space="0" w:color="auto"/>
+              <w:right w:val="single" w:sz="6" w:space="0" w:color="auto"/>
+            </w:tcBorders>
+            <w:tcMar>
+              <w:top w:w="240" w:type="dxa"/>
+              <w:left w:w="0" w:type="dxa"/>
+              <w:bottom w:w="240" w:type="dxa"/>
+              <w:right w:w="180" w:type="dxa"/>
+            </w:tcMar>
+            <w:vAlign w:val="center"/>
+            <w:hideMark/>
+          </w:tcPr>
+          <w:p>
+            <w:pPr>
+              <w:spacing w:after="0" w:line="240" w:lineRule="auto"/>
+              <w:rPr>
+                <w:rFonts w:ascii="Times New Roman" w:eastAsia="Times New Roman" w:hAnsi="Times New Roman" w:cs="Times New Roman"/>
+                <w:color w:val="1F1F1F"/>
+                <w:sz w:val="24"/>
+                <w:szCs w:val="24"/>
+                <w:lang w:eastAsia="en-IN"/>
+              </w:rPr>
+            </w:pPr>
+            <w:r>
+              <w:rPr>
+                <w:rFonts w:ascii="Times New Roman" w:eastAsia="Times New Roman" w:hAnsi="Times New Roman" w:cs="Times New Roman"/>
+                <w:b/>
+                <w:bCs/>
+                <w:color w:val="1F1F1F"/>
+                <w:sz w:val="24"/>
+                <w:szCs w:val="24"/>
+                <w:bdr w:val="none" w:sz="0" w:space="0" w:color="auto" w:frame="1"/>
+                <w:lang w:eastAsia="en-IN"/>
+              </w:rPr>
+              <w:t>Standard</w:t>
+            </w:r>
+          </w:p>
+        </w:tc>
+        <w:tc>
+          <w:tcPr>
+            <w:tcW w:w="0" w:type="auto"/>
+            <w:tcBorders>
+              <w:top w:val="single" w:sz="6" w:space="0" w:color="auto"/>
+              <w:left w:val="single" w:sz="6" w:space="0" w:color="auto"/>
+              <w:bottom w:val="single" w:sz="6" w:space="0" w:color="auto"/>
+              <w:right w:val="single" w:sz="6" w:space="0" w:color="auto"/>
+            </w:tcBorders>
+            <w:tcMar>
+              <w:top w:w="240" w:type="dxa"/>
+              <w:left w:w="0" w:type="dxa"/>
+              <w:bottom w:w="240" w:type="dxa"/>
+              <w:right w:w="180" w:type="dxa"/>
+            </w:tcMar>
+            <w:vAlign w:val="center"/>
+            <w:hideMark/>
+          </w:tcPr>
+          <w:p>
+            <w:pPr>
+              <w:spacing w:after="0" w:line="240" w:lineRule="auto"/>
+              <w:rPr>
+                <w:rFonts w:ascii="Times New Roman" w:eastAsia="Times New Roman" w:hAnsi="Times New Roman" w:cs="Times New Roman"/>
+                <w:color w:val="1F1F1F"/>
+                <w:sz w:val="24"/>
+                <w:szCs w:val="24"/>
+                <w:lang w:eastAsia="en-IN"/>
+              </w:rPr>
+            </w:pPr>
+            <w:proofErr w:type="spellStart"/>
+            <w:r>
+              <w:rPr>
+                <w:rFonts w:ascii="Times New Roman" w:eastAsia="Times New Roman" w:hAnsi="Times New Roman" w:cs="Times New Roman"/>
+                <w:color w:val="1F1F1F"/>
+                <w:sz w:val="24"/>
+                <w:szCs w:val="24"/>
+                <w:bdr w:val="none" w:sz="0" w:space="0" w:color="auto" w:frame="1"/>
+                <w:lang w:eastAsia="en-IN"/>
+              </w:rPr>
+              <w:t>Pydantic</w:t>
+            </w:r>
+            <w:proofErr w:type="spellEnd"/>
+            <w:r>
+              <w:rPr>
+                <w:rFonts w:ascii="Times New Roman" w:eastAsia="Times New Roman" w:hAnsi="Times New Roman" w:cs="Times New Roman"/>
+                <w:color w:val="1F1F1F"/>
+                <w:sz w:val="24"/>
+                <w:szCs w:val="24"/>
+                <w:bdr w:val="none" w:sz="0" w:space="0" w:color="auto" w:frame="1"/>
+                <w:lang w:eastAsia="en-IN"/>
+              </w:rPr>
+              <w:t>-specific type</w:t>
+            </w:r>
+          </w:p>
+        </w:tc>
+        <w:tc>
+          <w:tcPr>
+            <w:tcW w:w="0" w:type="auto"/>
+            <w:tcBorders>
+              <w:top w:val="single" w:sz="6" w:space="0" w:color="auto"/>
+              <w:left w:val="single" w:sz="6" w:space="0" w:color="auto"/>
+              <w:bottom w:val="single" w:sz="6" w:space="0" w:color="auto"/>
+              <w:right w:val="single" w:sz="6" w:space="0" w:color="auto"/>
+            </w:tcBorders>
+            <w:tcMar>
+              <w:top w:w="240" w:type="dxa"/>
+              <w:left w:w="0" w:type="dxa"/>
+              <w:bottom w:w="240" w:type="dxa"/>
+              <w:right w:w="0" w:type="dxa"/>
+            </w:tcMar>
+            <w:vAlign w:val="center"/>
+            <w:hideMark/>
+          </w:tcPr>
+          <w:p>
+            <w:pPr>
+              <w:spacing w:after="0" w:line="240" w:lineRule="auto"/>
+              <w:rPr>
+                <w:rFonts w:ascii="Times New Roman" w:eastAsia="Times New Roman" w:hAnsi="Times New Roman" w:cs="Times New Roman"/>
+                <w:color w:val="1F1F1F"/>
+                <w:sz w:val="24"/>
+                <w:szCs w:val="24"/>
+                <w:lang w:eastAsia="en-IN"/>
+              </w:rPr>
+            </w:pPr>
+            <w:r>
+              <w:rPr>
+                <w:rFonts w:ascii="Times New Roman" w:eastAsia="Times New Roman" w:hAnsi="Times New Roman" w:cs="Times New Roman"/>
+                <w:color w:val="1F1F1F"/>
+                <w:sz w:val="24"/>
+                <w:szCs w:val="24"/>
+                <w:bdr w:val="none" w:sz="0" w:space="0" w:color="auto" w:frame="1"/>
+                <w:lang w:eastAsia="en-IN"/>
+              </w:rPr>
+              <w:t xml:space="preserve">Standard Python </w:t>
+            </w:r>
+            <w:r>
+              <w:rPr>
+                <w:rFonts w:ascii="Courier New" w:eastAsia="Times New Roman" w:hAnsi="Courier New" w:cs="Courier New"/>
+                <w:color w:val="444746"/>
+                <w:sz w:val="20"/>
+                <w:szCs w:val="20"/>
+                <w:bdr w:val="none" w:sz="0" w:space="0" w:color="auto" w:frame="1"/>
+                <w:lang w:eastAsia="en-IN"/>
+              </w:rPr>
+              <w:t>int</w:t>
+            </w:r>
+            <w:r>
+              <w:rPr>
+                <w:rFonts w:ascii="Times New Roman" w:eastAsia="Times New Roman" w:hAnsi="Times New Roman" w:cs="Times New Roman"/>
+                <w:color w:val="1F1F1F"/>
+                <w:sz w:val="24"/>
+                <w:szCs w:val="24"/>
+                <w:bdr w:val="none" w:sz="0" w:space="0" w:color="auto" w:frame="1"/>
+                <w:lang w:eastAsia="en-IN"/>
+              </w:rPr>
+              <w:t xml:space="preserve"> + Metadata</w:t>
+            </w:r>
+          </w:p>
+        </w:tc>
+      </w:tr>
+    </w:tbl>
+    <w:p/>
+    <w:p>
+      <w:pPr>
+        <w:rPr>
+          <w:rFonts w:ascii="Consolas" w:hAnsi="Consolas"/>
+          <w:color w:val="C9D1D9"/>
+          <w:sz w:val="21"/>
+          <w:szCs w:val="21"/>
+          <w:shd w:val="clear" w:color="auto" w:fill="0D1117"/>
+        </w:rPr>
+      </w:pPr>
+      <w:r>
+        <w:rPr>
+          <w:rStyle w:val="hljs-keyword"/>
+          <w:rFonts w:ascii="Consolas" w:hAnsi="Consolas"/>
+          <w:color w:val="FF7B72"/>
+          <w:sz w:val="21"/>
+          <w:szCs w:val="21"/>
+          <w:bdr w:val="single" w:sz="2" w:space="0" w:color="auto" w:frame="1"/>
+          <w:shd w:val="clear" w:color="auto" w:fill="0D1117"/>
+        </w:rPr>
+        <w:t>from</w:t>
+      </w:r>
+      <w:r>
+        <w:rPr>
+          <w:rFonts w:ascii="Consolas" w:hAnsi="Consolas"/>
+          <w:color w:val="C9D1D9"/>
+          <w:sz w:val="21"/>
+          <w:szCs w:val="21"/>
+          <w:shd w:val="clear" w:color="auto" w:fill="0D1117"/>
+        </w:rPr>
+        <w:t xml:space="preserve"> </w:t>
+      </w:r>
+      <w:proofErr w:type="spellStart"/>
+      <w:r>
+        <w:rPr>
+          <w:rFonts w:ascii="Consolas" w:hAnsi="Consolas"/>
+          <w:color w:val="C9D1D9"/>
+          <w:sz w:val="21"/>
+          <w:szCs w:val="21"/>
+          <w:shd w:val="clear" w:color="auto" w:fill="0D1117"/>
+        </w:rPr>
+        <w:t>pydantic</w:t>
+      </w:r>
+      <w:proofErr w:type="spellEnd"/>
+      <w:r>
+        <w:rPr>
+          <w:rFonts w:ascii="Consolas" w:hAnsi="Consolas"/>
+          <w:color w:val="C9D1D9"/>
+          <w:sz w:val="21"/>
+          <w:szCs w:val="21"/>
+          <w:shd w:val="clear" w:color="auto" w:fill="0D1117"/>
+        </w:rPr>
+        <w:t xml:space="preserve"> </w:t>
+      </w:r>
+      <w:r>
+        <w:rPr>
+          <w:rStyle w:val="hljs-keyword"/>
+          <w:rFonts w:ascii="Consolas" w:hAnsi="Consolas"/>
+          <w:color w:val="FF7B72"/>
+          <w:sz w:val="21"/>
+          <w:szCs w:val="21"/>
+          <w:bdr w:val="single" w:sz="2" w:space="0" w:color="auto" w:frame="1"/>
+          <w:shd w:val="clear" w:color="auto" w:fill="0D1117"/>
+        </w:rPr>
+        <w:t>import</w:t>
+      </w:r>
+      <w:r>
+        <w:rPr>
+          <w:rFonts w:ascii="Consolas" w:hAnsi="Consolas"/>
+          <w:color w:val="C9D1D9"/>
+          <w:sz w:val="21"/>
+          <w:szCs w:val="21"/>
+          <w:shd w:val="clear" w:color="auto" w:fill="0D1117"/>
+        </w:rPr>
+        <w:t xml:space="preserve"> </w:t>
+      </w:r>
+      <w:proofErr w:type="spellStart"/>
+      <w:r>
+        <w:rPr>
+          <w:rFonts w:ascii="Consolas" w:hAnsi="Consolas"/>
+          <w:color w:val="C9D1D9"/>
+          <w:sz w:val="21"/>
+          <w:szCs w:val="21"/>
+          <w:shd w:val="clear" w:color="auto" w:fill="0D1117"/>
+        </w:rPr>
+        <w:t>BaseModel</w:t>
+      </w:r>
+      <w:proofErr w:type="spellEnd"/>
+      <w:r>
+        <w:rPr>
+          <w:rFonts w:ascii="Consolas" w:hAnsi="Consolas"/>
+          <w:color w:val="C9D1D9"/>
+          <w:sz w:val="21"/>
+          <w:szCs w:val="21"/>
+          <w:shd w:val="clear" w:color="auto" w:fill="0D1117"/>
+        </w:rPr>
+        <w:t xml:space="preserve">, </w:t>
+      </w:r>
+      <w:proofErr w:type="spellStart"/>
+      <w:r>
+        <w:rPr>
+          <w:rFonts w:ascii="Consolas" w:hAnsi="Consolas"/>
+          <w:color w:val="C9D1D9"/>
+          <w:sz w:val="21"/>
+          <w:szCs w:val="21"/>
+          <w:shd w:val="clear" w:color="auto" w:fill="0D1117"/>
+        </w:rPr>
+        <w:t>FiniteFloat</w:t>
+      </w:r>
+      <w:proofErr w:type="spellEnd"/>
+      <w:r>
+        <w:rPr>
+          <w:rFonts w:ascii="Consolas" w:hAnsi="Consolas"/>
+          <w:color w:val="C9D1D9"/>
+          <w:sz w:val="21"/>
+          <w:szCs w:val="21"/>
+          <w:shd w:val="clear" w:color="auto" w:fill="0D1117"/>
+        </w:rPr>
+        <w:t xml:space="preserve">, </w:t>
+      </w:r>
+      <w:proofErr w:type="spellStart"/>
+      <w:r>
+        <w:rPr>
+          <w:rFonts w:ascii="Consolas" w:hAnsi="Consolas"/>
+          <w:color w:val="C9D1D9"/>
+          <w:sz w:val="21"/>
+          <w:szCs w:val="21"/>
+          <w:shd w:val="clear" w:color="auto" w:fill="0D1117"/>
+        </w:rPr>
+        <w:t>StrictInt</w:t>
+      </w:r>
+      <w:proofErr w:type="spellEnd"/>
+      <w:r>
+        <w:rPr>
+          <w:rFonts w:ascii="Consolas" w:hAnsi="Consolas"/>
+          <w:color w:val="C9D1D9"/>
+          <w:sz w:val="21"/>
+          <w:szCs w:val="21"/>
+          <w:shd w:val="clear" w:color="auto" w:fill="0D1117"/>
+        </w:rPr>
+        <w:t xml:space="preserve">, </w:t>
+      </w:r>
+      <w:proofErr w:type="spellStart"/>
+      <w:r>
+        <w:rPr>
+          <w:rFonts w:ascii="Consolas" w:hAnsi="Consolas"/>
+          <w:color w:val="C9D1D9"/>
+          <w:sz w:val="21"/>
+          <w:szCs w:val="21"/>
+          <w:shd w:val="clear" w:color="auto" w:fill="0D1117"/>
+        </w:rPr>
+        <w:t>ValidationError</w:t>
+      </w:r>
+      <w:proofErr w:type="spellEnd"/>
+    </w:p>
+    <w:p>
+      <w:pPr>
+        <w:rPr>
+          <w:rFonts w:ascii="Consolas" w:hAnsi="Consolas"/>
+          <w:color w:val="C9D1D9"/>
+          <w:sz w:val="21"/>
+          <w:szCs w:val="21"/>
+          <w:shd w:val="clear" w:color="auto" w:fill="0D1117"/>
+        </w:rPr>
+      </w:pPr>
+    </w:p>
+    <w:p>
+      <w:pPr>
+        <w:pBdr>
+          <w:bottom w:val="single" w:sz="6" w:space="1" w:color="auto"/>
+        </w:pBdr>
+      </w:pPr>
+    </w:p>
+    <w:p/>
     <w:p>
       <w:r>
         <w:t>Default auto-</w:t>
@@ -13750,59 +14787,21 @@
               </w:rPr>
               <w:t>/int</w:t>
             </w:r>
-            <w:proofErr w:type="gramStart"/>
             <w:r>
               <w:rPr>
                 <w:rFonts w:ascii="Courier New" w:eastAsia="Times New Roman" w:hAnsi="Courier New" w:cs="Courier New"/>
                 <w:sz w:val="20"/>
                 <w:szCs w:val="20"/>
               </w:rPr>
-              <w:t>/”yes</w:t>
-            </w:r>
-            <w:proofErr w:type="gramEnd"/>
+              <w:t>/”yes”</w:t>
+            </w:r>
             <w:r>
               <w:rPr>
                 <w:rFonts w:ascii="Courier New" w:eastAsia="Times New Roman" w:hAnsi="Courier New" w:cs="Courier New"/>
                 <w:sz w:val="20"/>
                 <w:szCs w:val="20"/>
               </w:rPr>
-              <w:t>”</w:t>
-            </w:r>
-            <w:proofErr w:type="gramStart"/>
-            <w:r>
-              <w:rPr>
-                <w:rFonts w:ascii="Courier New" w:eastAsia="Times New Roman" w:hAnsi="Courier New" w:cs="Courier New"/>
-                <w:sz w:val="20"/>
-                <w:szCs w:val="20"/>
-              </w:rPr>
-              <w:t>/”y</w:t>
-            </w:r>
-            <w:proofErr w:type="gramEnd"/>
-            <w:r>
-              <w:rPr>
-                <w:rFonts w:ascii="Courier New" w:eastAsia="Times New Roman" w:hAnsi="Courier New" w:cs="Courier New"/>
-                <w:sz w:val="20"/>
-                <w:szCs w:val="20"/>
-              </w:rPr>
-              <w:t>”</w:t>
-            </w:r>
-            <w:proofErr w:type="gramStart"/>
-            <w:r>
-              <w:rPr>
-                <w:rFonts w:ascii="Courier New" w:eastAsia="Times New Roman" w:hAnsi="Courier New" w:cs="Courier New"/>
-                <w:sz w:val="20"/>
-                <w:szCs w:val="20"/>
-              </w:rPr>
-              <w:t>/”on</w:t>
-            </w:r>
-            <w:proofErr w:type="gramEnd"/>
-            <w:r>
-              <w:rPr>
-                <w:rFonts w:ascii="Courier New" w:eastAsia="Times New Roman" w:hAnsi="Courier New" w:cs="Courier New"/>
-                <w:sz w:val="20"/>
-                <w:szCs w:val="20"/>
-              </w:rPr>
-              <w:t>”/0.1</w:t>
+              <w:t>/”y”/”on”/0.1</w:t>
             </w:r>
             <w:r>
               <w:rPr>
@@ -14061,23 +15060,13 @@
                 <w:szCs w:val="24"/>
               </w:rPr>
             </w:pPr>
-            <w:proofErr w:type="gramStart"/>
-            <w:r>
-              <w:rPr>
-                <w:rFonts w:ascii="Times New Roman" w:eastAsia="Times New Roman" w:hAnsi="Times New Roman" w:cs="Times New Roman"/>
-                <w:sz w:val="24"/>
-                <w:szCs w:val="24"/>
-              </w:rPr>
-              <w:t>str →</w:t>
-            </w:r>
-            <w:proofErr w:type="gramEnd"/>
-            <w:r>
-              <w:rPr>
-                <w:rFonts w:ascii="Times New Roman" w:eastAsia="Times New Roman" w:hAnsi="Times New Roman" w:cs="Times New Roman"/>
-                <w:sz w:val="24"/>
-                <w:szCs w:val="24"/>
-              </w:rPr>
-              <w:t xml:space="preserve"> Enum</w:t>
+            <w:r>
+              <w:rPr>
+                <w:rFonts w:ascii="Times New Roman" w:eastAsia="Times New Roman" w:hAnsi="Times New Roman" w:cs="Times New Roman"/>
+                <w:sz w:val="24"/>
+                <w:szCs w:val="24"/>
+              </w:rPr>
+              <w:t>str → Enum</w:t>
             </w:r>
           </w:p>
         </w:tc>
@@ -14221,23 +15210,7 @@
           <w:b/>
           <w:bCs/>
         </w:rPr>
-        <w:t xml:space="preserve"> </w:t>
-      </w:r>
-      <w:proofErr w:type="gramStart"/>
-      <w:r>
-        <w:rPr>
-          <w:b/>
-          <w:bCs/>
-        </w:rPr>
-        <w:t>does</w:t>
-      </w:r>
-      <w:proofErr w:type="gramEnd"/>
-      <w:r>
-        <w:rPr>
-          <w:b/>
-          <w:bCs/>
-        </w:rPr>
-        <w:t xml:space="preserve"> NOT auto-convert</w:t>
+        <w:t xml:space="preserve"> does NOT auto-convert</w:t>
       </w:r>
     </w:p>
     <w:p>
@@ -14342,6 +15315,7 @@
           <w:b/>
           <w:bCs/>
         </w:rPr>
+        <w:lastRenderedPageBreak/>
         <w:t>❌</w:t>
       </w:r>
       <w:r>
@@ -14364,50 +15338,40 @@
     </w:p>
     <w:tbl>
       <w:tblPr>
+        <w:tblStyle w:val="GridTable4"/>
         <w:tblW w:w="0" w:type="auto"/>
-        <w:tblCellSpacing w:w="15" w:type="dxa"/>
-        <w:tblCellMar>
-          <w:top w:w="15" w:type="dxa"/>
-          <w:left w:w="15" w:type="dxa"/>
-          <w:bottom w:w="15" w:type="dxa"/>
-          <w:right w:w="15" w:type="dxa"/>
-        </w:tblCellMar>
         <w:tblLook w:val="04A0" w:firstRow="1" w:lastRow="0" w:firstColumn="1" w:lastColumn="0" w:noHBand="0" w:noVBand="1"/>
       </w:tblPr>
       <w:tblGrid>
-        <w:gridCol w:w="2236"/>
-        <w:gridCol w:w="1454"/>
-        <w:gridCol w:w="634"/>
-        <w:gridCol w:w="4037"/>
+        <w:gridCol w:w="2377"/>
+        <w:gridCol w:w="1610"/>
+        <w:gridCol w:w="790"/>
+        <w:gridCol w:w="4178"/>
       </w:tblGrid>
       <w:tr>
         <w:trPr>
-          <w:tblHeader/>
-          <w:tblCellSpacing w:w="15" w:type="dxa"/>
+          <w:cnfStyle w:val="100000000000" w:firstRow="1" w:lastRow="0" w:firstColumn="0" w:lastColumn="0" w:oddVBand="0" w:evenVBand="0" w:oddHBand="0" w:evenHBand="0" w:firstRowFirstColumn="0" w:firstRowLastColumn="0" w:lastRowFirstColumn="0" w:lastRowLastColumn="0"/>
         </w:trPr>
         <w:tc>
           <w:tcPr>
+            <w:cnfStyle w:val="001000000000" w:firstRow="0" w:lastRow="0" w:firstColumn="1" w:lastColumn="0" w:oddVBand="0" w:evenVBand="0" w:oddHBand="0" w:evenHBand="0" w:firstRowFirstColumn="0" w:firstRowLastColumn="0" w:lastRowFirstColumn="0" w:lastRowLastColumn="0"/>
             <w:tcW w:w="0" w:type="auto"/>
-            <w:vAlign w:val="center"/>
-            <w:hideMark/>
-          </w:tcPr>
-          <w:p>
-            <w:pPr>
-              <w:spacing w:after="0" w:line="240" w:lineRule="auto"/>
+            <w:hideMark/>
+          </w:tcPr>
+          <w:p>
+            <w:pPr>
               <w:jc w:val="center"/>
               <w:rPr>
                 <w:rFonts w:ascii="Times New Roman" w:eastAsia="Times New Roman" w:hAnsi="Times New Roman" w:cs="Times New Roman"/>
-                <w:b/>
-                <w:bCs/>
-                <w:sz w:val="24"/>
-                <w:szCs w:val="24"/>
-              </w:rPr>
-            </w:pPr>
-            <w:r>
-              <w:rPr>
-                <w:rFonts w:ascii="Times New Roman" w:eastAsia="Times New Roman" w:hAnsi="Times New Roman" w:cs="Times New Roman"/>
-                <w:b/>
-                <w:bCs/>
+                <w:b w:val="0"/>
+                <w:bCs w:val="0"/>
+                <w:sz w:val="24"/>
+                <w:szCs w:val="24"/>
+              </w:rPr>
+            </w:pPr>
+            <w:r>
+              <w:rPr>
+                <w:rFonts w:ascii="Times New Roman" w:eastAsia="Times New Roman" w:hAnsi="Times New Roman" w:cs="Times New Roman"/>
                 <w:sz w:val="24"/>
                 <w:szCs w:val="24"/>
               </w:rPr>
@@ -14418,26 +15382,23 @@
         <w:tc>
           <w:tcPr>
             <w:tcW w:w="0" w:type="auto"/>
-            <w:vAlign w:val="center"/>
-            <w:hideMark/>
-          </w:tcPr>
-          <w:p>
-            <w:pPr>
-              <w:spacing w:after="0" w:line="240" w:lineRule="auto"/>
+            <w:hideMark/>
+          </w:tcPr>
+          <w:p>
+            <w:pPr>
               <w:jc w:val="center"/>
-              <w:rPr>
-                <w:rFonts w:ascii="Times New Roman" w:eastAsia="Times New Roman" w:hAnsi="Times New Roman" w:cs="Times New Roman"/>
-                <w:b/>
-                <w:bCs/>
-                <w:sz w:val="24"/>
-                <w:szCs w:val="24"/>
-              </w:rPr>
-            </w:pPr>
-            <w:r>
-              <w:rPr>
-                <w:rFonts w:ascii="Times New Roman" w:eastAsia="Times New Roman" w:hAnsi="Times New Roman" w:cs="Times New Roman"/>
-                <w:b/>
-                <w:bCs/>
+              <w:cnfStyle w:val="100000000000" w:firstRow="1" w:lastRow="0" w:firstColumn="0" w:lastColumn="0" w:oddVBand="0" w:evenVBand="0" w:oddHBand="0" w:evenHBand="0" w:firstRowFirstColumn="0" w:firstRowLastColumn="0" w:lastRowFirstColumn="0" w:lastRowLastColumn="0"/>
+              <w:rPr>
+                <w:rFonts w:ascii="Times New Roman" w:eastAsia="Times New Roman" w:hAnsi="Times New Roman" w:cs="Times New Roman"/>
+                <w:b w:val="0"/>
+                <w:bCs w:val="0"/>
+                <w:sz w:val="24"/>
+                <w:szCs w:val="24"/>
+              </w:rPr>
+            </w:pPr>
+            <w:r>
+              <w:rPr>
+                <w:rFonts w:ascii="Times New Roman" w:eastAsia="Times New Roman" w:hAnsi="Times New Roman" w:cs="Times New Roman"/>
                 <w:sz w:val="24"/>
                 <w:szCs w:val="24"/>
               </w:rPr>
@@ -14448,26 +15409,23 @@
         <w:tc>
           <w:tcPr>
             <w:tcW w:w="0" w:type="auto"/>
-            <w:vAlign w:val="center"/>
-            <w:hideMark/>
-          </w:tcPr>
-          <w:p>
-            <w:pPr>
-              <w:spacing w:after="0" w:line="240" w:lineRule="auto"/>
+            <w:hideMark/>
+          </w:tcPr>
+          <w:p>
+            <w:pPr>
               <w:jc w:val="center"/>
-              <w:rPr>
-                <w:rFonts w:ascii="Times New Roman" w:eastAsia="Times New Roman" w:hAnsi="Times New Roman" w:cs="Times New Roman"/>
-                <w:b/>
-                <w:bCs/>
-                <w:sz w:val="24"/>
-                <w:szCs w:val="24"/>
-              </w:rPr>
-            </w:pPr>
-            <w:r>
-              <w:rPr>
-                <w:rFonts w:ascii="Times New Roman" w:eastAsia="Times New Roman" w:hAnsi="Times New Roman" w:cs="Times New Roman"/>
-                <w:b/>
-                <w:bCs/>
+              <w:cnfStyle w:val="100000000000" w:firstRow="1" w:lastRow="0" w:firstColumn="0" w:lastColumn="0" w:oddVBand="0" w:evenVBand="0" w:oddHBand="0" w:evenHBand="0" w:firstRowFirstColumn="0" w:firstRowLastColumn="0" w:lastRowFirstColumn="0" w:lastRowLastColumn="0"/>
+              <w:rPr>
+                <w:rFonts w:ascii="Times New Roman" w:eastAsia="Times New Roman" w:hAnsi="Times New Roman" w:cs="Times New Roman"/>
+                <w:b w:val="0"/>
+                <w:bCs w:val="0"/>
+                <w:sz w:val="24"/>
+                <w:szCs w:val="24"/>
+              </w:rPr>
+            </w:pPr>
+            <w:r>
+              <w:rPr>
+                <w:rFonts w:ascii="Times New Roman" w:eastAsia="Times New Roman" w:hAnsi="Times New Roman" w:cs="Times New Roman"/>
                 <w:sz w:val="24"/>
                 <w:szCs w:val="24"/>
               </w:rPr>
@@ -14478,26 +15436,23 @@
         <w:tc>
           <w:tcPr>
             <w:tcW w:w="0" w:type="auto"/>
-            <w:vAlign w:val="center"/>
-            <w:hideMark/>
-          </w:tcPr>
-          <w:p>
-            <w:pPr>
-              <w:spacing w:after="0" w:line="240" w:lineRule="auto"/>
+            <w:hideMark/>
+          </w:tcPr>
+          <w:p>
+            <w:pPr>
               <w:jc w:val="center"/>
-              <w:rPr>
-                <w:rFonts w:ascii="Times New Roman" w:eastAsia="Times New Roman" w:hAnsi="Times New Roman" w:cs="Times New Roman"/>
-                <w:b/>
-                <w:bCs/>
-                <w:sz w:val="24"/>
-                <w:szCs w:val="24"/>
-              </w:rPr>
-            </w:pPr>
-            <w:r>
-              <w:rPr>
-                <w:rFonts w:ascii="Times New Roman" w:eastAsia="Times New Roman" w:hAnsi="Times New Roman" w:cs="Times New Roman"/>
-                <w:b/>
-                <w:bCs/>
+              <w:cnfStyle w:val="100000000000" w:firstRow="1" w:lastRow="0" w:firstColumn="0" w:lastColumn="0" w:oddVBand="0" w:evenVBand="0" w:oddHBand="0" w:evenHBand="0" w:firstRowFirstColumn="0" w:firstRowLastColumn="0" w:lastRowFirstColumn="0" w:lastRowLastColumn="0"/>
+              <w:rPr>
+                <w:rFonts w:ascii="Times New Roman" w:eastAsia="Times New Roman" w:hAnsi="Times New Roman" w:cs="Times New Roman"/>
+                <w:b w:val="0"/>
+                <w:bCs w:val="0"/>
+                <w:sz w:val="24"/>
+                <w:szCs w:val="24"/>
+              </w:rPr>
+            </w:pPr>
+            <w:r>
+              <w:rPr>
+                <w:rFonts w:ascii="Times New Roman" w:eastAsia="Times New Roman" w:hAnsi="Times New Roman" w:cs="Times New Roman"/>
                 <w:sz w:val="24"/>
                 <w:szCs w:val="24"/>
               </w:rPr>
@@ -14508,95 +15463,208 @@
       </w:tr>
       <w:tr>
         <w:trPr>
-          <w:tblCellSpacing w:w="15" w:type="dxa"/>
+          <w:cnfStyle w:val="000000100000" w:firstRow="0" w:lastRow="0" w:firstColumn="0" w:lastColumn="0" w:oddVBand="0" w:evenVBand="0" w:oddHBand="1" w:evenHBand="0" w:firstRowFirstColumn="0" w:firstRowLastColumn="0" w:lastRowFirstColumn="0" w:lastRowLastColumn="0"/>
         </w:trPr>
         <w:tc>
           <w:tcPr>
+            <w:cnfStyle w:val="001000000000" w:firstRow="0" w:lastRow="0" w:firstColumn="1" w:lastColumn="0" w:oddVBand="0" w:evenVBand="0" w:oddHBand="0" w:evenHBand="0" w:firstRowFirstColumn="0" w:firstRowLastColumn="0" w:lastRowFirstColumn="0" w:lastRowLastColumn="0"/>
             <w:tcW w:w="0" w:type="auto"/>
-            <w:vAlign w:val="center"/>
-            <w:hideMark/>
-          </w:tcPr>
-          <w:p>
-            <w:pPr>
-              <w:spacing w:after="0" w:line="240" w:lineRule="auto"/>
-              <w:rPr>
-                <w:rFonts w:ascii="Times New Roman" w:eastAsia="Times New Roman" w:hAnsi="Times New Roman" w:cs="Times New Roman"/>
-                <w:sz w:val="24"/>
-                <w:szCs w:val="24"/>
-              </w:rPr>
-            </w:pPr>
-            <w:proofErr w:type="gramStart"/>
+            <w:hideMark/>
+          </w:tcPr>
+          <w:p>
+            <w:pPr>
+              <w:rPr>
+                <w:rFonts w:ascii="Times New Roman" w:eastAsia="Times New Roman" w:hAnsi="Times New Roman" w:cs="Times New Roman"/>
+                <w:sz w:val="24"/>
+                <w:szCs w:val="24"/>
+              </w:rPr>
+            </w:pPr>
             <w:r>
               <w:rPr>
                 <w:rFonts w:ascii="Courier New" w:eastAsia="Times New Roman" w:hAnsi="Courier New" w:cs="Courier New"/>
                 <w:sz w:val="20"/>
                 <w:szCs w:val="20"/>
               </w:rPr>
-              <w:t>Inner(</w:t>
-            </w:r>
-            <w:proofErr w:type="gramEnd"/>
+              <w:t>Inner({"x": "10"})</w:t>
+            </w:r>
+          </w:p>
+        </w:tc>
+        <w:tc>
+          <w:tcPr>
+            <w:tcW w:w="0" w:type="auto"/>
+            <w:hideMark/>
+          </w:tcPr>
+          <w:p>
+            <w:pPr>
+              <w:cnfStyle w:val="000000100000" w:firstRow="0" w:lastRow="0" w:firstColumn="0" w:lastColumn="0" w:oddVBand="0" w:evenVBand="0" w:oddHBand="1" w:evenHBand="0" w:firstRowFirstColumn="0" w:firstRowLastColumn="0" w:lastRowFirstColumn="0" w:lastRowLastColumn="0"/>
+              <w:rPr>
+                <w:rFonts w:ascii="Times New Roman" w:eastAsia="Times New Roman" w:hAnsi="Times New Roman" w:cs="Times New Roman"/>
+                <w:sz w:val="24"/>
+                <w:szCs w:val="24"/>
+              </w:rPr>
+            </w:pPr>
+            <w:r>
+              <w:rPr>
+                <w:rFonts w:ascii="Times New Roman" w:eastAsia="Times New Roman" w:hAnsi="Times New Roman" w:cs="Times New Roman"/>
+                <w:sz w:val="24"/>
+                <w:szCs w:val="24"/>
+              </w:rPr>
+              <w:t>1 field</w:t>
+            </w:r>
+          </w:p>
+        </w:tc>
+        <w:tc>
+          <w:tcPr>
+            <w:tcW w:w="0" w:type="auto"/>
+            <w:hideMark/>
+          </w:tcPr>
+          <w:p>
+            <w:pPr>
+              <w:cnfStyle w:val="000000100000" w:firstRow="0" w:lastRow="0" w:firstColumn="0" w:lastColumn="0" w:oddVBand="0" w:evenVBand="0" w:oddHBand="1" w:evenHBand="0" w:firstRowFirstColumn="0" w:firstRowLastColumn="0" w:lastRowFirstColumn="0" w:lastRowLastColumn="0"/>
+              <w:rPr>
+                <w:rFonts w:ascii="Times New Roman" w:eastAsia="Times New Roman" w:hAnsi="Times New Roman" w:cs="Times New Roman"/>
+                <w:sz w:val="24"/>
+                <w:szCs w:val="24"/>
+              </w:rPr>
+            </w:pPr>
+            <w:proofErr w:type="spellStart"/>
+            <w:r>
+              <w:rPr>
+                <w:rFonts w:ascii="Times New Roman" w:eastAsia="Times New Roman" w:hAnsi="Times New Roman" w:cs="Times New Roman"/>
+                <w:sz w:val="24"/>
+                <w:szCs w:val="24"/>
+              </w:rPr>
+              <w:t>dict</w:t>
+            </w:r>
+            <w:proofErr w:type="spellEnd"/>
+          </w:p>
+        </w:tc>
+        <w:tc>
+          <w:tcPr>
+            <w:tcW w:w="0" w:type="auto"/>
+            <w:hideMark/>
+          </w:tcPr>
+          <w:p>
+            <w:pPr>
+              <w:cnfStyle w:val="000000100000" w:firstRow="0" w:lastRow="0" w:firstColumn="0" w:lastColumn="0" w:oddVBand="0" w:evenVBand="0" w:oddHBand="1" w:evenHBand="0" w:firstRowFirstColumn="0" w:firstRowLastColumn="0" w:lastRowFirstColumn="0" w:lastRowLastColumn="0"/>
+              <w:rPr>
+                <w:rFonts w:ascii="Times New Roman" w:eastAsia="Times New Roman" w:hAnsi="Times New Roman" w:cs="Times New Roman"/>
+                <w:sz w:val="24"/>
+                <w:szCs w:val="24"/>
+              </w:rPr>
+            </w:pPr>
+            <w:r>
+              <w:rPr>
+                <w:rFonts w:ascii="Segoe UI Emoji" w:eastAsia="Times New Roman" w:hAnsi="Segoe UI Emoji" w:cs="Segoe UI Emoji"/>
+                <w:sz w:val="24"/>
+                <w:szCs w:val="24"/>
+              </w:rPr>
+              <w:t>✔</w:t>
+            </w:r>
+            <w:r>
+              <w:rPr>
+                <w:rFonts w:ascii="Times New Roman" w:eastAsia="Times New Roman" w:hAnsi="Times New Roman" w:cs="Times New Roman"/>
+                <w:sz w:val="24"/>
+                <w:szCs w:val="24"/>
+              </w:rPr>
+              <w:t xml:space="preserve"> </w:t>
+            </w:r>
+            <w:proofErr w:type="spellStart"/>
+            <w:r>
+              <w:rPr>
+                <w:rFonts w:ascii="Times New Roman" w:eastAsia="Times New Roman" w:hAnsi="Times New Roman" w:cs="Times New Roman"/>
+                <w:sz w:val="24"/>
+                <w:szCs w:val="24"/>
+              </w:rPr>
+              <w:t>Pydantic</w:t>
+            </w:r>
+            <w:proofErr w:type="spellEnd"/>
+            <w:r>
+              <w:rPr>
+                <w:rFonts w:ascii="Times New Roman" w:eastAsia="Times New Roman" w:hAnsi="Times New Roman" w:cs="Times New Roman"/>
+                <w:sz w:val="24"/>
+                <w:szCs w:val="24"/>
+              </w:rPr>
+              <w:t xml:space="preserve"> treats </w:t>
+            </w:r>
+            <w:proofErr w:type="spellStart"/>
+            <w:r>
+              <w:rPr>
+                <w:rFonts w:ascii="Times New Roman" w:eastAsia="Times New Roman" w:hAnsi="Times New Roman" w:cs="Times New Roman"/>
+                <w:sz w:val="24"/>
+                <w:szCs w:val="24"/>
+              </w:rPr>
+              <w:t>dict</w:t>
+            </w:r>
+            <w:proofErr w:type="spellEnd"/>
+            <w:r>
+              <w:rPr>
+                <w:rFonts w:ascii="Times New Roman" w:eastAsia="Times New Roman" w:hAnsi="Times New Roman" w:cs="Times New Roman"/>
+                <w:sz w:val="24"/>
+                <w:szCs w:val="24"/>
+              </w:rPr>
+              <w:t xml:space="preserve"> as full input</w:t>
+            </w:r>
+          </w:p>
+        </w:tc>
+      </w:tr>
+      <w:tr>
+        <w:tc>
+          <w:tcPr>
+            <w:cnfStyle w:val="001000000000" w:firstRow="0" w:lastRow="0" w:firstColumn="1" w:lastColumn="0" w:oddVBand="0" w:evenVBand="0" w:oddHBand="0" w:evenHBand="0" w:firstRowFirstColumn="0" w:firstRowLastColumn="0" w:lastRowFirstColumn="0" w:lastRowLastColumn="0"/>
+            <w:tcW w:w="0" w:type="auto"/>
+            <w:hideMark/>
+          </w:tcPr>
+          <w:p>
+            <w:pPr>
+              <w:rPr>
+                <w:rFonts w:ascii="Times New Roman" w:eastAsia="Times New Roman" w:hAnsi="Times New Roman" w:cs="Times New Roman"/>
+                <w:sz w:val="24"/>
+                <w:szCs w:val="24"/>
+              </w:rPr>
+            </w:pPr>
             <w:r>
               <w:rPr>
                 <w:rFonts w:ascii="Courier New" w:eastAsia="Times New Roman" w:hAnsi="Courier New" w:cs="Courier New"/>
                 <w:sz w:val="20"/>
                 <w:szCs w:val="20"/>
               </w:rPr>
-              <w:t>{"x": "</w:t>
-            </w:r>
-            <w:proofErr w:type="gramStart"/>
-            <w:r>
-              <w:rPr>
-                <w:rFonts w:ascii="Courier New" w:eastAsia="Times New Roman" w:hAnsi="Courier New" w:cs="Courier New"/>
-                <w:sz w:val="20"/>
-                <w:szCs w:val="20"/>
-              </w:rPr>
-              <w:t>10"}</w:t>
-            </w:r>
-            <w:proofErr w:type="gramEnd"/>
-            <w:r>
-              <w:rPr>
-                <w:rFonts w:ascii="Courier New" w:eastAsia="Times New Roman" w:hAnsi="Courier New" w:cs="Courier New"/>
-                <w:sz w:val="20"/>
-                <w:szCs w:val="20"/>
-              </w:rPr>
-              <w:t>)</w:t>
+              <w:t>Patient({...})</w:t>
             </w:r>
           </w:p>
         </w:tc>
         <w:tc>
           <w:tcPr>
             <w:tcW w:w="0" w:type="auto"/>
-            <w:vAlign w:val="center"/>
-            <w:hideMark/>
-          </w:tcPr>
-          <w:p>
-            <w:pPr>
-              <w:spacing w:after="0" w:line="240" w:lineRule="auto"/>
-              <w:rPr>
-                <w:rFonts w:ascii="Times New Roman" w:eastAsia="Times New Roman" w:hAnsi="Times New Roman" w:cs="Times New Roman"/>
-                <w:sz w:val="24"/>
-                <w:szCs w:val="24"/>
-              </w:rPr>
-            </w:pPr>
-            <w:r>
-              <w:rPr>
-                <w:rFonts w:ascii="Times New Roman" w:eastAsia="Times New Roman" w:hAnsi="Times New Roman" w:cs="Times New Roman"/>
-                <w:sz w:val="24"/>
-                <w:szCs w:val="24"/>
-              </w:rPr>
-              <w:t>1 field</w:t>
+            <w:hideMark/>
+          </w:tcPr>
+          <w:p>
+            <w:pPr>
+              <w:cnfStyle w:val="000000000000" w:firstRow="0" w:lastRow="0" w:firstColumn="0" w:lastColumn="0" w:oddVBand="0" w:evenVBand="0" w:oddHBand="0" w:evenHBand="0" w:firstRowFirstColumn="0" w:firstRowLastColumn="0" w:lastRowFirstColumn="0" w:lastRowLastColumn="0"/>
+              <w:rPr>
+                <w:rFonts w:ascii="Times New Roman" w:eastAsia="Times New Roman" w:hAnsi="Times New Roman" w:cs="Times New Roman"/>
+                <w:sz w:val="24"/>
+                <w:szCs w:val="24"/>
+              </w:rPr>
+            </w:pPr>
+            <w:r>
+              <w:rPr>
+                <w:rFonts w:ascii="Times New Roman" w:eastAsia="Times New Roman" w:hAnsi="Times New Roman" w:cs="Times New Roman"/>
+                <w:sz w:val="24"/>
+                <w:szCs w:val="24"/>
+              </w:rPr>
+              <w:t>multiple fields</w:t>
             </w:r>
           </w:p>
         </w:tc>
         <w:tc>
           <w:tcPr>
             <w:tcW w:w="0" w:type="auto"/>
-            <w:vAlign w:val="center"/>
-            <w:hideMark/>
-          </w:tcPr>
-          <w:p>
-            <w:pPr>
-              <w:spacing w:after="0" w:line="240" w:lineRule="auto"/>
+            <w:hideMark/>
+          </w:tcPr>
+          <w:p>
+            <w:pPr>
+              <w:cnfStyle w:val="000000000000" w:firstRow="0" w:lastRow="0" w:firstColumn="0" w:lastColumn="0" w:oddVBand="0" w:evenVBand="0" w:oddHBand="0" w:evenHBand="0" w:firstRowFirstColumn="0" w:firstRowLastColumn="0" w:lastRowFirstColumn="0" w:lastRowLastColumn="0"/>
               <w:rPr>
                 <w:rFonts w:ascii="Times New Roman" w:eastAsia="Times New Roman" w:hAnsi="Times New Roman" w:cs="Times New Roman"/>
                 <w:sz w:val="24"/>
@@ -14618,173 +15686,11 @@
         <w:tc>
           <w:tcPr>
             <w:tcW w:w="0" w:type="auto"/>
-            <w:vAlign w:val="center"/>
-            <w:hideMark/>
-          </w:tcPr>
-          <w:p>
-            <w:pPr>
-              <w:spacing w:after="0" w:line="240" w:lineRule="auto"/>
-              <w:rPr>
-                <w:rFonts w:ascii="Times New Roman" w:eastAsia="Times New Roman" w:hAnsi="Times New Roman" w:cs="Times New Roman"/>
-                <w:sz w:val="24"/>
-                <w:szCs w:val="24"/>
-              </w:rPr>
-            </w:pPr>
-            <w:r>
-              <w:rPr>
-                <w:rFonts w:ascii="Segoe UI Emoji" w:eastAsia="Times New Roman" w:hAnsi="Segoe UI Emoji" w:cs="Segoe UI Emoji"/>
-                <w:sz w:val="24"/>
-                <w:szCs w:val="24"/>
-              </w:rPr>
-              <w:t>✔</w:t>
-            </w:r>
-            <w:r>
-              <w:rPr>
-                <w:rFonts w:ascii="Times New Roman" w:eastAsia="Times New Roman" w:hAnsi="Times New Roman" w:cs="Times New Roman"/>
-                <w:sz w:val="24"/>
-                <w:szCs w:val="24"/>
-              </w:rPr>
-              <w:t xml:space="preserve"> </w:t>
-            </w:r>
-            <w:proofErr w:type="spellStart"/>
-            <w:r>
-              <w:rPr>
-                <w:rFonts w:ascii="Times New Roman" w:eastAsia="Times New Roman" w:hAnsi="Times New Roman" w:cs="Times New Roman"/>
-                <w:sz w:val="24"/>
-                <w:szCs w:val="24"/>
-              </w:rPr>
-              <w:t>Pydantic</w:t>
-            </w:r>
-            <w:proofErr w:type="spellEnd"/>
-            <w:r>
-              <w:rPr>
-                <w:rFonts w:ascii="Times New Roman" w:eastAsia="Times New Roman" w:hAnsi="Times New Roman" w:cs="Times New Roman"/>
-                <w:sz w:val="24"/>
-                <w:szCs w:val="24"/>
-              </w:rPr>
-              <w:t xml:space="preserve"> treats </w:t>
-            </w:r>
-            <w:proofErr w:type="spellStart"/>
-            <w:r>
-              <w:rPr>
-                <w:rFonts w:ascii="Times New Roman" w:eastAsia="Times New Roman" w:hAnsi="Times New Roman" w:cs="Times New Roman"/>
-                <w:sz w:val="24"/>
-                <w:szCs w:val="24"/>
-              </w:rPr>
-              <w:t>dict</w:t>
-            </w:r>
-            <w:proofErr w:type="spellEnd"/>
-            <w:r>
-              <w:rPr>
-                <w:rFonts w:ascii="Times New Roman" w:eastAsia="Times New Roman" w:hAnsi="Times New Roman" w:cs="Times New Roman"/>
-                <w:sz w:val="24"/>
-                <w:szCs w:val="24"/>
-              </w:rPr>
-              <w:t xml:space="preserve"> as full input</w:t>
-            </w:r>
-          </w:p>
-        </w:tc>
-      </w:tr>
-      <w:tr>
-        <w:trPr>
-          <w:tblCellSpacing w:w="15" w:type="dxa"/>
-        </w:trPr>
-        <w:tc>
-          <w:tcPr>
-            <w:tcW w:w="0" w:type="auto"/>
-            <w:vAlign w:val="center"/>
-            <w:hideMark/>
-          </w:tcPr>
-          <w:p>
-            <w:pPr>
-              <w:spacing w:after="0" w:line="240" w:lineRule="auto"/>
-              <w:rPr>
-                <w:rFonts w:ascii="Times New Roman" w:eastAsia="Times New Roman" w:hAnsi="Times New Roman" w:cs="Times New Roman"/>
-                <w:sz w:val="24"/>
-                <w:szCs w:val="24"/>
-              </w:rPr>
-            </w:pPr>
-            <w:proofErr w:type="gramStart"/>
-            <w:r>
-              <w:rPr>
-                <w:rFonts w:ascii="Courier New" w:eastAsia="Times New Roman" w:hAnsi="Courier New" w:cs="Courier New"/>
-                <w:sz w:val="20"/>
-                <w:szCs w:val="20"/>
-              </w:rPr>
-              <w:t>Patient(</w:t>
-            </w:r>
-            <w:proofErr w:type="gramEnd"/>
-            <w:r>
-              <w:rPr>
-                <w:rFonts w:ascii="Courier New" w:eastAsia="Times New Roman" w:hAnsi="Courier New" w:cs="Courier New"/>
-                <w:sz w:val="20"/>
-                <w:szCs w:val="20"/>
-              </w:rPr>
-              <w:t>{...})</w:t>
-            </w:r>
-          </w:p>
-        </w:tc>
-        <w:tc>
-          <w:tcPr>
-            <w:tcW w:w="0" w:type="auto"/>
-            <w:vAlign w:val="center"/>
-            <w:hideMark/>
-          </w:tcPr>
-          <w:p>
-            <w:pPr>
-              <w:spacing w:after="0" w:line="240" w:lineRule="auto"/>
-              <w:rPr>
-                <w:rFonts w:ascii="Times New Roman" w:eastAsia="Times New Roman" w:hAnsi="Times New Roman" w:cs="Times New Roman"/>
-                <w:sz w:val="24"/>
-                <w:szCs w:val="24"/>
-              </w:rPr>
-            </w:pPr>
-            <w:r>
-              <w:rPr>
-                <w:rFonts w:ascii="Times New Roman" w:eastAsia="Times New Roman" w:hAnsi="Times New Roman" w:cs="Times New Roman"/>
-                <w:sz w:val="24"/>
-                <w:szCs w:val="24"/>
-              </w:rPr>
-              <w:t>multiple fields</w:t>
-            </w:r>
-          </w:p>
-        </w:tc>
-        <w:tc>
-          <w:tcPr>
-            <w:tcW w:w="0" w:type="auto"/>
-            <w:vAlign w:val="center"/>
-            <w:hideMark/>
-          </w:tcPr>
-          <w:p>
-            <w:pPr>
-              <w:spacing w:after="0" w:line="240" w:lineRule="auto"/>
-              <w:rPr>
-                <w:rFonts w:ascii="Times New Roman" w:eastAsia="Times New Roman" w:hAnsi="Times New Roman" w:cs="Times New Roman"/>
-                <w:sz w:val="24"/>
-                <w:szCs w:val="24"/>
-              </w:rPr>
-            </w:pPr>
-            <w:proofErr w:type="spellStart"/>
-            <w:r>
-              <w:rPr>
-                <w:rFonts w:ascii="Times New Roman" w:eastAsia="Times New Roman" w:hAnsi="Times New Roman" w:cs="Times New Roman"/>
-                <w:sz w:val="24"/>
-                <w:szCs w:val="24"/>
-              </w:rPr>
-              <w:t>dict</w:t>
-            </w:r>
-            <w:proofErr w:type="spellEnd"/>
-          </w:p>
-        </w:tc>
-        <w:tc>
-          <w:tcPr>
-            <w:tcW w:w="0" w:type="auto"/>
-            <w:vAlign w:val="center"/>
-            <w:hideMark/>
-          </w:tcPr>
-          <w:p>
-            <w:pPr>
-              <w:spacing w:after="0" w:line="240" w:lineRule="auto"/>
+            <w:hideMark/>
+          </w:tcPr>
+          <w:p>
+            <w:pPr>
+              <w:cnfStyle w:val="000000000000" w:firstRow="0" w:lastRow="0" w:firstColumn="0" w:lastColumn="0" w:oddVBand="0" w:evenVBand="0" w:oddHBand="0" w:evenHBand="0" w:firstRowFirstColumn="0" w:firstRowLastColumn="0" w:lastRowFirstColumn="0" w:lastRowLastColumn="0"/>
               <w:rPr>
                 <w:rFonts w:ascii="Times New Roman" w:eastAsia="Times New Roman" w:hAnsi="Times New Roman" w:cs="Times New Roman"/>
                 <w:sz w:val="24"/>
@@ -14884,82 +15790,57 @@
       </w:r>
       <w:proofErr w:type="spellEnd"/>
       <w:r>
-        <w:t xml:space="preserve">=50) OR simple name: </w:t>
-      </w:r>
-      <w:proofErr w:type="gramStart"/>
-      <w:r>
-        <w:t>str  #</w:t>
-      </w:r>
-      <w:proofErr w:type="gramEnd"/>
+        <w:t xml:space="preserve">=50) OR simple name: str  # </w:t>
+      </w:r>
+      <w:proofErr w:type="spellStart"/>
+      <w:r>
+        <w:t>pydantic</w:t>
+      </w:r>
+      <w:proofErr w:type="spellEnd"/>
+      <w:r>
+        <w:t xml:space="preserve"> v1 style still can be used</w:t>
+      </w:r>
+    </w:p>
+    <w:p>
+      <w:r>
+        <w:t xml:space="preserve">    # OR below Annotated - recommended for </w:t>
+      </w:r>
+      <w:proofErr w:type="spellStart"/>
+      <w:r>
+        <w:t>pydantic</w:t>
+      </w:r>
+      <w:proofErr w:type="spellEnd"/>
+      <w:r>
+        <w:t xml:space="preserve"> v2 clearly separates the type from the constraints and works better with tools like: </w:t>
+      </w:r>
+      <w:proofErr w:type="spellStart"/>
+      <w:r>
+        <w:t>FastAPI</w:t>
+      </w:r>
+      <w:proofErr w:type="spellEnd"/>
+      <w:r>
+        <w:t xml:space="preserve">, </w:t>
+      </w:r>
+      <w:proofErr w:type="spellStart"/>
+      <w:r>
+        <w:t>mypy</w:t>
+      </w:r>
+      <w:proofErr w:type="spellEnd"/>
       <w:r>
         <w:t xml:space="preserve"> </w:t>
       </w:r>
+    </w:p>
+    <w:p>
+      <w:r>
+        <w:t xml:space="preserve">    # Annotated [ </w:t>
+      </w:r>
       <w:proofErr w:type="spellStart"/>
       <w:r>
-        <w:t>pydantic</w:t>
+        <w:t>data_type</w:t>
       </w:r>
       <w:proofErr w:type="spellEnd"/>
       <w:r>
-        <w:t xml:space="preserve"> v1 style still can be used</w:t>
-      </w:r>
-    </w:p>
-    <w:p>
-      <w:r>
-        <w:lastRenderedPageBreak/>
-        <w:t xml:space="preserve">    # OR below Annotated - recommended for </w:t>
-      </w:r>
-      <w:proofErr w:type="spellStart"/>
-      <w:r>
-        <w:t>pydantic</w:t>
-      </w:r>
-      <w:proofErr w:type="spellEnd"/>
-      <w:r>
-        <w:t xml:space="preserve"> v2 clearly separates the type from the constraints and works better with tools like: </w:t>
-      </w:r>
-      <w:proofErr w:type="spellStart"/>
-      <w:r>
-        <w:t>FastAPI</w:t>
-      </w:r>
-      <w:proofErr w:type="spellEnd"/>
-      <w:r>
-        <w:t xml:space="preserve">, </w:t>
-      </w:r>
-      <w:proofErr w:type="spellStart"/>
-      <w:r>
-        <w:t>mypy</w:t>
-      </w:r>
-      <w:proofErr w:type="spellEnd"/>
-      <w:r>
-        <w:t xml:space="preserve"> </w:t>
-      </w:r>
-    </w:p>
-    <w:p>
-      <w:r>
-        <w:t xml:space="preserve">    </w:t>
-      </w:r>
-      <w:proofErr w:type="gramStart"/>
-      <w:r>
-        <w:t xml:space="preserve"># Annotated [ </w:t>
-      </w:r>
-      <w:proofErr w:type="spellStart"/>
-      <w:r>
-        <w:t>data</w:t>
-      </w:r>
-      <w:proofErr w:type="gramEnd"/>
-      <w:r>
-        <w:t>_type</w:t>
-      </w:r>
-      <w:proofErr w:type="spellEnd"/>
-      <w:r>
-        <w:t xml:space="preserve">, </w:t>
-      </w:r>
-      <w:proofErr w:type="gramStart"/>
-      <w:r>
-        <w:t>Field(</w:t>
-      </w:r>
-      <w:proofErr w:type="gramEnd"/>
-      <w:r>
-        <w:t>default, constraints, *</w:t>
+        <w:t>, Field(default, constraints, *</w:t>
       </w:r>
       <w:proofErr w:type="spellStart"/>
       <w:r>
@@ -14982,7 +15863,6 @@
           <w:szCs w:val="24"/>
         </w:rPr>
       </w:pPr>
-      <w:proofErr w:type="gramStart"/>
       <w:r>
         <w:rPr>
           <w:rFonts w:ascii="Times New Roman" w:eastAsia="Times New Roman" w:hAnsi="Symbol" w:cs="Times New Roman"/>
@@ -15007,7 +15887,6 @@
         </w:rPr>
         <w:t>...</w:t>
       </w:r>
-      <w:proofErr w:type="gramEnd"/>
       <w:r>
         <w:rPr>
           <w:rFonts w:ascii="Times New Roman" w:eastAsia="Times New Roman" w:hAnsi="Times New Roman" w:cs="Times New Roman"/>
@@ -15026,7 +15905,6 @@
           <w:szCs w:val="24"/>
         </w:rPr>
       </w:pPr>
-      <w:proofErr w:type="gramStart"/>
       <w:r>
         <w:rPr>
           <w:rFonts w:ascii="Times New Roman" w:eastAsia="Times New Roman" w:hAnsi="Symbol" w:cs="Times New Roman"/>
@@ -15049,69 +15927,50 @@
           <w:sz w:val="20"/>
           <w:szCs w:val="20"/>
         </w:rPr>
-        <w:t>tuple</w:t>
-      </w:r>
-      <w:proofErr w:type="gramEnd"/>
-      <w:r>
+        <w:t>tuple[int, ...]</w:t>
+      </w:r>
+      <w:r>
+        <w:rPr>
+          <w:rFonts w:ascii="Times New Roman" w:eastAsia="Times New Roman" w:hAnsi="Times New Roman" w:cs="Times New Roman"/>
+          <w:sz w:val="24"/>
+          <w:szCs w:val="24"/>
+        </w:rPr>
+        <w:t xml:space="preserve"> = any-length tuple of </w:t>
+      </w:r>
+      <w:proofErr w:type="spellStart"/>
+      <w:r>
+        <w:rPr>
+          <w:rFonts w:ascii="Times New Roman" w:eastAsia="Times New Roman" w:hAnsi="Times New Roman" w:cs="Times New Roman"/>
+          <w:sz w:val="24"/>
+          <w:szCs w:val="24"/>
+        </w:rPr>
+        <w:t>ints</w:t>
+      </w:r>
+      <w:proofErr w:type="spellEnd"/>
+      <w:r>
+        <w:rPr>
+          <w:rFonts w:ascii="Times New Roman" w:eastAsia="Times New Roman" w:hAnsi="Times New Roman" w:cs="Times New Roman"/>
+          <w:sz w:val="24"/>
+          <w:szCs w:val="24"/>
+        </w:rPr>
+        <w:t>.</w:t>
+      </w:r>
+    </w:p>
+    <w:p>
+      <w:pPr>
         <w:rPr>
           <w:rFonts w:ascii="Courier New" w:eastAsia="Times New Roman" w:hAnsi="Courier New" w:cs="Courier New"/>
           <w:sz w:val="20"/>
           <w:szCs w:val="20"/>
         </w:rPr>
-        <w:t>[int, ...]</w:t>
-      </w:r>
-      <w:r>
-        <w:rPr>
-          <w:rFonts w:ascii="Times New Roman" w:eastAsia="Times New Roman" w:hAnsi="Times New Roman" w:cs="Times New Roman"/>
-          <w:sz w:val="24"/>
-          <w:szCs w:val="24"/>
-        </w:rPr>
-        <w:t xml:space="preserve"> = any-length tuple of </w:t>
-      </w:r>
-      <w:proofErr w:type="spellStart"/>
-      <w:r>
-        <w:rPr>
-          <w:rFonts w:ascii="Times New Roman" w:eastAsia="Times New Roman" w:hAnsi="Times New Roman" w:cs="Times New Roman"/>
-          <w:sz w:val="24"/>
-          <w:szCs w:val="24"/>
-        </w:rPr>
-        <w:t>ints</w:t>
-      </w:r>
-      <w:proofErr w:type="spellEnd"/>
-      <w:r>
-        <w:rPr>
-          <w:rFonts w:ascii="Times New Roman" w:eastAsia="Times New Roman" w:hAnsi="Times New Roman" w:cs="Times New Roman"/>
-          <w:sz w:val="24"/>
-          <w:szCs w:val="24"/>
-        </w:rPr>
-        <w:t>.</w:t>
-      </w:r>
-    </w:p>
-    <w:p>
-      <w:pPr>
+      </w:pPr>
+      <w:r>
         <w:rPr>
           <w:rFonts w:ascii="Courier New" w:eastAsia="Times New Roman" w:hAnsi="Courier New" w:cs="Courier New"/>
           <w:sz w:val="20"/>
           <w:szCs w:val="20"/>
         </w:rPr>
-      </w:pPr>
-      <w:proofErr w:type="gramStart"/>
-      <w:r>
-        <w:rPr>
-          <w:rFonts w:ascii="Courier New" w:eastAsia="Times New Roman" w:hAnsi="Courier New" w:cs="Courier New"/>
-          <w:sz w:val="20"/>
-          <w:szCs w:val="20"/>
-        </w:rPr>
-        <w:t>tuple[</w:t>
-      </w:r>
-      <w:proofErr w:type="gramEnd"/>
-      <w:r>
-        <w:rPr>
-          <w:rFonts w:ascii="Courier New" w:eastAsia="Times New Roman" w:hAnsi="Courier New" w:cs="Courier New"/>
-          <w:sz w:val="20"/>
-          <w:szCs w:val="20"/>
-        </w:rPr>
-        <w:t>int,</w:t>
+        <w:t>tuple[int,</w:t>
       </w:r>
       <w:r>
         <w:rPr>
@@ -15188,7 +16047,6 @@
           <w:szCs w:val="20"/>
         </w:rPr>
       </w:pPr>
-      <w:proofErr w:type="gramStart"/>
       <w:r>
         <w:rPr>
           <w:rFonts w:ascii="Courier New" w:hAnsi="Courier New" w:cs="Courier New"/>
@@ -15197,9 +16055,9 @@
           <w:sz w:val="20"/>
           <w:szCs w:val="20"/>
         </w:rPr>
-        <w:t>list[</w:t>
-      </w:r>
-      <w:proofErr w:type="gramEnd"/>
+        <w:t xml:space="preserve">list[int | str]       # list of </w:t>
+      </w:r>
+      <w:proofErr w:type="spellStart"/>
       <w:r>
         <w:rPr>
           <w:rFonts w:ascii="Courier New" w:hAnsi="Courier New" w:cs="Courier New"/>
@@ -15208,9 +16066,9 @@
           <w:sz w:val="20"/>
           <w:szCs w:val="20"/>
         </w:rPr>
-        <w:t xml:space="preserve">int | </w:t>
-      </w:r>
-      <w:proofErr w:type="gramStart"/>
+        <w:t>ints</w:t>
+      </w:r>
+      <w:proofErr w:type="spellEnd"/>
       <w:r>
         <w:rPr>
           <w:rFonts w:ascii="Courier New" w:hAnsi="Courier New" w:cs="Courier New"/>
@@ -15219,54 +16077,39 @@
           <w:sz w:val="20"/>
           <w:szCs w:val="20"/>
         </w:rPr>
-        <w:t xml:space="preserve">str]   </w:t>
-      </w:r>
-      <w:proofErr w:type="gramEnd"/>
-      <w:r>
-        <w:rPr>
-          <w:rFonts w:ascii="Courier New" w:hAnsi="Courier New" w:cs="Courier New"/>
-          <w:b/>
-          <w:bCs/>
-          <w:sz w:val="20"/>
-          <w:szCs w:val="20"/>
-        </w:rPr>
-        <w:t xml:space="preserve">    # list of </w:t>
+        <w:t xml:space="preserve"> OR strings</w:t>
+      </w:r>
+    </w:p>
+    <w:p/>
+    <w:p>
+      <w:r>
+        <w:t>def f(x: Any):</w:t>
+      </w:r>
+    </w:p>
+    <w:p>
+      <w:r>
+        <w:t xml:space="preserve">    </w:t>
       </w:r>
       <w:proofErr w:type="spellStart"/>
       <w:r>
-        <w:rPr>
-          <w:rFonts w:ascii="Courier New" w:hAnsi="Courier New" w:cs="Courier New"/>
-          <w:b/>
-          <w:bCs/>
-          <w:sz w:val="20"/>
-          <w:szCs w:val="20"/>
-        </w:rPr>
-        <w:t>ints</w:t>
+        <w:t>x.nonexistent_method</w:t>
       </w:r>
       <w:proofErr w:type="spellEnd"/>
       <w:r>
-        <w:rPr>
-          <w:rFonts w:ascii="Courier New" w:hAnsi="Courier New" w:cs="Courier New"/>
-          <w:b/>
-          <w:bCs/>
-          <w:sz w:val="20"/>
-          <w:szCs w:val="20"/>
-        </w:rPr>
-        <w:t xml:space="preserve"> OR strings</w:t>
-      </w:r>
-    </w:p>
-    <w:p/>
-    <w:p>
-      <w:r>
-        <w:t xml:space="preserve">def </w:t>
-      </w:r>
-      <w:proofErr w:type="gramStart"/>
-      <w:r>
-        <w:t>f(</w:t>
-      </w:r>
-      <w:proofErr w:type="gramEnd"/>
-      <w:r>
-        <w:t>x: Any):</w:t>
+        <w:t xml:space="preserve">()   # </w:t>
+      </w:r>
+      <w:proofErr w:type="spellStart"/>
+      <w:r>
+        <w:t>mypy</w:t>
+      </w:r>
+      <w:proofErr w:type="spellEnd"/>
+      <w:r>
+        <w:t>: OK</w:t>
+      </w:r>
+    </w:p>
+    <w:p>
+      <w:r>
+        <w:t>def g(x: object):</w:t>
       </w:r>
     </w:p>
     <w:p>
@@ -15275,61 +16118,11 @@
       </w:r>
       <w:proofErr w:type="spellStart"/>
       <w:r>
-        <w:t>x.nonexistent_</w:t>
-      </w:r>
-      <w:proofErr w:type="gramStart"/>
-      <w:r>
-        <w:t>method</w:t>
+        <w:t>x.nonexistent_method</w:t>
       </w:r>
       <w:proofErr w:type="spellEnd"/>
       <w:r>
-        <w:t>(</w:t>
-      </w:r>
-      <w:proofErr w:type="gramEnd"/>
-      <w:r>
-        <w:t xml:space="preserve">)   # </w:t>
-      </w:r>
-      <w:proofErr w:type="spellStart"/>
-      <w:r>
-        <w:t>mypy</w:t>
-      </w:r>
-      <w:proofErr w:type="spellEnd"/>
-      <w:r>
-        <w:t>: OK</w:t>
-      </w:r>
-    </w:p>
-    <w:p>
-      <w:r>
-        <w:t xml:space="preserve">def </w:t>
-      </w:r>
-      <w:proofErr w:type="gramStart"/>
-      <w:r>
-        <w:t>g(</w:t>
-      </w:r>
-      <w:proofErr w:type="gramEnd"/>
-      <w:r>
-        <w:t>x: object):</w:t>
-      </w:r>
-    </w:p>
-    <w:p>
-      <w:r>
-        <w:t xml:space="preserve">    </w:t>
-      </w:r>
-      <w:proofErr w:type="spellStart"/>
-      <w:r>
-        <w:t>x.nonexistent_</w:t>
-      </w:r>
-      <w:proofErr w:type="gramStart"/>
-      <w:r>
-        <w:t>method</w:t>
-      </w:r>
-      <w:proofErr w:type="spellEnd"/>
-      <w:r>
-        <w:t>(</w:t>
-      </w:r>
-      <w:proofErr w:type="gramEnd"/>
-      <w:r>
-        <w:t xml:space="preserve">)   # </w:t>
+        <w:t xml:space="preserve">()   # </w:t>
       </w:r>
       <w:proofErr w:type="spellStart"/>
       <w:r>
@@ -15386,41 +16179,13 @@
           <w:szCs w:val="24"/>
         </w:rPr>
       </w:pPr>
-      <w:proofErr w:type="gramStart"/>
       <w:r>
         <w:rPr>
           <w:rFonts w:ascii="Courier New" w:eastAsia="Times New Roman" w:hAnsi="Courier New" w:cs="Courier New"/>
           <w:sz w:val="20"/>
           <w:szCs w:val="20"/>
         </w:rPr>
-        <w:t>@field</w:t>
-      </w:r>
-      <w:proofErr w:type="gramEnd"/>
-      <w:r>
-        <w:rPr>
-          <w:rFonts w:ascii="Courier New" w:eastAsia="Times New Roman" w:hAnsi="Courier New" w:cs="Courier New"/>
-          <w:sz w:val="20"/>
-          <w:szCs w:val="20"/>
-        </w:rPr>
-        <w:t>_</w:t>
-      </w:r>
-      <w:proofErr w:type="gramStart"/>
-      <w:r>
-        <w:rPr>
-          <w:rFonts w:ascii="Courier New" w:eastAsia="Times New Roman" w:hAnsi="Courier New" w:cs="Courier New"/>
-          <w:sz w:val="20"/>
-          <w:szCs w:val="20"/>
-        </w:rPr>
-        <w:t>validator(</w:t>
-      </w:r>
-      <w:proofErr w:type="gramEnd"/>
-      <w:r>
-        <w:rPr>
-          <w:rFonts w:ascii="Courier New" w:eastAsia="Times New Roman" w:hAnsi="Courier New" w:cs="Courier New"/>
-          <w:sz w:val="20"/>
-          <w:szCs w:val="20"/>
-        </w:rPr>
-        <w:t>'name', mode='after')</w:t>
+        <w:t>@field_validator('name', mode='after')</w:t>
       </w:r>
       <w:r>
         <w:rPr>
@@ -15464,25 +16229,7 @@
           <w:sz w:val="24"/>
           <w:szCs w:val="24"/>
         </w:rPr>
-        <w:t xml:space="preserve"> </w:t>
-      </w:r>
-      <w:proofErr w:type="gramStart"/>
-      <w:r>
-        <w:rPr>
-          <w:rFonts w:ascii="Times New Roman" w:eastAsia="Times New Roman" w:hAnsi="Times New Roman" w:cs="Times New Roman"/>
-          <w:sz w:val="24"/>
-          <w:szCs w:val="24"/>
-        </w:rPr>
-        <w:t>parses</w:t>
-      </w:r>
-      <w:proofErr w:type="gramEnd"/>
-      <w:r>
-        <w:rPr>
-          <w:rFonts w:ascii="Times New Roman" w:eastAsia="Times New Roman" w:hAnsi="Times New Roman" w:cs="Times New Roman"/>
-          <w:sz w:val="24"/>
-          <w:szCs w:val="24"/>
-        </w:rPr>
-        <w:t xml:space="preserve"> it (this is the default).</w:t>
+        <w:t xml:space="preserve"> parses it (this is the default).</w:t>
       </w:r>
     </w:p>
     <w:p>
@@ -15505,6 +16252,7 @@
           <w:sz w:val="27"/>
           <w:szCs w:val="27"/>
         </w:rPr>
+        <w:lastRenderedPageBreak/>
         <w:t xml:space="preserve">Another Way: The </w:t>
       </w:r>
       <w:r>
@@ -15752,34 +16500,16 @@
           <w:sz w:val="20"/>
           <w:szCs w:val="20"/>
         </w:rPr>
-        <w:t>to_</w:t>
-      </w:r>
-      <w:proofErr w:type="gramStart"/>
+        <w:t>to_upper</w:t>
+      </w:r>
+      <w:proofErr w:type="spellEnd"/>
       <w:r>
         <w:rPr>
           <w:rFonts w:ascii="Courier New" w:eastAsia="Times New Roman" w:hAnsi="Courier New" w:cs="Courier New"/>
           <w:sz w:val="20"/>
           <w:szCs w:val="20"/>
         </w:rPr>
-        <w:t>upper</w:t>
-      </w:r>
-      <w:proofErr w:type="spellEnd"/>
-      <w:r>
-        <w:rPr>
-          <w:rFonts w:ascii="Courier New" w:eastAsia="Times New Roman" w:hAnsi="Courier New" w:cs="Courier New"/>
-          <w:sz w:val="20"/>
-          <w:szCs w:val="20"/>
-        </w:rPr>
-        <w:t>(</w:t>
-      </w:r>
-      <w:proofErr w:type="gramEnd"/>
-      <w:r>
-        <w:rPr>
-          <w:rFonts w:ascii="Courier New" w:eastAsia="Times New Roman" w:hAnsi="Courier New" w:cs="Courier New"/>
-          <w:sz w:val="20"/>
-          <w:szCs w:val="20"/>
-        </w:rPr>
-        <w:t>v: str) -&gt; str:</w:t>
+        <w:t>(v: str) -&gt; str:</w:t>
       </w:r>
     </w:p>
     <w:p>
@@ -15818,7 +16548,6 @@
         <w:t xml:space="preserve">    return </w:t>
       </w:r>
       <w:proofErr w:type="spellStart"/>
-      <w:proofErr w:type="gramStart"/>
       <w:r>
         <w:rPr>
           <w:rFonts w:ascii="Courier New" w:eastAsia="Times New Roman" w:hAnsi="Courier New" w:cs="Courier New"/>
@@ -15828,7 +16557,6 @@
         <w:t>v.upper</w:t>
       </w:r>
       <w:proofErr w:type="spellEnd"/>
-      <w:proofErr w:type="gramEnd"/>
       <w:r>
         <w:rPr>
           <w:rFonts w:ascii="Courier New" w:eastAsia="Times New Roman" w:hAnsi="Courier New" w:cs="Courier New"/>
@@ -15945,25 +16673,7 @@
           <w:sz w:val="20"/>
           <w:szCs w:val="20"/>
         </w:rPr>
-        <w:t xml:space="preserve"> = </w:t>
-      </w:r>
-      <w:proofErr w:type="gramStart"/>
-      <w:r>
-        <w:rPr>
-          <w:rFonts w:ascii="Courier New" w:eastAsia="Times New Roman" w:hAnsi="Courier New" w:cs="Courier New"/>
-          <w:sz w:val="20"/>
-          <w:szCs w:val="20"/>
-        </w:rPr>
-        <w:t>Annotated[</w:t>
-      </w:r>
-      <w:proofErr w:type="gramEnd"/>
-      <w:r>
-        <w:rPr>
-          <w:rFonts w:ascii="Courier New" w:eastAsia="Times New Roman" w:hAnsi="Courier New" w:cs="Courier New"/>
-          <w:sz w:val="20"/>
-          <w:szCs w:val="20"/>
-        </w:rPr>
-        <w:t xml:space="preserve">str, </w:t>
+        <w:t xml:space="preserve"> = Annotated[str, </w:t>
       </w:r>
       <w:proofErr w:type="spellStart"/>
       <w:r>
@@ -16063,19 +16773,9 @@
           <w:sz w:val="20"/>
           <w:szCs w:val="20"/>
         </w:rPr>
-        <w:t xml:space="preserve">class </w:t>
-      </w:r>
-      <w:proofErr w:type="gramStart"/>
-      <w:r>
-        <w:rPr>
-          <w:rFonts w:ascii="Courier New" w:eastAsia="Times New Roman" w:hAnsi="Courier New" w:cs="Courier New"/>
-          <w:sz w:val="20"/>
-          <w:szCs w:val="20"/>
-        </w:rPr>
-        <w:t>User(</w:t>
+        <w:t>class User(</w:t>
       </w:r>
       <w:proofErr w:type="spellStart"/>
-      <w:proofErr w:type="gramEnd"/>
       <w:r>
         <w:rPr>
           <w:rFonts w:ascii="Courier New" w:eastAsia="Times New Roman" w:hAnsi="Courier New" w:cs="Courier New"/>
@@ -16150,7 +16850,6 @@
     </w:p>
     <w:p>
       <w:r>
-        <w:lastRenderedPageBreak/>
         <w:t xml:space="preserve">When </w:t>
       </w:r>
       <w:proofErr w:type="spellStart"/>
@@ -16167,15 +16866,7 @@
       </w:r>
       <w:proofErr w:type="spellEnd"/>
       <w:r>
-        <w:t xml:space="preserve"> defaults to Lax Mode, meaning it will automatically coerce (cast) input data to match the </w:t>
-      </w:r>
-      <w:proofErr w:type="gramStart"/>
-      <w:r>
-        <w:t>type</w:t>
-      </w:r>
-      <w:proofErr w:type="gramEnd"/>
-      <w:r>
-        <w:t xml:space="preserve"> annotation whenever possible. [</w:t>
+        <w:t xml:space="preserve"> defaults to Lax Mode, meaning it will automatically coerce (cast) input data to match the type annotation whenever possible. [</w:t>
       </w:r>
       <w:hyperlink r:id="rId5" w:history="1">
         <w:r>
@@ -18411,6 +19102,7 @@
   <w:style w:type="character" w:default="1" w:styleId="DefaultParagraphFont">
     <w:name w:val="Default Paragraph Font"/>
     <w:uiPriority w:val="1"/>
+    <w:semiHidden/>
     <w:unhideWhenUsed/>
   </w:style>
   <w:style w:type="table" w:default="1" w:styleId="TableNormal">
